--- a/SEM 6/AIDS-1/Documentation/DSEXP3.docx
+++ b/SEM 6/AIDS-1/Documentation/DSEXP3.docx
@@ -2,14 +2,5899 @@
 <file path=word/document.xml><?xml version="1.0" encoding="utf-8"?>
 <w:document xmlns:wpc="http://schemas.microsoft.com/office/word/2010/wordprocessingCanvas" xmlns:cx="http://schemas.microsoft.com/office/drawing/2014/chartex" xmlns:cx1="http://schemas.microsoft.com/office/drawing/2015/9/8/chartex" xmlns:cx2="http://schemas.microsoft.com/office/drawing/2015/10/21/chartex" xmlns:cx3="http://schemas.microsoft.com/office/drawing/2016/5/9/chartex" xmlns:cx4="http://schemas.microsoft.com/office/drawing/2016/5/10/chartex" xmlns:cx5="http://schemas.microsoft.com/office/drawing/2016/5/11/chartex" xmlns:cx6="http://schemas.microsoft.com/office/drawing/2016/5/12/chartex" xmlns:cx7="http://schemas.microsoft.com/office/drawing/2016/5/13/chartex" xmlns:cx8="http://schemas.microsoft.com/office/drawing/2016/5/14/chartex" xmlns:mc="http://schemas.openxmlformats.org/markup-compatibility/2006" xmlns:aink="http://schemas.microsoft.com/office/drawing/2016/ink" xmlns:am3d="http://schemas.microsoft.com/office/drawing/2017/model3d" xmlns:o="urn:schemas-microsoft-com:office:office" xmlns:r="http://schemas.openxmlformats.org/officeDocument/2006/relationships" xmlns:m="http://schemas.openxmlformats.org/officeDocument/2006/math" xmlns:v="urn:schemas-microsoft-com:vml" xmlns:wp14="http://schemas.microsoft.com/office/word/2010/wordprocessingDrawing" xmlns:wp="http://schemas.openxmlformats.org/drawingml/2006/wordprocessingDrawing" xmlns:w10="urn:schemas-microsoft-com:office:word" xmlns:w="http://schemas.openxmlformats.org/wordprocessingml/2006/main" xmlns:w14="http://schemas.microsoft.com/office/word/2010/wordml" xmlns:w15="http://schemas.microsoft.com/office/word/2012/wordml" xmlns:w16cex="http://schemas.microsoft.com/office/word/2018/wordml/cex" xmlns:w16cid="http://schemas.microsoft.com/office/word/2016/wordml/cid" xmlns:w16="http://schemas.microsoft.com/office/word/2018/wordml" xmlns:w16sdtdh="http://schemas.microsoft.com/office/word/2020/wordml/sdtdatahash" xmlns:w16se="http://schemas.microsoft.com/office/word/2015/wordml/symex" xmlns:wpg="http://schemas.microsoft.com/office/word/2010/wordprocessingGroup" xmlns:wpi="http://schemas.microsoft.com/office/word/2010/wordprocessingInk" xmlns:wne="http://schemas.microsoft.com/office/word/2006/wordml" xmlns:wps="http://schemas.microsoft.com/office/word/2010/wordprocessingShape" mc:Ignorable="w14 w15 w16se w16cid w16 w16cex w16sdtdh wp14">
   <w:body>
-    <w:p/>
+    <w:p>
+      <w:pPr>
+        <w:pStyle w:val="H"/>
+      </w:pPr>
+      <w:r>
+        <w:t>Aim:</w:t>
+      </w:r>
+      <w:r>
+        <w:t xml:space="preserve"> </w:t>
+      </w:r>
+      <w:r>
+        <w:t>To perform Graphical Exploratory Data Analysis.</w:t>
+      </w:r>
+    </w:p>
+    <w:p>
+      <w:pPr>
+        <w:pStyle w:val="S"/>
+      </w:pPr>
+    </w:p>
+    <w:p>
+      <w:pPr>
+        <w:pStyle w:val="H"/>
+      </w:pPr>
+      <w:r>
+        <w:t>Dataset:</w:t>
+      </w:r>
+    </w:p>
+    <w:p>
+      <w:pPr>
+        <w:pStyle w:val="T"/>
+      </w:pPr>
+      <w:r>
+        <w:drawing>
+          <wp:inline distT="0" distB="0" distL="0" distR="0" wp14:anchorId="2FE7F9AE" wp14:editId="0CA0B952">
+            <wp:extent cx="6188710" cy="1029335"/>
+            <wp:effectExtent l="0" t="0" r="2540" b="0"/>
+            <wp:docPr id="1" name="Picture 1"/>
+            <wp:cNvGraphicFramePr>
+              <a:graphicFrameLocks xmlns:a="http://schemas.openxmlformats.org/drawingml/2006/main" noChangeAspect="1"/>
+            </wp:cNvGraphicFramePr>
+            <a:graphic xmlns:a="http://schemas.openxmlformats.org/drawingml/2006/main">
+              <a:graphicData uri="http://schemas.openxmlformats.org/drawingml/2006/picture">
+                <pic:pic xmlns:pic="http://schemas.openxmlformats.org/drawingml/2006/picture">
+                  <pic:nvPicPr>
+                    <pic:cNvPr id="1" name=""/>
+                    <pic:cNvPicPr/>
+                  </pic:nvPicPr>
+                  <pic:blipFill>
+                    <a:blip r:embed="rId7"/>
+                    <a:stretch>
+                      <a:fillRect/>
+                    </a:stretch>
+                  </pic:blipFill>
+                  <pic:spPr>
+                    <a:xfrm>
+                      <a:off x="0" y="0"/>
+                      <a:ext cx="6188710" cy="1029335"/>
+                    </a:xfrm>
+                    <a:prstGeom prst="rect">
+                      <a:avLst/>
+                    </a:prstGeom>
+                  </pic:spPr>
+                </pic:pic>
+              </a:graphicData>
+            </a:graphic>
+          </wp:inline>
+        </w:drawing>
+      </w:r>
+    </w:p>
+    <w:p>
+      <w:pPr>
+        <w:pStyle w:val="S"/>
+      </w:pPr>
+    </w:p>
+    <w:p>
+      <w:pPr>
+        <w:pStyle w:val="H"/>
+      </w:pPr>
+      <w:r>
+        <w:t>Loading the Dataset:</w:t>
+      </w:r>
+    </w:p>
+    <w:p>
+      <w:pPr>
+        <w:pStyle w:val="C"/>
+        <w:rPr>
+          <w:color w:val="3B3B3B"/>
+        </w:rPr>
+      </w:pPr>
+      <w:r>
+        <w:rPr>
+          <w:color w:val="AF00DB"/>
+        </w:rPr>
+        <w:t>import</w:t>
+      </w:r>
+      <w:r>
+        <w:rPr>
+          <w:color w:val="3B3B3B"/>
+        </w:rPr>
+        <w:t xml:space="preserve"> </w:t>
+      </w:r>
+      <w:r>
+        <w:t>matplotlib</w:t>
+      </w:r>
+      <w:r>
+        <w:rPr>
+          <w:color w:val="3B3B3B"/>
+        </w:rPr>
+        <w:t>.</w:t>
+      </w:r>
+      <w:r>
+        <w:t>pyplot</w:t>
+      </w:r>
+      <w:r>
+        <w:rPr>
+          <w:color w:val="3B3B3B"/>
+        </w:rPr>
+        <w:t xml:space="preserve"> </w:t>
+      </w:r>
+      <w:r>
+        <w:rPr>
+          <w:color w:val="AF00DB"/>
+        </w:rPr>
+        <w:t>as</w:t>
+      </w:r>
+      <w:r>
+        <w:rPr>
+          <w:color w:val="3B3B3B"/>
+        </w:rPr>
+        <w:t xml:space="preserve"> </w:t>
+      </w:r>
+      <w:r>
+        <w:t>plt</w:t>
+      </w:r>
+    </w:p>
+    <w:p>
+      <w:pPr>
+        <w:pStyle w:val="C"/>
+        <w:rPr>
+          <w:color w:val="3B3B3B"/>
+        </w:rPr>
+      </w:pPr>
+      <w:r>
+        <w:rPr>
+          <w:color w:val="AF00DB"/>
+        </w:rPr>
+        <w:t>import</w:t>
+      </w:r>
+      <w:r>
+        <w:rPr>
+          <w:color w:val="3B3B3B"/>
+        </w:rPr>
+        <w:t xml:space="preserve"> </w:t>
+      </w:r>
+      <w:r>
+        <w:t>numpy</w:t>
+      </w:r>
+      <w:r>
+        <w:rPr>
+          <w:color w:val="3B3B3B"/>
+        </w:rPr>
+        <w:t xml:space="preserve"> </w:t>
+      </w:r>
+      <w:r>
+        <w:rPr>
+          <w:color w:val="AF00DB"/>
+        </w:rPr>
+        <w:t>as</w:t>
+      </w:r>
+      <w:r>
+        <w:rPr>
+          <w:color w:val="3B3B3B"/>
+        </w:rPr>
+        <w:t xml:space="preserve"> </w:t>
+      </w:r>
+      <w:r>
+        <w:t>np</w:t>
+      </w:r>
+    </w:p>
+    <w:p>
+      <w:pPr>
+        <w:pStyle w:val="C"/>
+        <w:rPr>
+          <w:color w:val="3B3B3B"/>
+        </w:rPr>
+      </w:pPr>
+      <w:r>
+        <w:rPr>
+          <w:color w:val="AF00DB"/>
+        </w:rPr>
+        <w:t>import</w:t>
+      </w:r>
+      <w:r>
+        <w:rPr>
+          <w:color w:val="3B3B3B"/>
+        </w:rPr>
+        <w:t xml:space="preserve"> </w:t>
+      </w:r>
+      <w:r>
+        <w:t>pandas</w:t>
+      </w:r>
+      <w:r>
+        <w:rPr>
+          <w:color w:val="3B3B3B"/>
+        </w:rPr>
+        <w:t xml:space="preserve"> </w:t>
+      </w:r>
+      <w:r>
+        <w:rPr>
+          <w:color w:val="AF00DB"/>
+        </w:rPr>
+        <w:t>as</w:t>
+      </w:r>
+      <w:r>
+        <w:rPr>
+          <w:color w:val="3B3B3B"/>
+        </w:rPr>
+        <w:t xml:space="preserve"> </w:t>
+      </w:r>
+      <w:r>
+        <w:t>pd</w:t>
+      </w:r>
+    </w:p>
+    <w:p>
+      <w:pPr>
+        <w:pStyle w:val="C"/>
+        <w:rPr>
+          <w:color w:val="3B3B3B"/>
+        </w:rPr>
+      </w:pPr>
+      <w:r>
+        <w:rPr>
+          <w:color w:val="AF00DB"/>
+        </w:rPr>
+        <w:t>import</w:t>
+      </w:r>
+      <w:r>
+        <w:rPr>
+          <w:color w:val="3B3B3B"/>
+        </w:rPr>
+        <w:t xml:space="preserve"> </w:t>
+      </w:r>
+      <w:r>
+        <w:t>seaborn</w:t>
+      </w:r>
+      <w:r>
+        <w:rPr>
+          <w:color w:val="3B3B3B"/>
+        </w:rPr>
+        <w:t xml:space="preserve"> </w:t>
+      </w:r>
+      <w:r>
+        <w:rPr>
+          <w:color w:val="AF00DB"/>
+        </w:rPr>
+        <w:t>as</w:t>
+      </w:r>
+      <w:r>
+        <w:rPr>
+          <w:color w:val="3B3B3B"/>
+        </w:rPr>
+        <w:t xml:space="preserve"> </w:t>
+      </w:r>
+      <w:r>
+        <w:t>sns</w:t>
+      </w:r>
+    </w:p>
+    <w:p>
+      <w:pPr>
+        <w:pStyle w:val="C"/>
+        <w:rPr>
+          <w:color w:val="3B3B3B"/>
+        </w:rPr>
+      </w:pPr>
+    </w:p>
+    <w:p>
+      <w:pPr>
+        <w:pStyle w:val="C"/>
+        <w:rPr>
+          <w:color w:val="3B3B3B"/>
+        </w:rPr>
+      </w:pPr>
+      <w:r>
+        <w:rPr>
+          <w:color w:val="001080"/>
+        </w:rPr>
+        <w:t>df</w:t>
+      </w:r>
+      <w:r>
+        <w:rPr>
+          <w:color w:val="3B3B3B"/>
+        </w:rPr>
+        <w:t xml:space="preserve"> </w:t>
+      </w:r>
+      <w:r>
+        <w:rPr>
+          <w:color w:val="000000"/>
+        </w:rPr>
+        <w:t>=</w:t>
+      </w:r>
+      <w:r>
+        <w:rPr>
+          <w:color w:val="3B3B3B"/>
+        </w:rPr>
+        <w:t xml:space="preserve"> </w:t>
+      </w:r>
+      <w:r>
+        <w:t>pd</w:t>
+      </w:r>
+      <w:r>
+        <w:rPr>
+          <w:color w:val="3B3B3B"/>
+        </w:rPr>
+        <w:t>.</w:t>
+      </w:r>
+      <w:r>
+        <w:rPr>
+          <w:color w:val="795E26"/>
+        </w:rPr>
+        <w:t>read_excel</w:t>
+      </w:r>
+      <w:r>
+        <w:rPr>
+          <w:color w:val="3B3B3B"/>
+        </w:rPr>
+        <w:t>(</w:t>
+      </w:r>
+      <w:r>
+        <w:rPr>
+          <w:color w:val="A31515"/>
+        </w:rPr>
+        <w:t>'AIDS-1EXP3.xlsx'</w:t>
+      </w:r>
+      <w:r>
+        <w:rPr>
+          <w:color w:val="3B3B3B"/>
+        </w:rPr>
+        <w:t>)</w:t>
+      </w:r>
+    </w:p>
+    <w:p>
+      <w:pPr>
+        <w:pStyle w:val="C"/>
+        <w:rPr>
+          <w:color w:val="3B3B3B"/>
+        </w:rPr>
+      </w:pPr>
+    </w:p>
+    <w:p>
+      <w:pPr>
+        <w:pStyle w:val="C"/>
+        <w:rPr>
+          <w:color w:val="3B3B3B"/>
+        </w:rPr>
+      </w:pPr>
+      <w:r>
+        <w:rPr>
+          <w:color w:val="795E26"/>
+        </w:rPr>
+        <w:t>print</w:t>
+      </w:r>
+      <w:r>
+        <w:rPr>
+          <w:color w:val="3B3B3B"/>
+        </w:rPr>
+        <w:t>(</w:t>
+      </w:r>
+      <w:r>
+        <w:rPr>
+          <w:color w:val="A31515"/>
+        </w:rPr>
+        <w:t>"Dataset Info:"</w:t>
+      </w:r>
+      <w:r>
+        <w:rPr>
+          <w:color w:val="3B3B3B"/>
+        </w:rPr>
+        <w:t>)</w:t>
+      </w:r>
+    </w:p>
+    <w:p>
+      <w:pPr>
+        <w:pStyle w:val="C"/>
+        <w:rPr>
+          <w:color w:val="3B3B3B"/>
+        </w:rPr>
+      </w:pPr>
+      <w:r>
+        <w:rPr>
+          <w:color w:val="795E26"/>
+        </w:rPr>
+        <w:t>print</w:t>
+      </w:r>
+      <w:r>
+        <w:rPr>
+          <w:color w:val="3B3B3B"/>
+        </w:rPr>
+        <w:t>(</w:t>
+      </w:r>
+      <w:r>
+        <w:rPr>
+          <w:color w:val="001080"/>
+        </w:rPr>
+        <w:t>df</w:t>
+      </w:r>
+      <w:r>
+        <w:rPr>
+          <w:color w:val="3B3B3B"/>
+        </w:rPr>
+        <w:t>.</w:t>
+      </w:r>
+      <w:r>
+        <w:rPr>
+          <w:color w:val="795E26"/>
+        </w:rPr>
+        <w:t>info</w:t>
+      </w:r>
+      <w:r>
+        <w:rPr>
+          <w:color w:val="3B3B3B"/>
+        </w:rPr>
+        <w:t>())</w:t>
+      </w:r>
+    </w:p>
+    <w:p>
+      <w:pPr>
+        <w:pStyle w:val="C"/>
+        <w:rPr>
+          <w:color w:val="3B3B3B"/>
+        </w:rPr>
+      </w:pPr>
+      <w:r>
+        <w:rPr>
+          <w:color w:val="795E26"/>
+        </w:rPr>
+        <w:t>print</w:t>
+      </w:r>
+      <w:r>
+        <w:rPr>
+          <w:color w:val="3B3B3B"/>
+        </w:rPr>
+        <w:t>(</w:t>
+      </w:r>
+      <w:r>
+        <w:rPr>
+          <w:color w:val="A31515"/>
+        </w:rPr>
+        <w:t>"</w:t>
+      </w:r>
+      <w:r>
+        <w:rPr>
+          <w:color w:val="EE0000"/>
+        </w:rPr>
+        <w:t>\n</w:t>
+      </w:r>
+      <w:r>
+        <w:rPr>
+          <w:color w:val="A31515"/>
+        </w:rPr>
+        <w:t>First few rows:"</w:t>
+      </w:r>
+      <w:r>
+        <w:rPr>
+          <w:color w:val="3B3B3B"/>
+        </w:rPr>
+        <w:t>)</w:t>
+      </w:r>
+    </w:p>
+    <w:p>
+      <w:pPr>
+        <w:pStyle w:val="C"/>
+        <w:rPr>
+          <w:color w:val="3B3B3B"/>
+        </w:rPr>
+      </w:pPr>
+      <w:r>
+        <w:rPr>
+          <w:color w:val="795E26"/>
+        </w:rPr>
+        <w:t>print</w:t>
+      </w:r>
+      <w:r>
+        <w:rPr>
+          <w:color w:val="3B3B3B"/>
+        </w:rPr>
+        <w:t>(</w:t>
+      </w:r>
+      <w:r>
+        <w:rPr>
+          <w:color w:val="001080"/>
+        </w:rPr>
+        <w:t>df</w:t>
+      </w:r>
+      <w:r>
+        <w:rPr>
+          <w:color w:val="3B3B3B"/>
+        </w:rPr>
+        <w:t>.</w:t>
+      </w:r>
+      <w:r>
+        <w:rPr>
+          <w:color w:val="795E26"/>
+        </w:rPr>
+        <w:t>head</w:t>
+      </w:r>
+      <w:r>
+        <w:rPr>
+          <w:color w:val="3B3B3B"/>
+        </w:rPr>
+        <w:t>())</w:t>
+      </w:r>
+    </w:p>
+    <w:p>
+      <w:pPr>
+        <w:pStyle w:val="C"/>
+        <w:rPr>
+          <w:color w:val="3B3B3B"/>
+        </w:rPr>
+      </w:pPr>
+      <w:r>
+        <w:rPr>
+          <w:color w:val="795E26"/>
+        </w:rPr>
+        <w:t>print</w:t>
+      </w:r>
+      <w:r>
+        <w:rPr>
+          <w:color w:val="3B3B3B"/>
+        </w:rPr>
+        <w:t>(</w:t>
+      </w:r>
+      <w:r>
+        <w:rPr>
+          <w:color w:val="A31515"/>
+        </w:rPr>
+        <w:t>"</w:t>
+      </w:r>
+      <w:r>
+        <w:rPr>
+          <w:color w:val="EE0000"/>
+        </w:rPr>
+        <w:t>\n</w:t>
+      </w:r>
+      <w:r>
+        <w:rPr>
+          <w:color w:val="A31515"/>
+        </w:rPr>
+        <w:t>Column names:"</w:t>
+      </w:r>
+      <w:r>
+        <w:rPr>
+          <w:color w:val="3B3B3B"/>
+        </w:rPr>
+        <w:t>)</w:t>
+      </w:r>
+    </w:p>
+    <w:p>
+      <w:pPr>
+        <w:pStyle w:val="C"/>
+        <w:rPr>
+          <w:color w:val="3B3B3B"/>
+        </w:rPr>
+      </w:pPr>
+      <w:r>
+        <w:rPr>
+          <w:color w:val="795E26"/>
+        </w:rPr>
+        <w:t>print</w:t>
+      </w:r>
+      <w:r>
+        <w:rPr>
+          <w:color w:val="3B3B3B"/>
+        </w:rPr>
+        <w:t>(</w:t>
+      </w:r>
+      <w:r>
+        <w:rPr>
+          <w:color w:val="001080"/>
+        </w:rPr>
+        <w:t>df</w:t>
+      </w:r>
+      <w:r>
+        <w:rPr>
+          <w:color w:val="3B3B3B"/>
+        </w:rPr>
+        <w:t>.</w:t>
+      </w:r>
+      <w:r>
+        <w:rPr>
+          <w:color w:val="001080"/>
+        </w:rPr>
+        <w:t>columns</w:t>
+      </w:r>
+      <w:r>
+        <w:rPr>
+          <w:color w:val="3B3B3B"/>
+        </w:rPr>
+        <w:t>.</w:t>
+      </w:r>
+      <w:r>
+        <w:rPr>
+          <w:color w:val="795E26"/>
+        </w:rPr>
+        <w:t>tolist</w:t>
+      </w:r>
+      <w:r>
+        <w:rPr>
+          <w:color w:val="3B3B3B"/>
+        </w:rPr>
+        <w:t>())</w:t>
+      </w:r>
+    </w:p>
+    <w:p>
+      <w:pPr>
+        <w:pStyle w:val="S"/>
+        <w:rPr>
+          <w:lang w:eastAsia="en-IN"/>
+        </w:rPr>
+      </w:pPr>
+    </w:p>
+    <w:p>
+      <w:pPr>
+        <w:shd w:val="clear" w:color="auto" w:fill="FFFFFF"/>
+        <w:spacing w:after="0" w:line="285" w:lineRule="atLeast"/>
+        <w:rPr>
+          <w:rFonts w:ascii="Consolas" w:eastAsia="Times New Roman" w:hAnsi="Consolas" w:cs="Times New Roman"/>
+          <w:color w:val="3B3B3B"/>
+          <w:sz w:val="21"/>
+          <w:szCs w:val="21"/>
+          <w:lang w:eastAsia="en-IN"/>
+        </w:rPr>
+      </w:pPr>
+      <w:r>
+        <w:rPr>
+          <w:rFonts w:ascii="Consolas" w:eastAsia="Times New Roman" w:hAnsi="Consolas" w:cs="Times New Roman"/>
+          <w:color w:val="3B3B3B"/>
+          <w:sz w:val="21"/>
+          <w:szCs w:val="21"/>
+          <w:lang w:eastAsia="en-IN"/>
+        </w:rPr>
+        <w:t>Output:</w:t>
+      </w:r>
+    </w:p>
+    <w:p>
+      <w:pPr>
+        <w:pStyle w:val="S"/>
+        <w:rPr>
+          <w:lang w:eastAsia="en-IN"/>
+        </w:rPr>
+      </w:pPr>
+    </w:p>
+    <w:p>
+      <w:pPr>
+        <w:shd w:val="clear" w:color="auto" w:fill="FFFFFF"/>
+        <w:spacing w:after="0" w:line="285" w:lineRule="atLeast"/>
+        <w:rPr>
+          <w:rFonts w:ascii="Consolas" w:eastAsia="Times New Roman" w:hAnsi="Consolas" w:cs="Times New Roman"/>
+          <w:color w:val="3B3B3B"/>
+          <w:sz w:val="21"/>
+          <w:szCs w:val="21"/>
+          <w:lang w:eastAsia="en-IN"/>
+        </w:rPr>
+      </w:pPr>
+      <w:r>
+        <w:rPr>
+          <w:rFonts w:ascii="Consolas" w:eastAsia="Times New Roman" w:hAnsi="Consolas" w:cs="Times New Roman"/>
+          <w:color w:val="3B3B3B"/>
+          <w:sz w:val="21"/>
+          <w:szCs w:val="21"/>
+          <w:lang w:eastAsia="en-IN"/>
+        </w:rPr>
+        <w:drawing>
+          <wp:inline distT="0" distB="0" distL="0" distR="0" wp14:anchorId="61E65DD3" wp14:editId="7F3BF179">
+            <wp:extent cx="6188710" cy="2670810"/>
+            <wp:effectExtent l="0" t="0" r="2540" b="0"/>
+            <wp:docPr id="3" name="Picture 3"/>
+            <wp:cNvGraphicFramePr>
+              <a:graphicFrameLocks xmlns:a="http://schemas.openxmlformats.org/drawingml/2006/main" noChangeAspect="1"/>
+            </wp:cNvGraphicFramePr>
+            <a:graphic xmlns:a="http://schemas.openxmlformats.org/drawingml/2006/main">
+              <a:graphicData uri="http://schemas.openxmlformats.org/drawingml/2006/picture">
+                <pic:pic xmlns:pic="http://schemas.openxmlformats.org/drawingml/2006/picture">
+                  <pic:nvPicPr>
+                    <pic:cNvPr id="1" name=""/>
+                    <pic:cNvPicPr/>
+                  </pic:nvPicPr>
+                  <pic:blipFill>
+                    <a:blip r:embed="rId8"/>
+                    <a:stretch>
+                      <a:fillRect/>
+                    </a:stretch>
+                  </pic:blipFill>
+                  <pic:spPr>
+                    <a:xfrm>
+                      <a:off x="0" y="0"/>
+                      <a:ext cx="6188710" cy="2670810"/>
+                    </a:xfrm>
+                    <a:prstGeom prst="rect">
+                      <a:avLst/>
+                    </a:prstGeom>
+                  </pic:spPr>
+                </pic:pic>
+              </a:graphicData>
+            </a:graphic>
+          </wp:inline>
+        </w:drawing>
+      </w:r>
+    </w:p>
+    <w:p>
+      <w:pPr>
+        <w:pStyle w:val="T"/>
+      </w:pPr>
+    </w:p>
+    <w:p>
+      <w:pPr>
+        <w:pStyle w:val="H"/>
+      </w:pPr>
+      <w:r>
+        <w:t>What is a Histogram?</w:t>
+      </w:r>
+    </w:p>
+    <w:p>
+      <w:pPr>
+        <w:pStyle w:val="T"/>
+        <w:rPr>
+          <w:rStyle w:val="hgkelc"/>
+        </w:rPr>
+      </w:pPr>
+      <w:r>
+        <w:rPr>
+          <w:rStyle w:val="hgkelc"/>
+        </w:rPr>
+        <w:lastRenderedPageBreak/>
+        <w:t>A histogram is a chart that plots the distribution of a numeric variable's values as a series of bars. Each bar typically covers a range of numeric values called a bin or class; a bar's height indicates the frequency of data points with a value within the corresponding bin.</w:t>
+      </w:r>
+    </w:p>
+    <w:p>
+      <w:pPr>
+        <w:pStyle w:val="S"/>
+      </w:pPr>
+    </w:p>
+    <w:p>
+      <w:pPr>
+        <w:pStyle w:val="C"/>
+        <w:rPr>
+          <w:color w:val="3B3B3B"/>
+        </w:rPr>
+      </w:pPr>
+      <w:r>
+        <w:t>fig</w:t>
+      </w:r>
+      <w:r>
+        <w:rPr>
+          <w:color w:val="3B3B3B"/>
+        </w:rPr>
+        <w:t xml:space="preserve"> </w:t>
+      </w:r>
+      <w:r>
+        <w:rPr>
+          <w:color w:val="000000"/>
+        </w:rPr>
+        <w:t>=</w:t>
+      </w:r>
+      <w:r>
+        <w:rPr>
+          <w:color w:val="3B3B3B"/>
+        </w:rPr>
+        <w:t xml:space="preserve"> </w:t>
+      </w:r>
+      <w:r>
+        <w:rPr>
+          <w:color w:val="267F99"/>
+        </w:rPr>
+        <w:t>plt</w:t>
+      </w:r>
+      <w:r>
+        <w:rPr>
+          <w:color w:val="3B3B3B"/>
+        </w:rPr>
+        <w:t>.</w:t>
+      </w:r>
+      <w:r>
+        <w:rPr>
+          <w:color w:val="795E26"/>
+        </w:rPr>
+        <w:t>figure</w:t>
+      </w:r>
+      <w:r>
+        <w:rPr>
+          <w:color w:val="3B3B3B"/>
+        </w:rPr>
+        <w:t>(</w:t>
+      </w:r>
+      <w:r>
+        <w:t>figsize</w:t>
+      </w:r>
+      <w:r>
+        <w:rPr>
+          <w:color w:val="000000"/>
+        </w:rPr>
+        <w:t>=</w:t>
+      </w:r>
+      <w:r>
+        <w:rPr>
+          <w:color w:val="3B3B3B"/>
+        </w:rPr>
+        <w:t>(</w:t>
+      </w:r>
+      <w:r>
+        <w:rPr>
+          <w:color w:val="098658"/>
+        </w:rPr>
+        <w:t>20</w:t>
+      </w:r>
+      <w:r>
+        <w:rPr>
+          <w:color w:val="3B3B3B"/>
+        </w:rPr>
+        <w:t xml:space="preserve">, </w:t>
+      </w:r>
+      <w:r>
+        <w:rPr>
+          <w:color w:val="098658"/>
+        </w:rPr>
+        <w:t>16</w:t>
+      </w:r>
+      <w:r>
+        <w:rPr>
+          <w:color w:val="3B3B3B"/>
+        </w:rPr>
+        <w:t>))</w:t>
+      </w:r>
+    </w:p>
+    <w:p>
+      <w:pPr>
+        <w:pStyle w:val="C"/>
+        <w:rPr>
+          <w:color w:val="3B3B3B"/>
+        </w:rPr>
+      </w:pPr>
+    </w:p>
+    <w:p>
+      <w:pPr>
+        <w:pStyle w:val="C"/>
+        <w:rPr>
+          <w:color w:val="3B3B3B"/>
+        </w:rPr>
+      </w:pPr>
+      <w:r>
+        <w:t>ax1</w:t>
+      </w:r>
+      <w:r>
+        <w:rPr>
+          <w:color w:val="3B3B3B"/>
+        </w:rPr>
+        <w:t xml:space="preserve"> </w:t>
+      </w:r>
+      <w:r>
+        <w:rPr>
+          <w:color w:val="000000"/>
+        </w:rPr>
+        <w:t>=</w:t>
+      </w:r>
+      <w:r>
+        <w:rPr>
+          <w:color w:val="3B3B3B"/>
+        </w:rPr>
+        <w:t xml:space="preserve"> </w:t>
+      </w:r>
+      <w:r>
+        <w:rPr>
+          <w:color w:val="267F99"/>
+        </w:rPr>
+        <w:t>plt</w:t>
+      </w:r>
+      <w:r>
+        <w:rPr>
+          <w:color w:val="3B3B3B"/>
+        </w:rPr>
+        <w:t>.</w:t>
+      </w:r>
+      <w:r>
+        <w:rPr>
+          <w:color w:val="795E26"/>
+        </w:rPr>
+        <w:t>subplot</w:t>
+      </w:r>
+      <w:r>
+        <w:rPr>
+          <w:color w:val="3B3B3B"/>
+        </w:rPr>
+        <w:t>(</w:t>
+      </w:r>
+      <w:r>
+        <w:rPr>
+          <w:color w:val="098658"/>
+        </w:rPr>
+        <w:t>2</w:t>
+      </w:r>
+      <w:r>
+        <w:rPr>
+          <w:color w:val="3B3B3B"/>
+        </w:rPr>
+        <w:t xml:space="preserve">, </w:t>
+      </w:r>
+      <w:r>
+        <w:rPr>
+          <w:color w:val="098658"/>
+        </w:rPr>
+        <w:t>2</w:t>
+      </w:r>
+      <w:r>
+        <w:rPr>
+          <w:color w:val="3B3B3B"/>
+        </w:rPr>
+        <w:t xml:space="preserve">, </w:t>
+      </w:r>
+      <w:r>
+        <w:rPr>
+          <w:color w:val="098658"/>
+        </w:rPr>
+        <w:t>1</w:t>
+      </w:r>
+      <w:r>
+        <w:rPr>
+          <w:color w:val="3B3B3B"/>
+        </w:rPr>
+        <w:t>)</w:t>
+      </w:r>
+    </w:p>
+    <w:p>
+      <w:pPr>
+        <w:pStyle w:val="C"/>
+        <w:rPr>
+          <w:color w:val="3B3B3B"/>
+        </w:rPr>
+      </w:pPr>
+      <w:r>
+        <w:t>ax1</w:t>
+      </w:r>
+      <w:r>
+        <w:rPr>
+          <w:color w:val="3B3B3B"/>
+        </w:rPr>
+        <w:t>.</w:t>
+      </w:r>
+      <w:r>
+        <w:rPr>
+          <w:color w:val="795E26"/>
+        </w:rPr>
+        <w:t>hist</w:t>
+      </w:r>
+      <w:r>
+        <w:rPr>
+          <w:color w:val="3B3B3B"/>
+        </w:rPr>
+        <w:t>(</w:t>
+      </w:r>
+      <w:r>
+        <w:t>df</w:t>
+      </w:r>
+      <w:r>
+        <w:rPr>
+          <w:color w:val="3B3B3B"/>
+        </w:rPr>
+        <w:t>[</w:t>
+      </w:r>
+      <w:r>
+        <w:rPr>
+          <w:color w:val="A31515"/>
+        </w:rPr>
+        <w:t>'metacritic_score'</w:t>
+      </w:r>
+      <w:r>
+        <w:rPr>
+          <w:color w:val="3B3B3B"/>
+        </w:rPr>
+        <w:t xml:space="preserve">], </w:t>
+      </w:r>
+      <w:r>
+        <w:t>bins</w:t>
+      </w:r>
+      <w:r>
+        <w:rPr>
+          <w:color w:val="000000"/>
+        </w:rPr>
+        <w:t>=</w:t>
+      </w:r>
+      <w:r>
+        <w:rPr>
+          <w:color w:val="098658"/>
+        </w:rPr>
+        <w:t>8</w:t>
+      </w:r>
+      <w:r>
+        <w:rPr>
+          <w:color w:val="3B3B3B"/>
+        </w:rPr>
+        <w:t xml:space="preserve">, </w:t>
+      </w:r>
+      <w:r>
+        <w:t>color</w:t>
+      </w:r>
+      <w:r>
+        <w:rPr>
+          <w:color w:val="000000"/>
+        </w:rPr>
+        <w:t>=</w:t>
+      </w:r>
+      <w:r>
+        <w:rPr>
+          <w:color w:val="A31515"/>
+        </w:rPr>
+        <w:t>'skyblue'</w:t>
+      </w:r>
+      <w:r>
+        <w:rPr>
+          <w:color w:val="3B3B3B"/>
+        </w:rPr>
+        <w:t xml:space="preserve">, </w:t>
+      </w:r>
+      <w:r>
+        <w:t>edgecolor</w:t>
+      </w:r>
+      <w:r>
+        <w:rPr>
+          <w:color w:val="000000"/>
+        </w:rPr>
+        <w:t>=</w:t>
+      </w:r>
+      <w:r>
+        <w:rPr>
+          <w:color w:val="A31515"/>
+        </w:rPr>
+        <w:t>'black'</w:t>
+      </w:r>
+      <w:r>
+        <w:rPr>
+          <w:color w:val="3B3B3B"/>
+        </w:rPr>
+        <w:t xml:space="preserve">, </w:t>
+      </w:r>
+      <w:r>
+        <w:t>alpha</w:t>
+      </w:r>
+      <w:r>
+        <w:rPr>
+          <w:color w:val="000000"/>
+        </w:rPr>
+        <w:t>=</w:t>
+      </w:r>
+      <w:r>
+        <w:rPr>
+          <w:color w:val="098658"/>
+        </w:rPr>
+        <w:t>0.7</w:t>
+      </w:r>
+      <w:r>
+        <w:rPr>
+          <w:color w:val="3B3B3B"/>
+        </w:rPr>
+        <w:t>)</w:t>
+      </w:r>
+    </w:p>
+    <w:p>
+      <w:pPr>
+        <w:pStyle w:val="C"/>
+        <w:rPr>
+          <w:color w:val="3B3B3B"/>
+        </w:rPr>
+      </w:pPr>
+      <w:r>
+        <w:t>ax1</w:t>
+      </w:r>
+      <w:r>
+        <w:rPr>
+          <w:color w:val="3B3B3B"/>
+        </w:rPr>
+        <w:t>.</w:t>
+      </w:r>
+      <w:r>
+        <w:rPr>
+          <w:color w:val="795E26"/>
+        </w:rPr>
+        <w:t>set_xlabel</w:t>
+      </w:r>
+      <w:r>
+        <w:rPr>
+          <w:color w:val="3B3B3B"/>
+        </w:rPr>
+        <w:t>(</w:t>
+      </w:r>
+      <w:r>
+        <w:rPr>
+          <w:color w:val="A31515"/>
+        </w:rPr>
+        <w:t>'Metacritic Score'</w:t>
+      </w:r>
+      <w:r>
+        <w:rPr>
+          <w:color w:val="3B3B3B"/>
+        </w:rPr>
+        <w:t>)</w:t>
+      </w:r>
+    </w:p>
+    <w:p>
+      <w:pPr>
+        <w:pStyle w:val="C"/>
+        <w:rPr>
+          <w:color w:val="3B3B3B"/>
+        </w:rPr>
+      </w:pPr>
+      <w:r>
+        <w:t>ax1</w:t>
+      </w:r>
+      <w:r>
+        <w:rPr>
+          <w:color w:val="3B3B3B"/>
+        </w:rPr>
+        <w:t>.</w:t>
+      </w:r>
+      <w:r>
+        <w:rPr>
+          <w:color w:val="795E26"/>
+        </w:rPr>
+        <w:t>set_ylabel</w:t>
+      </w:r>
+      <w:r>
+        <w:rPr>
+          <w:color w:val="3B3B3B"/>
+        </w:rPr>
+        <w:t>(</w:t>
+      </w:r>
+      <w:r>
+        <w:rPr>
+          <w:color w:val="A31515"/>
+        </w:rPr>
+        <w:t>'Frequency'</w:t>
+      </w:r>
+      <w:r>
+        <w:rPr>
+          <w:color w:val="3B3B3B"/>
+        </w:rPr>
+        <w:t>)</w:t>
+      </w:r>
+    </w:p>
+    <w:p>
+      <w:pPr>
+        <w:pStyle w:val="C"/>
+        <w:rPr>
+          <w:color w:val="3B3B3B"/>
+        </w:rPr>
+      </w:pPr>
+      <w:r>
+        <w:t>ax1</w:t>
+      </w:r>
+      <w:r>
+        <w:rPr>
+          <w:color w:val="3B3B3B"/>
+        </w:rPr>
+        <w:t>.</w:t>
+      </w:r>
+      <w:r>
+        <w:rPr>
+          <w:color w:val="795E26"/>
+        </w:rPr>
+        <w:t>set_title</w:t>
+      </w:r>
+      <w:r>
+        <w:rPr>
+          <w:color w:val="3B3B3B"/>
+        </w:rPr>
+        <w:t>(</w:t>
+      </w:r>
+      <w:r>
+        <w:rPr>
+          <w:color w:val="A31515"/>
+        </w:rPr>
+        <w:t>'Distribution of Metacritic Scores'</w:t>
+      </w:r>
+      <w:r>
+        <w:rPr>
+          <w:color w:val="3B3B3B"/>
+        </w:rPr>
+        <w:t xml:space="preserve">, </w:t>
+      </w:r>
+      <w:r>
+        <w:t>fontsize</w:t>
+      </w:r>
+      <w:r>
+        <w:rPr>
+          <w:color w:val="000000"/>
+        </w:rPr>
+        <w:t>=</w:t>
+      </w:r>
+      <w:r>
+        <w:rPr>
+          <w:color w:val="098658"/>
+        </w:rPr>
+        <w:t>14</w:t>
+      </w:r>
+      <w:r>
+        <w:rPr>
+          <w:color w:val="3B3B3B"/>
+        </w:rPr>
+        <w:t xml:space="preserve">, </w:t>
+      </w:r>
+      <w:r>
+        <w:t>fontweight</w:t>
+      </w:r>
+      <w:r>
+        <w:rPr>
+          <w:color w:val="000000"/>
+        </w:rPr>
+        <w:t>=</w:t>
+      </w:r>
+      <w:r>
+        <w:rPr>
+          <w:color w:val="A31515"/>
+        </w:rPr>
+        <w:t>'bold'</w:t>
+      </w:r>
+      <w:r>
+        <w:rPr>
+          <w:color w:val="3B3B3B"/>
+        </w:rPr>
+        <w:t>)</w:t>
+      </w:r>
+    </w:p>
+    <w:p>
+      <w:pPr>
+        <w:pStyle w:val="C"/>
+        <w:rPr>
+          <w:color w:val="3B3B3B"/>
+        </w:rPr>
+      </w:pPr>
+      <w:r>
+        <w:t>ax1</w:t>
+      </w:r>
+      <w:r>
+        <w:rPr>
+          <w:color w:val="3B3B3B"/>
+        </w:rPr>
+        <w:t>.</w:t>
+      </w:r>
+      <w:r>
+        <w:rPr>
+          <w:color w:val="795E26"/>
+        </w:rPr>
+        <w:t>grid</w:t>
+      </w:r>
+      <w:r>
+        <w:rPr>
+          <w:color w:val="3B3B3B"/>
+        </w:rPr>
+        <w:t>(</w:t>
+      </w:r>
+      <w:r>
+        <w:rPr>
+          <w:color w:val="0000FF"/>
+        </w:rPr>
+        <w:t>True</w:t>
+      </w:r>
+      <w:r>
+        <w:rPr>
+          <w:color w:val="3B3B3B"/>
+        </w:rPr>
+        <w:t xml:space="preserve">, </w:t>
+      </w:r>
+      <w:r>
+        <w:t>alpha</w:t>
+      </w:r>
+      <w:r>
+        <w:rPr>
+          <w:color w:val="000000"/>
+        </w:rPr>
+        <w:t>=</w:t>
+      </w:r>
+      <w:r>
+        <w:rPr>
+          <w:color w:val="098658"/>
+        </w:rPr>
+        <w:t>0.3</w:t>
+      </w:r>
+      <w:r>
+        <w:rPr>
+          <w:color w:val="3B3B3B"/>
+        </w:rPr>
+        <w:t>)</w:t>
+      </w:r>
+    </w:p>
+    <w:p>
+      <w:pPr>
+        <w:shd w:val="clear" w:color="auto" w:fill="FFFFFF"/>
+        <w:spacing w:after="0" w:line="285" w:lineRule="atLeast"/>
+        <w:rPr>
+          <w:rFonts w:ascii="Consolas" w:eastAsia="Times New Roman" w:hAnsi="Consolas" w:cs="Times New Roman"/>
+          <w:color w:val="3B3B3B"/>
+          <w:sz w:val="21"/>
+          <w:szCs w:val="21"/>
+          <w:lang w:eastAsia="en-IN"/>
+        </w:rPr>
+      </w:pPr>
+    </w:p>
+    <w:p>
+      <w:pPr>
+        <w:pStyle w:val="T"/>
+      </w:pPr>
+      <w:r>
+        <w:t>Ouput:</w:t>
+      </w:r>
+    </w:p>
+    <w:p>
+      <w:pPr>
+        <w:pStyle w:val="S"/>
+      </w:pPr>
+    </w:p>
+    <w:p>
+      <w:pPr>
+        <w:pStyle w:val="S"/>
+      </w:pPr>
+      <w:r>
+        <w:drawing>
+          <wp:inline distT="0" distB="0" distL="0" distR="0" wp14:anchorId="110E36BB" wp14:editId="10275D14">
+            <wp:extent cx="6188710" cy="4657725"/>
+            <wp:effectExtent l="0" t="0" r="2540" b="9525"/>
+            <wp:docPr id="4" name="Picture 4"/>
+            <wp:cNvGraphicFramePr>
+              <a:graphicFrameLocks xmlns:a="http://schemas.openxmlformats.org/drawingml/2006/main" noChangeAspect="1"/>
+            </wp:cNvGraphicFramePr>
+            <a:graphic xmlns:a="http://schemas.openxmlformats.org/drawingml/2006/main">
+              <a:graphicData uri="http://schemas.openxmlformats.org/drawingml/2006/picture">
+                <pic:pic xmlns:pic="http://schemas.openxmlformats.org/drawingml/2006/picture">
+                  <pic:nvPicPr>
+                    <pic:cNvPr id="1" name=""/>
+                    <pic:cNvPicPr/>
+                  </pic:nvPicPr>
+                  <pic:blipFill>
+                    <a:blip r:embed="rId9"/>
+                    <a:stretch>
+                      <a:fillRect/>
+                    </a:stretch>
+                  </pic:blipFill>
+                  <pic:spPr>
+                    <a:xfrm>
+                      <a:off x="0" y="0"/>
+                      <a:ext cx="6188710" cy="4657725"/>
+                    </a:xfrm>
+                    <a:prstGeom prst="rect">
+                      <a:avLst/>
+                    </a:prstGeom>
+                  </pic:spPr>
+                </pic:pic>
+              </a:graphicData>
+            </a:graphic>
+          </wp:inline>
+        </w:drawing>
+      </w:r>
+    </w:p>
+    <w:p>
+      <w:pPr>
+        <w:pStyle w:val="S"/>
+      </w:pPr>
+    </w:p>
+    <w:p>
+      <w:pPr>
+        <w:pStyle w:val="H"/>
+      </w:pPr>
+      <w:r>
+        <w:t xml:space="preserve">What is a </w:t>
+      </w:r>
+      <w:r>
+        <w:t>Scatter Plot</w:t>
+      </w:r>
+      <w:r>
+        <w:t>?</w:t>
+      </w:r>
+    </w:p>
+    <w:p>
+      <w:pPr>
+        <w:pStyle w:val="T"/>
+      </w:pPr>
+      <w:r>
+        <w:t>Scatter plots are the graphs that present the relationship between two variables in a data-set. It represents data points on a two-dimensional plane or on a Cartesian system. The independent variable or attribute is plotted on the X-axis, while the dependent variable is plotted on the Y-axis.</w:t>
+      </w:r>
+    </w:p>
+    <w:p>
+      <w:pPr>
+        <w:pStyle w:val="C"/>
+        <w:rPr>
+          <w:color w:val="3B3B3B"/>
+        </w:rPr>
+      </w:pPr>
+      <w:r>
+        <w:rPr>
+          <w:color w:val="001080"/>
+        </w:rPr>
+        <w:lastRenderedPageBreak/>
+        <w:t>mean_score</w:t>
+      </w:r>
+      <w:r>
+        <w:rPr>
+          <w:color w:val="3B3B3B"/>
+        </w:rPr>
+        <w:t xml:space="preserve"> </w:t>
+      </w:r>
+      <w:r>
+        <w:rPr>
+          <w:color w:val="000000"/>
+        </w:rPr>
+        <w:t>=</w:t>
+      </w:r>
+      <w:r>
+        <w:rPr>
+          <w:color w:val="3B3B3B"/>
+        </w:rPr>
+        <w:t xml:space="preserve"> </w:t>
+      </w:r>
+      <w:r>
+        <w:rPr>
+          <w:color w:val="001080"/>
+        </w:rPr>
+        <w:t>df</w:t>
+      </w:r>
+      <w:r>
+        <w:rPr>
+          <w:color w:val="3B3B3B"/>
+        </w:rPr>
+        <w:t>[</w:t>
+      </w:r>
+      <w:r>
+        <w:t>'metacritic_score'</w:t>
+      </w:r>
+      <w:r>
+        <w:rPr>
+          <w:color w:val="3B3B3B"/>
+        </w:rPr>
+        <w:t>].</w:t>
+      </w:r>
+      <w:r>
+        <w:rPr>
+          <w:color w:val="795E26"/>
+        </w:rPr>
+        <w:t>mean</w:t>
+      </w:r>
+      <w:r>
+        <w:rPr>
+          <w:color w:val="3B3B3B"/>
+        </w:rPr>
+        <w:t>()</w:t>
+      </w:r>
+    </w:p>
+    <w:p>
+      <w:pPr>
+        <w:pStyle w:val="C"/>
+        <w:rPr>
+          <w:color w:val="3B3B3B"/>
+        </w:rPr>
+      </w:pPr>
+      <w:r>
+        <w:rPr>
+          <w:color w:val="001080"/>
+        </w:rPr>
+        <w:t>median_score</w:t>
+      </w:r>
+      <w:r>
+        <w:rPr>
+          <w:color w:val="3B3B3B"/>
+        </w:rPr>
+        <w:t xml:space="preserve"> </w:t>
+      </w:r>
+      <w:r>
+        <w:rPr>
+          <w:color w:val="000000"/>
+        </w:rPr>
+        <w:t>=</w:t>
+      </w:r>
+      <w:r>
+        <w:rPr>
+          <w:color w:val="3B3B3B"/>
+        </w:rPr>
+        <w:t xml:space="preserve"> </w:t>
+      </w:r>
+      <w:r>
+        <w:rPr>
+          <w:color w:val="001080"/>
+        </w:rPr>
+        <w:t>df</w:t>
+      </w:r>
+      <w:r>
+        <w:rPr>
+          <w:color w:val="3B3B3B"/>
+        </w:rPr>
+        <w:t>[</w:t>
+      </w:r>
+      <w:r>
+        <w:t>'metacritic_score'</w:t>
+      </w:r>
+      <w:r>
+        <w:rPr>
+          <w:color w:val="3B3B3B"/>
+        </w:rPr>
+        <w:t>].</w:t>
+      </w:r>
+      <w:r>
+        <w:rPr>
+          <w:color w:val="795E26"/>
+        </w:rPr>
+        <w:t>median</w:t>
+      </w:r>
+      <w:r>
+        <w:rPr>
+          <w:color w:val="3B3B3B"/>
+        </w:rPr>
+        <w:t>()</w:t>
+      </w:r>
+    </w:p>
+    <w:p>
+      <w:pPr>
+        <w:pStyle w:val="C"/>
+        <w:rPr>
+          <w:color w:val="3B3B3B"/>
+        </w:rPr>
+      </w:pPr>
+      <w:r>
+        <w:rPr>
+          <w:color w:val="001080"/>
+        </w:rPr>
+        <w:t>ax1</w:t>
+      </w:r>
+      <w:r>
+        <w:rPr>
+          <w:color w:val="3B3B3B"/>
+        </w:rPr>
+        <w:t>.</w:t>
+      </w:r>
+      <w:r>
+        <w:rPr>
+          <w:color w:val="795E26"/>
+        </w:rPr>
+        <w:t>axvline</w:t>
+      </w:r>
+      <w:r>
+        <w:rPr>
+          <w:color w:val="3B3B3B"/>
+        </w:rPr>
+        <w:t>(</w:t>
+      </w:r>
+      <w:r>
+        <w:rPr>
+          <w:color w:val="001080"/>
+        </w:rPr>
+        <w:t>mean_score</w:t>
+      </w:r>
+      <w:r>
+        <w:rPr>
+          <w:color w:val="3B3B3B"/>
+        </w:rPr>
+        <w:t xml:space="preserve">, </w:t>
+      </w:r>
+      <w:r>
+        <w:rPr>
+          <w:color w:val="001080"/>
+        </w:rPr>
+        <w:t>color</w:t>
+      </w:r>
+      <w:r>
+        <w:rPr>
+          <w:color w:val="000000"/>
+        </w:rPr>
+        <w:t>=</w:t>
+      </w:r>
+      <w:r>
+        <w:t>'red'</w:t>
+      </w:r>
+      <w:r>
+        <w:rPr>
+          <w:color w:val="3B3B3B"/>
+        </w:rPr>
+        <w:t xml:space="preserve">, </w:t>
+      </w:r>
+      <w:r>
+        <w:rPr>
+          <w:color w:val="001080"/>
+        </w:rPr>
+        <w:t>linestyle</w:t>
+      </w:r>
+      <w:r>
+        <w:rPr>
+          <w:color w:val="000000"/>
+        </w:rPr>
+        <w:t>=</w:t>
+      </w:r>
+      <w:r>
+        <w:t>'dashed'</w:t>
+      </w:r>
+      <w:r>
+        <w:rPr>
+          <w:color w:val="3B3B3B"/>
+        </w:rPr>
+        <w:t xml:space="preserve">, </w:t>
+      </w:r>
+      <w:r>
+        <w:rPr>
+          <w:color w:val="001080"/>
+        </w:rPr>
+        <w:t>linewidth</w:t>
+      </w:r>
+      <w:r>
+        <w:rPr>
+          <w:color w:val="000000"/>
+        </w:rPr>
+        <w:t>=</w:t>
+      </w:r>
+      <w:r>
+        <w:rPr>
+          <w:color w:val="098658"/>
+        </w:rPr>
+        <w:t>2</w:t>
+      </w:r>
+      <w:r>
+        <w:rPr>
+          <w:color w:val="3B3B3B"/>
+        </w:rPr>
+        <w:t xml:space="preserve">, </w:t>
+      </w:r>
+      <w:r>
+        <w:rPr>
+          <w:color w:val="001080"/>
+        </w:rPr>
+        <w:t>label</w:t>
+      </w:r>
+      <w:r>
+        <w:rPr>
+          <w:color w:val="000000"/>
+        </w:rPr>
+        <w:t>=</w:t>
+      </w:r>
+      <w:r>
+        <w:rPr>
+          <w:color w:val="0000FF"/>
+        </w:rPr>
+        <w:t>f</w:t>
+      </w:r>
+      <w:r>
+        <w:t xml:space="preserve">'Mean: </w:t>
+      </w:r>
+      <w:r>
+        <w:rPr>
+          <w:color w:val="0000FF"/>
+        </w:rPr>
+        <w:t>{</w:t>
+      </w:r>
+      <w:r>
+        <w:rPr>
+          <w:color w:val="001080"/>
+        </w:rPr>
+        <w:t>mean_score</w:t>
+      </w:r>
+      <w:r>
+        <w:rPr>
+          <w:color w:val="0000FF"/>
+        </w:rPr>
+        <w:t>:.1f}</w:t>
+      </w:r>
+      <w:r>
+        <w:t>'</w:t>
+      </w:r>
+      <w:r>
+        <w:rPr>
+          <w:color w:val="3B3B3B"/>
+        </w:rPr>
+        <w:t>)</w:t>
+      </w:r>
+    </w:p>
+    <w:p>
+      <w:pPr>
+        <w:pStyle w:val="C"/>
+        <w:rPr>
+          <w:color w:val="3B3B3B"/>
+        </w:rPr>
+      </w:pPr>
+      <w:r>
+        <w:rPr>
+          <w:color w:val="001080"/>
+        </w:rPr>
+        <w:t>ax1</w:t>
+      </w:r>
+      <w:r>
+        <w:rPr>
+          <w:color w:val="3B3B3B"/>
+        </w:rPr>
+        <w:t>.</w:t>
+      </w:r>
+      <w:r>
+        <w:rPr>
+          <w:color w:val="795E26"/>
+        </w:rPr>
+        <w:t>axvline</w:t>
+      </w:r>
+      <w:r>
+        <w:rPr>
+          <w:color w:val="3B3B3B"/>
+        </w:rPr>
+        <w:t>(</w:t>
+      </w:r>
+      <w:r>
+        <w:rPr>
+          <w:color w:val="001080"/>
+        </w:rPr>
+        <w:t>median_score</w:t>
+      </w:r>
+      <w:r>
+        <w:rPr>
+          <w:color w:val="3B3B3B"/>
+        </w:rPr>
+        <w:t xml:space="preserve">, </w:t>
+      </w:r>
+      <w:r>
+        <w:rPr>
+          <w:color w:val="001080"/>
+        </w:rPr>
+        <w:t>color</w:t>
+      </w:r>
+      <w:r>
+        <w:rPr>
+          <w:color w:val="000000"/>
+        </w:rPr>
+        <w:t>=</w:t>
+      </w:r>
+      <w:r>
+        <w:t>'green'</w:t>
+      </w:r>
+      <w:r>
+        <w:rPr>
+          <w:color w:val="3B3B3B"/>
+        </w:rPr>
+        <w:t xml:space="preserve">, </w:t>
+      </w:r>
+      <w:r>
+        <w:rPr>
+          <w:color w:val="001080"/>
+        </w:rPr>
+        <w:t>linestyle</w:t>
+      </w:r>
+      <w:r>
+        <w:rPr>
+          <w:color w:val="000000"/>
+        </w:rPr>
+        <w:t>=</w:t>
+      </w:r>
+      <w:r>
+        <w:t>'dashed'</w:t>
+      </w:r>
+      <w:r>
+        <w:rPr>
+          <w:color w:val="3B3B3B"/>
+        </w:rPr>
+        <w:t xml:space="preserve">, </w:t>
+      </w:r>
+      <w:r>
+        <w:rPr>
+          <w:color w:val="001080"/>
+        </w:rPr>
+        <w:t>linewidth</w:t>
+      </w:r>
+      <w:r>
+        <w:rPr>
+          <w:color w:val="000000"/>
+        </w:rPr>
+        <w:t>=</w:t>
+      </w:r>
+      <w:r>
+        <w:rPr>
+          <w:color w:val="098658"/>
+        </w:rPr>
+        <w:t>2</w:t>
+      </w:r>
+      <w:r>
+        <w:rPr>
+          <w:color w:val="3B3B3B"/>
+        </w:rPr>
+        <w:t xml:space="preserve">, </w:t>
+      </w:r>
+      <w:r>
+        <w:rPr>
+          <w:color w:val="001080"/>
+        </w:rPr>
+        <w:t>label</w:t>
+      </w:r>
+      <w:r>
+        <w:rPr>
+          <w:color w:val="000000"/>
+        </w:rPr>
+        <w:t>=</w:t>
+      </w:r>
+      <w:r>
+        <w:rPr>
+          <w:color w:val="0000FF"/>
+        </w:rPr>
+        <w:t>f</w:t>
+      </w:r>
+      <w:r>
+        <w:t xml:space="preserve">'Median: </w:t>
+      </w:r>
+      <w:r>
+        <w:rPr>
+          <w:color w:val="0000FF"/>
+        </w:rPr>
+        <w:t>{</w:t>
+      </w:r>
+      <w:r>
+        <w:rPr>
+          <w:color w:val="001080"/>
+        </w:rPr>
+        <w:t>median_score</w:t>
+      </w:r>
+      <w:r>
+        <w:rPr>
+          <w:color w:val="0000FF"/>
+        </w:rPr>
+        <w:t>:.1f}</w:t>
+      </w:r>
+      <w:r>
+        <w:t>'</w:t>
+      </w:r>
+      <w:r>
+        <w:rPr>
+          <w:color w:val="3B3B3B"/>
+        </w:rPr>
+        <w:t>)</w:t>
+      </w:r>
+    </w:p>
+    <w:p>
+      <w:pPr>
+        <w:pStyle w:val="C"/>
+        <w:rPr>
+          <w:color w:val="3B3B3B"/>
+        </w:rPr>
+      </w:pPr>
+      <w:r>
+        <w:rPr>
+          <w:color w:val="001080"/>
+        </w:rPr>
+        <w:t>ax1</w:t>
+      </w:r>
+      <w:r>
+        <w:rPr>
+          <w:color w:val="3B3B3B"/>
+        </w:rPr>
+        <w:t>.</w:t>
+      </w:r>
+      <w:r>
+        <w:rPr>
+          <w:color w:val="795E26"/>
+        </w:rPr>
+        <w:t>legend</w:t>
+      </w:r>
+      <w:r>
+        <w:rPr>
+          <w:color w:val="3B3B3B"/>
+        </w:rPr>
+        <w:t>()</w:t>
+      </w:r>
+    </w:p>
+    <w:p>
+      <w:pPr>
+        <w:pStyle w:val="C"/>
+        <w:rPr>
+          <w:color w:val="3B3B3B"/>
+        </w:rPr>
+      </w:pPr>
+    </w:p>
+    <w:p>
+      <w:pPr>
+        <w:pStyle w:val="C"/>
+        <w:rPr>
+          <w:color w:val="3B3B3B"/>
+        </w:rPr>
+      </w:pPr>
+      <w:r>
+        <w:rPr>
+          <w:color w:val="001080"/>
+        </w:rPr>
+        <w:t>ax2</w:t>
+      </w:r>
+      <w:r>
+        <w:rPr>
+          <w:color w:val="3B3B3B"/>
+        </w:rPr>
+        <w:t xml:space="preserve"> </w:t>
+      </w:r>
+      <w:r>
+        <w:rPr>
+          <w:color w:val="000000"/>
+        </w:rPr>
+        <w:t>=</w:t>
+      </w:r>
+      <w:r>
+        <w:rPr>
+          <w:color w:val="3B3B3B"/>
+        </w:rPr>
+        <w:t xml:space="preserve"> </w:t>
+      </w:r>
+      <w:r>
+        <w:rPr>
+          <w:color w:val="267F99"/>
+        </w:rPr>
+        <w:t>plt</w:t>
+      </w:r>
+      <w:r>
+        <w:rPr>
+          <w:color w:val="3B3B3B"/>
+        </w:rPr>
+        <w:t>.</w:t>
+      </w:r>
+      <w:r>
+        <w:rPr>
+          <w:color w:val="795E26"/>
+        </w:rPr>
+        <w:t>subplot</w:t>
+      </w:r>
+      <w:r>
+        <w:rPr>
+          <w:color w:val="3B3B3B"/>
+        </w:rPr>
+        <w:t>(</w:t>
+      </w:r>
+      <w:r>
+        <w:rPr>
+          <w:color w:val="098658"/>
+        </w:rPr>
+        <w:t>2</w:t>
+      </w:r>
+      <w:r>
+        <w:rPr>
+          <w:color w:val="3B3B3B"/>
+        </w:rPr>
+        <w:t xml:space="preserve">, </w:t>
+      </w:r>
+      <w:r>
+        <w:rPr>
+          <w:color w:val="098658"/>
+        </w:rPr>
+        <w:t>2</w:t>
+      </w:r>
+      <w:r>
+        <w:rPr>
+          <w:color w:val="3B3B3B"/>
+        </w:rPr>
+        <w:t xml:space="preserve">, </w:t>
+      </w:r>
+      <w:r>
+        <w:rPr>
+          <w:color w:val="098658"/>
+        </w:rPr>
+        <w:t>2</w:t>
+      </w:r>
+      <w:r>
+        <w:rPr>
+          <w:color w:val="3B3B3B"/>
+        </w:rPr>
+        <w:t>)</w:t>
+      </w:r>
+    </w:p>
+    <w:p>
+      <w:pPr>
+        <w:pStyle w:val="C"/>
+        <w:rPr>
+          <w:color w:val="3B3B3B"/>
+        </w:rPr>
+      </w:pPr>
+    </w:p>
+    <w:p>
+      <w:pPr>
+        <w:pStyle w:val="C"/>
+        <w:rPr>
+          <w:color w:val="3B3B3B"/>
+        </w:rPr>
+      </w:pPr>
+      <w:r>
+        <w:rPr>
+          <w:color w:val="001080"/>
+        </w:rPr>
+        <w:t>colors</w:t>
+      </w:r>
+      <w:r>
+        <w:rPr>
+          <w:color w:val="3B3B3B"/>
+        </w:rPr>
+        <w:t xml:space="preserve"> </w:t>
+      </w:r>
+      <w:r>
+        <w:rPr>
+          <w:color w:val="000000"/>
+        </w:rPr>
+        <w:t>=</w:t>
+      </w:r>
+      <w:r>
+        <w:rPr>
+          <w:color w:val="3B3B3B"/>
+        </w:rPr>
+        <w:t xml:space="preserve"> {</w:t>
+      </w:r>
+      <w:r>
+        <w:t>'M'</w:t>
+      </w:r>
+      <w:r>
+        <w:rPr>
+          <w:color w:val="3B3B3B"/>
+        </w:rPr>
+        <w:t xml:space="preserve">: </w:t>
+      </w:r>
+      <w:r>
+        <w:t>'red'</w:t>
+      </w:r>
+      <w:r>
+        <w:rPr>
+          <w:color w:val="3B3B3B"/>
+        </w:rPr>
+        <w:t xml:space="preserve">, </w:t>
+      </w:r>
+      <w:r>
+        <w:t>'T'</w:t>
+      </w:r>
+      <w:r>
+        <w:rPr>
+          <w:color w:val="3B3B3B"/>
+        </w:rPr>
+        <w:t xml:space="preserve">: </w:t>
+      </w:r>
+      <w:r>
+        <w:t>'blue'</w:t>
+      </w:r>
+      <w:r>
+        <w:rPr>
+          <w:color w:val="3B3B3B"/>
+        </w:rPr>
+        <w:t>}</w:t>
+      </w:r>
+    </w:p>
+    <w:p>
+      <w:pPr>
+        <w:pStyle w:val="C"/>
+        <w:rPr>
+          <w:color w:val="3B3B3B"/>
+        </w:rPr>
+      </w:pPr>
+      <w:r>
+        <w:rPr>
+          <w:color w:val="AF00DB"/>
+        </w:rPr>
+        <w:t>for</w:t>
+      </w:r>
+      <w:r>
+        <w:rPr>
+          <w:color w:val="3B3B3B"/>
+        </w:rPr>
+        <w:t xml:space="preserve"> </w:t>
+      </w:r>
+      <w:r>
+        <w:rPr>
+          <w:color w:val="001080"/>
+        </w:rPr>
+        <w:t>rating</w:t>
+      </w:r>
+      <w:r>
+        <w:rPr>
+          <w:color w:val="3B3B3B"/>
+        </w:rPr>
+        <w:t xml:space="preserve"> </w:t>
+      </w:r>
+      <w:r>
+        <w:rPr>
+          <w:color w:val="795E26"/>
+        </w:rPr>
+        <w:t>in</w:t>
+      </w:r>
+      <w:r>
+        <w:rPr>
+          <w:color w:val="3B3B3B"/>
+        </w:rPr>
+        <w:t xml:space="preserve"> </w:t>
+      </w:r>
+      <w:r>
+        <w:rPr>
+          <w:color w:val="001080"/>
+        </w:rPr>
+        <w:t>df</w:t>
+      </w:r>
+      <w:r>
+        <w:rPr>
+          <w:color w:val="3B3B3B"/>
+        </w:rPr>
+        <w:t>[</w:t>
+      </w:r>
+      <w:r>
+        <w:t>'ESRB Rating'</w:t>
+      </w:r>
+      <w:r>
+        <w:rPr>
+          <w:color w:val="3B3B3B"/>
+        </w:rPr>
+        <w:t>].</w:t>
+      </w:r>
+      <w:r>
+        <w:rPr>
+          <w:color w:val="795E26"/>
+        </w:rPr>
+        <w:t>unique</w:t>
+      </w:r>
+      <w:r>
+        <w:rPr>
+          <w:color w:val="3B3B3B"/>
+        </w:rPr>
+        <w:t>():</w:t>
+      </w:r>
+    </w:p>
+    <w:p>
+      <w:pPr>
+        <w:pStyle w:val="C"/>
+        <w:rPr>
+          <w:color w:val="3B3B3B"/>
+        </w:rPr>
+      </w:pPr>
+      <w:r>
+        <w:rPr>
+          <w:color w:val="3B3B3B"/>
+        </w:rPr>
+        <w:t xml:space="preserve">    </w:t>
+      </w:r>
+      <w:r>
+        <w:rPr>
+          <w:color w:val="001080"/>
+        </w:rPr>
+        <w:t>mask</w:t>
+      </w:r>
+      <w:r>
+        <w:rPr>
+          <w:color w:val="3B3B3B"/>
+        </w:rPr>
+        <w:t xml:space="preserve"> </w:t>
+      </w:r>
+      <w:r>
+        <w:rPr>
+          <w:color w:val="000000"/>
+        </w:rPr>
+        <w:t>=</w:t>
+      </w:r>
+      <w:r>
+        <w:rPr>
+          <w:color w:val="3B3B3B"/>
+        </w:rPr>
+        <w:t xml:space="preserve"> </w:t>
+      </w:r>
+      <w:r>
+        <w:rPr>
+          <w:color w:val="001080"/>
+        </w:rPr>
+        <w:t>df</w:t>
+      </w:r>
+      <w:r>
+        <w:rPr>
+          <w:color w:val="3B3B3B"/>
+        </w:rPr>
+        <w:t>[</w:t>
+      </w:r>
+      <w:r>
+        <w:t>'ESRB Rating'</w:t>
+      </w:r>
+      <w:r>
+        <w:rPr>
+          <w:color w:val="3B3B3B"/>
+        </w:rPr>
+        <w:t xml:space="preserve">] </w:t>
+      </w:r>
+      <w:r>
+        <w:rPr>
+          <w:color w:val="795E26"/>
+        </w:rPr>
+        <w:t>==</w:t>
+      </w:r>
+      <w:r>
+        <w:rPr>
+          <w:color w:val="3B3B3B"/>
+        </w:rPr>
+        <w:t xml:space="preserve"> </w:t>
+      </w:r>
+      <w:r>
+        <w:rPr>
+          <w:color w:val="001080"/>
+        </w:rPr>
+        <w:t>rating</w:t>
+      </w:r>
+    </w:p>
+    <w:p>
+      <w:pPr>
+        <w:pStyle w:val="C"/>
+        <w:rPr>
+          <w:color w:val="3B3B3B"/>
+        </w:rPr>
+      </w:pPr>
+      <w:r>
+        <w:rPr>
+          <w:color w:val="3B3B3B"/>
+        </w:rPr>
+        <w:t xml:space="preserve">    </w:t>
+      </w:r>
+      <w:r>
+        <w:rPr>
+          <w:color w:val="001080"/>
+        </w:rPr>
+        <w:t>ax2</w:t>
+      </w:r>
+      <w:r>
+        <w:rPr>
+          <w:color w:val="3B3B3B"/>
+        </w:rPr>
+        <w:t>.</w:t>
+      </w:r>
+      <w:r>
+        <w:rPr>
+          <w:color w:val="795E26"/>
+        </w:rPr>
+        <w:t>scatter</w:t>
+      </w:r>
+      <w:r>
+        <w:rPr>
+          <w:color w:val="3B3B3B"/>
+        </w:rPr>
+        <w:t>(</w:t>
+      </w:r>
+      <w:r>
+        <w:rPr>
+          <w:color w:val="001080"/>
+        </w:rPr>
+        <w:t>df</w:t>
+      </w:r>
+      <w:r>
+        <w:rPr>
+          <w:color w:val="3B3B3B"/>
+        </w:rPr>
+        <w:t>[</w:t>
+      </w:r>
+      <w:r>
+        <w:rPr>
+          <w:color w:val="001080"/>
+        </w:rPr>
+        <w:t>mask</w:t>
+      </w:r>
+      <w:r>
+        <w:rPr>
+          <w:color w:val="3B3B3B"/>
+        </w:rPr>
+        <w:t>][</w:t>
+      </w:r>
+      <w:r>
+        <w:t>'metacritic_score'</w:t>
+      </w:r>
+      <w:r>
+        <w:rPr>
+          <w:color w:val="3B3B3B"/>
+        </w:rPr>
+        <w:t xml:space="preserve">], </w:t>
+      </w:r>
+    </w:p>
+    <w:p>
+      <w:pPr>
+        <w:pStyle w:val="C"/>
+        <w:rPr>
+          <w:color w:val="3B3B3B"/>
+        </w:rPr>
+      </w:pPr>
+      <w:r>
+        <w:rPr>
+          <w:color w:val="3B3B3B"/>
+        </w:rPr>
+        <w:t>               </w:t>
+      </w:r>
+      <w:r>
+        <w:rPr>
+          <w:color w:val="001080"/>
+        </w:rPr>
+        <w:t>df</w:t>
+      </w:r>
+      <w:r>
+        <w:rPr>
+          <w:color w:val="3B3B3B"/>
+        </w:rPr>
+        <w:t>[</w:t>
+      </w:r>
+      <w:r>
+        <w:rPr>
+          <w:color w:val="001080"/>
+        </w:rPr>
+        <w:t>mask</w:t>
+      </w:r>
+      <w:r>
+        <w:rPr>
+          <w:color w:val="3B3B3B"/>
+        </w:rPr>
+        <w:t>][</w:t>
+      </w:r>
+      <w:r>
+        <w:t>'estimated_sales_in_millions'</w:t>
+      </w:r>
+      <w:r>
+        <w:rPr>
+          <w:color w:val="3B3B3B"/>
+        </w:rPr>
+        <w:t>],</w:t>
+      </w:r>
+    </w:p>
+    <w:p>
+      <w:pPr>
+        <w:pStyle w:val="C"/>
+        <w:rPr>
+          <w:color w:val="3B3B3B"/>
+        </w:rPr>
+      </w:pPr>
+      <w:r>
+        <w:rPr>
+          <w:color w:val="3B3B3B"/>
+        </w:rPr>
+        <w:t>               </w:t>
+      </w:r>
+      <w:r>
+        <w:rPr>
+          <w:color w:val="001080"/>
+        </w:rPr>
+        <w:t>c</w:t>
+      </w:r>
+      <w:r>
+        <w:rPr>
+          <w:color w:val="000000"/>
+        </w:rPr>
+        <w:t>=</w:t>
+      </w:r>
+      <w:r>
+        <w:rPr>
+          <w:color w:val="001080"/>
+        </w:rPr>
+        <w:t>colors</w:t>
+      </w:r>
+      <w:r>
+        <w:rPr>
+          <w:color w:val="3B3B3B"/>
+        </w:rPr>
+        <w:t>[</w:t>
+      </w:r>
+      <w:r>
+        <w:rPr>
+          <w:color w:val="001080"/>
+        </w:rPr>
+        <w:t>rating</w:t>
+      </w:r>
+      <w:r>
+        <w:rPr>
+          <w:color w:val="3B3B3B"/>
+        </w:rPr>
+        <w:t xml:space="preserve">], </w:t>
+      </w:r>
+    </w:p>
+    <w:p>
+      <w:pPr>
+        <w:pStyle w:val="C"/>
+        <w:rPr>
+          <w:color w:val="3B3B3B"/>
+        </w:rPr>
+      </w:pPr>
+      <w:r>
+        <w:rPr>
+          <w:color w:val="3B3B3B"/>
+        </w:rPr>
+        <w:t>               </w:t>
+      </w:r>
+      <w:r>
+        <w:rPr>
+          <w:color w:val="001080"/>
+        </w:rPr>
+        <w:t>label</w:t>
+      </w:r>
+      <w:r>
+        <w:rPr>
+          <w:color w:val="000000"/>
+        </w:rPr>
+        <w:t>=</w:t>
+      </w:r>
+      <w:r>
+        <w:rPr>
+          <w:color w:val="0000FF"/>
+        </w:rPr>
+        <w:t>f</w:t>
+      </w:r>
+      <w:r>
+        <w:t xml:space="preserve">'ESRB </w:t>
+      </w:r>
+      <w:r>
+        <w:rPr>
+          <w:color w:val="0000FF"/>
+        </w:rPr>
+        <w:t>{</w:t>
+      </w:r>
+      <w:r>
+        <w:rPr>
+          <w:color w:val="001080"/>
+        </w:rPr>
+        <w:t>rating</w:t>
+      </w:r>
+      <w:r>
+        <w:rPr>
+          <w:color w:val="0000FF"/>
+        </w:rPr>
+        <w:t>}</w:t>
+      </w:r>
+      <w:r>
+        <w:t>'</w:t>
+      </w:r>
+      <w:r>
+        <w:rPr>
+          <w:color w:val="3B3B3B"/>
+        </w:rPr>
+        <w:t>,</w:t>
+      </w:r>
+    </w:p>
+    <w:p>
+      <w:pPr>
+        <w:pStyle w:val="C"/>
+        <w:rPr>
+          <w:color w:val="3B3B3B"/>
+        </w:rPr>
+      </w:pPr>
+      <w:r>
+        <w:rPr>
+          <w:color w:val="3B3B3B"/>
+        </w:rPr>
+        <w:t>               </w:t>
+      </w:r>
+      <w:r>
+        <w:rPr>
+          <w:color w:val="001080"/>
+        </w:rPr>
+        <w:t>s</w:t>
+      </w:r>
+      <w:r>
+        <w:rPr>
+          <w:color w:val="000000"/>
+        </w:rPr>
+        <w:t>=</w:t>
+      </w:r>
+      <w:r>
+        <w:rPr>
+          <w:color w:val="098658"/>
+        </w:rPr>
+        <w:t>100</w:t>
+      </w:r>
+      <w:r>
+        <w:rPr>
+          <w:color w:val="3B3B3B"/>
+        </w:rPr>
+        <w:t xml:space="preserve">, </w:t>
+      </w:r>
+    </w:p>
+    <w:p>
+      <w:pPr>
+        <w:pStyle w:val="C"/>
+        <w:rPr>
+          <w:color w:val="3B3B3B"/>
+        </w:rPr>
+      </w:pPr>
+      <w:r>
+        <w:rPr>
+          <w:color w:val="3B3B3B"/>
+        </w:rPr>
+        <w:t>               </w:t>
+      </w:r>
+      <w:r>
+        <w:rPr>
+          <w:color w:val="001080"/>
+        </w:rPr>
+        <w:t>alpha</w:t>
+      </w:r>
+      <w:r>
+        <w:rPr>
+          <w:color w:val="000000"/>
+        </w:rPr>
+        <w:t>=</w:t>
+      </w:r>
+      <w:r>
+        <w:rPr>
+          <w:color w:val="098658"/>
+        </w:rPr>
+        <w:t>0.6</w:t>
+      </w:r>
+      <w:r>
+        <w:rPr>
+          <w:color w:val="3B3B3B"/>
+        </w:rPr>
+        <w:t>)</w:t>
+      </w:r>
+    </w:p>
+    <w:p>
+      <w:pPr>
+        <w:shd w:val="clear" w:color="auto" w:fill="FFFFFF"/>
+        <w:spacing w:after="0" w:line="285" w:lineRule="atLeast"/>
+        <w:rPr>
+          <w:rFonts w:ascii="Consolas" w:eastAsia="Times New Roman" w:hAnsi="Consolas" w:cs="Times New Roman"/>
+          <w:color w:val="3B3B3B"/>
+          <w:sz w:val="21"/>
+          <w:szCs w:val="21"/>
+          <w:lang w:eastAsia="en-IN"/>
+        </w:rPr>
+      </w:pPr>
+    </w:p>
+    <w:p>
+      <w:pPr>
+        <w:pStyle w:val="T"/>
+      </w:pPr>
+      <w:r>
+        <w:t>Ouput:</w:t>
+      </w:r>
+    </w:p>
+    <w:p>
+      <w:pPr>
+        <w:pStyle w:val="S"/>
+      </w:pPr>
+    </w:p>
+    <w:p>
+      <w:pPr>
+        <w:pStyle w:val="S"/>
+      </w:pPr>
+      <w:r>
+        <w:drawing>
+          <wp:inline distT="0" distB="0" distL="0" distR="0" wp14:anchorId="774BFFFA" wp14:editId="39A80977">
+            <wp:extent cx="4448796" cy="2210108"/>
+            <wp:effectExtent l="0" t="0" r="9525" b="0"/>
+            <wp:docPr id="8" name="Picture 8"/>
+            <wp:cNvGraphicFramePr>
+              <a:graphicFrameLocks xmlns:a="http://schemas.openxmlformats.org/drawingml/2006/main" noChangeAspect="1"/>
+            </wp:cNvGraphicFramePr>
+            <a:graphic xmlns:a="http://schemas.openxmlformats.org/drawingml/2006/main">
+              <a:graphicData uri="http://schemas.openxmlformats.org/drawingml/2006/picture">
+                <pic:pic xmlns:pic="http://schemas.openxmlformats.org/drawingml/2006/picture">
+                  <pic:nvPicPr>
+                    <pic:cNvPr id="1" name=""/>
+                    <pic:cNvPicPr/>
+                  </pic:nvPicPr>
+                  <pic:blipFill>
+                    <a:blip r:embed="rId10"/>
+                    <a:stretch>
+                      <a:fillRect/>
+                    </a:stretch>
+                  </pic:blipFill>
+                  <pic:spPr>
+                    <a:xfrm>
+                      <a:off x="0" y="0"/>
+                      <a:ext cx="4448796" cy="2210108"/>
+                    </a:xfrm>
+                    <a:prstGeom prst="rect">
+                      <a:avLst/>
+                    </a:prstGeom>
+                  </pic:spPr>
+                </pic:pic>
+              </a:graphicData>
+            </a:graphic>
+          </wp:inline>
+        </w:drawing>
+      </w:r>
+    </w:p>
+    <w:p>
+      <w:pPr>
+        <w:pStyle w:val="S"/>
+      </w:pPr>
+    </w:p>
+    <w:p>
+      <w:pPr>
+        <w:pStyle w:val="H"/>
+      </w:pPr>
+      <w:r>
+        <w:t xml:space="preserve">What is a </w:t>
+      </w:r>
+      <w:r>
+        <w:t>Bar Graph</w:t>
+      </w:r>
+      <w:r>
+        <w:t>?</w:t>
+      </w:r>
+    </w:p>
+    <w:p>
+      <w:pPr>
+        <w:pStyle w:val="S"/>
+      </w:pPr>
+      <w:r>
+        <w:rPr>
+          <w:sz w:val="22"/>
+          <w:szCs w:val="22"/>
+          <w:lang w:val="en-IN"/>
+        </w:rPr>
+        <w:t>A bar graph (or bar chart) is a visual tool that uses rectangular bars to represent and compare numerical data across different categories.</w:t>
+      </w:r>
+    </w:p>
+    <w:p>
+      <w:pPr>
+        <w:pStyle w:val="S"/>
+        <w:rPr>
+          <w:lang w:eastAsia="en-IN"/>
+        </w:rPr>
+      </w:pPr>
+    </w:p>
+    <w:p>
+      <w:pPr>
+        <w:pStyle w:val="C"/>
+        <w:rPr>
+          <w:color w:val="3B3B3B"/>
+        </w:rPr>
+      </w:pPr>
+      <w:r>
+        <w:rPr>
+          <w:color w:val="001080"/>
+        </w:rPr>
+        <w:t>ax2</w:t>
+      </w:r>
+      <w:r>
+        <w:rPr>
+          <w:color w:val="3B3B3B"/>
+        </w:rPr>
+        <w:t>.</w:t>
+      </w:r>
+      <w:r>
+        <w:rPr>
+          <w:color w:val="795E26"/>
+        </w:rPr>
+        <w:t>set_xlabel</w:t>
+      </w:r>
+      <w:r>
+        <w:rPr>
+          <w:color w:val="3B3B3B"/>
+        </w:rPr>
+        <w:t>(</w:t>
+      </w:r>
+      <w:r>
+        <w:t>'Metacritic Score'</w:t>
+      </w:r>
+      <w:r>
+        <w:rPr>
+          <w:color w:val="3B3B3B"/>
+        </w:rPr>
+        <w:t>)</w:t>
+      </w:r>
+    </w:p>
+    <w:p>
+      <w:pPr>
+        <w:pStyle w:val="C"/>
+        <w:rPr>
+          <w:color w:val="3B3B3B"/>
+        </w:rPr>
+      </w:pPr>
+      <w:r>
+        <w:rPr>
+          <w:color w:val="001080"/>
+        </w:rPr>
+        <w:t>ax2</w:t>
+      </w:r>
+      <w:r>
+        <w:rPr>
+          <w:color w:val="3B3B3B"/>
+        </w:rPr>
+        <w:t>.</w:t>
+      </w:r>
+      <w:r>
+        <w:rPr>
+          <w:color w:val="795E26"/>
+        </w:rPr>
+        <w:t>set_ylabel</w:t>
+      </w:r>
+      <w:r>
+        <w:rPr>
+          <w:color w:val="3B3B3B"/>
+        </w:rPr>
+        <w:t>(</w:t>
+      </w:r>
+      <w:r>
+        <w:t>'Estimated Sales (Millions)'</w:t>
+      </w:r>
+      <w:r>
+        <w:rPr>
+          <w:color w:val="3B3B3B"/>
+        </w:rPr>
+        <w:t>)</w:t>
+      </w:r>
+    </w:p>
+    <w:p>
+      <w:pPr>
+        <w:pStyle w:val="C"/>
+        <w:rPr>
+          <w:color w:val="3B3B3B"/>
+        </w:rPr>
+      </w:pPr>
+      <w:r>
+        <w:rPr>
+          <w:color w:val="001080"/>
+        </w:rPr>
+        <w:t>ax2</w:t>
+      </w:r>
+      <w:r>
+        <w:rPr>
+          <w:color w:val="3B3B3B"/>
+        </w:rPr>
+        <w:t>.</w:t>
+      </w:r>
+      <w:r>
+        <w:rPr>
+          <w:color w:val="795E26"/>
+        </w:rPr>
+        <w:t>set_title</w:t>
+      </w:r>
+      <w:r>
+        <w:rPr>
+          <w:color w:val="3B3B3B"/>
+        </w:rPr>
+        <w:t>(</w:t>
+      </w:r>
+      <w:r>
+        <w:t>'Metacritic Score vs Estimated Sales'</w:t>
+      </w:r>
+      <w:r>
+        <w:rPr>
+          <w:color w:val="3B3B3B"/>
+        </w:rPr>
+        <w:t xml:space="preserve">, </w:t>
+      </w:r>
+      <w:r>
+        <w:rPr>
+          <w:color w:val="001080"/>
+        </w:rPr>
+        <w:t>fontsize</w:t>
+      </w:r>
+      <w:r>
+        <w:rPr>
+          <w:color w:val="000000"/>
+        </w:rPr>
+        <w:t>=</w:t>
+      </w:r>
+      <w:r>
+        <w:rPr>
+          <w:color w:val="098658"/>
+        </w:rPr>
+        <w:t>14</w:t>
+      </w:r>
+      <w:r>
+        <w:rPr>
+          <w:color w:val="3B3B3B"/>
+        </w:rPr>
+        <w:t xml:space="preserve">, </w:t>
+      </w:r>
+      <w:r>
+        <w:rPr>
+          <w:color w:val="001080"/>
+        </w:rPr>
+        <w:t>fontweight</w:t>
+      </w:r>
+      <w:r>
+        <w:rPr>
+          <w:color w:val="000000"/>
+        </w:rPr>
+        <w:t>=</w:t>
+      </w:r>
+      <w:r>
+        <w:t>'bold'</w:t>
+      </w:r>
+      <w:r>
+        <w:rPr>
+          <w:color w:val="3B3B3B"/>
+        </w:rPr>
+        <w:t>)</w:t>
+      </w:r>
+    </w:p>
+    <w:p>
+      <w:pPr>
+        <w:pStyle w:val="C"/>
+        <w:rPr>
+          <w:color w:val="3B3B3B"/>
+        </w:rPr>
+      </w:pPr>
+      <w:r>
+        <w:rPr>
+          <w:color w:val="001080"/>
+        </w:rPr>
+        <w:t>ax2</w:t>
+      </w:r>
+      <w:r>
+        <w:rPr>
+          <w:color w:val="3B3B3B"/>
+        </w:rPr>
+        <w:t>.</w:t>
+      </w:r>
+      <w:r>
+        <w:rPr>
+          <w:color w:val="795E26"/>
+        </w:rPr>
+        <w:t>legend</w:t>
+      </w:r>
+      <w:r>
+        <w:rPr>
+          <w:color w:val="3B3B3B"/>
+        </w:rPr>
+        <w:t>()</w:t>
+      </w:r>
+    </w:p>
+    <w:p>
+      <w:pPr>
+        <w:pStyle w:val="C"/>
+        <w:rPr>
+          <w:color w:val="3B3B3B"/>
+        </w:rPr>
+      </w:pPr>
+      <w:r>
+        <w:rPr>
+          <w:color w:val="001080"/>
+        </w:rPr>
+        <w:t>ax2</w:t>
+      </w:r>
+      <w:r>
+        <w:rPr>
+          <w:color w:val="3B3B3B"/>
+        </w:rPr>
+        <w:t>.</w:t>
+      </w:r>
+      <w:r>
+        <w:rPr>
+          <w:color w:val="795E26"/>
+        </w:rPr>
+        <w:t>grid</w:t>
+      </w:r>
+      <w:r>
+        <w:rPr>
+          <w:color w:val="3B3B3B"/>
+        </w:rPr>
+        <w:t>(</w:t>
+      </w:r>
+      <w:r>
+        <w:rPr>
+          <w:color w:val="0000FF"/>
+        </w:rPr>
+        <w:t>True</w:t>
+      </w:r>
+      <w:r>
+        <w:rPr>
+          <w:color w:val="3B3B3B"/>
+        </w:rPr>
+        <w:t xml:space="preserve">, </w:t>
+      </w:r>
+      <w:r>
+        <w:rPr>
+          <w:color w:val="001080"/>
+        </w:rPr>
+        <w:t>alpha</w:t>
+      </w:r>
+      <w:r>
+        <w:rPr>
+          <w:color w:val="000000"/>
+        </w:rPr>
+        <w:t>=</w:t>
+      </w:r>
+      <w:r>
+        <w:rPr>
+          <w:color w:val="098658"/>
+        </w:rPr>
+        <w:t>0.3</w:t>
+      </w:r>
+      <w:r>
+        <w:rPr>
+          <w:color w:val="3B3B3B"/>
+        </w:rPr>
+        <w:t>)</w:t>
+      </w:r>
+    </w:p>
+    <w:p>
+      <w:pPr>
+        <w:pStyle w:val="C"/>
+        <w:rPr>
+          <w:color w:val="3B3B3B"/>
+        </w:rPr>
+      </w:pPr>
+    </w:p>
+    <w:p>
+      <w:pPr>
+        <w:pStyle w:val="C"/>
+        <w:rPr>
+          <w:color w:val="3B3B3B"/>
+        </w:rPr>
+      </w:pPr>
+      <w:r>
+        <w:rPr>
+          <w:color w:val="001080"/>
+        </w:rPr>
+        <w:lastRenderedPageBreak/>
+        <w:t>z</w:t>
+      </w:r>
+      <w:r>
+        <w:rPr>
+          <w:color w:val="3B3B3B"/>
+        </w:rPr>
+        <w:t xml:space="preserve"> </w:t>
+      </w:r>
+      <w:r>
+        <w:rPr>
+          <w:color w:val="000000"/>
+        </w:rPr>
+        <w:t>=</w:t>
+      </w:r>
+      <w:r>
+        <w:rPr>
+          <w:color w:val="3B3B3B"/>
+        </w:rPr>
+        <w:t xml:space="preserve"> </w:t>
+      </w:r>
+      <w:r>
+        <w:rPr>
+          <w:color w:val="267F99"/>
+        </w:rPr>
+        <w:t>np</w:t>
+      </w:r>
+      <w:r>
+        <w:rPr>
+          <w:color w:val="3B3B3B"/>
+        </w:rPr>
+        <w:t>.</w:t>
+      </w:r>
+      <w:r>
+        <w:rPr>
+          <w:color w:val="795E26"/>
+        </w:rPr>
+        <w:t>polyfit</w:t>
+      </w:r>
+      <w:r>
+        <w:rPr>
+          <w:color w:val="3B3B3B"/>
+        </w:rPr>
+        <w:t>(</w:t>
+      </w:r>
+      <w:r>
+        <w:rPr>
+          <w:color w:val="001080"/>
+        </w:rPr>
+        <w:t>df</w:t>
+      </w:r>
+      <w:r>
+        <w:rPr>
+          <w:color w:val="3B3B3B"/>
+        </w:rPr>
+        <w:t>[</w:t>
+      </w:r>
+      <w:r>
+        <w:t>'metacritic_score'</w:t>
+      </w:r>
+      <w:r>
+        <w:rPr>
+          <w:color w:val="3B3B3B"/>
+        </w:rPr>
+        <w:t xml:space="preserve">], </w:t>
+      </w:r>
+      <w:r>
+        <w:rPr>
+          <w:color w:val="001080"/>
+        </w:rPr>
+        <w:t>df</w:t>
+      </w:r>
+      <w:r>
+        <w:rPr>
+          <w:color w:val="3B3B3B"/>
+        </w:rPr>
+        <w:t>[</w:t>
+      </w:r>
+      <w:r>
+        <w:t>'estimated_sales_in_millions'</w:t>
+      </w:r>
+      <w:r>
+        <w:rPr>
+          <w:color w:val="3B3B3B"/>
+        </w:rPr>
+        <w:t xml:space="preserve">], </w:t>
+      </w:r>
+      <w:r>
+        <w:rPr>
+          <w:color w:val="098658"/>
+        </w:rPr>
+        <w:t>1</w:t>
+      </w:r>
+      <w:r>
+        <w:rPr>
+          <w:color w:val="3B3B3B"/>
+        </w:rPr>
+        <w:t>)</w:t>
+      </w:r>
+    </w:p>
+    <w:p>
+      <w:pPr>
+        <w:pStyle w:val="C"/>
+        <w:rPr>
+          <w:color w:val="3B3B3B"/>
+        </w:rPr>
+      </w:pPr>
+      <w:r>
+        <w:rPr>
+          <w:color w:val="001080"/>
+        </w:rPr>
+        <w:t>p</w:t>
+      </w:r>
+      <w:r>
+        <w:rPr>
+          <w:color w:val="3B3B3B"/>
+        </w:rPr>
+        <w:t xml:space="preserve"> </w:t>
+      </w:r>
+      <w:r>
+        <w:rPr>
+          <w:color w:val="000000"/>
+        </w:rPr>
+        <w:t>=</w:t>
+      </w:r>
+      <w:r>
+        <w:rPr>
+          <w:color w:val="3B3B3B"/>
+        </w:rPr>
+        <w:t xml:space="preserve"> </w:t>
+      </w:r>
+      <w:r>
+        <w:rPr>
+          <w:color w:val="267F99"/>
+        </w:rPr>
+        <w:t>np</w:t>
+      </w:r>
+      <w:r>
+        <w:rPr>
+          <w:color w:val="3B3B3B"/>
+        </w:rPr>
+        <w:t>.</w:t>
+      </w:r>
+      <w:r>
+        <w:rPr>
+          <w:color w:val="267F99"/>
+        </w:rPr>
+        <w:t>poly1d</w:t>
+      </w:r>
+      <w:r>
+        <w:rPr>
+          <w:color w:val="3B3B3B"/>
+        </w:rPr>
+        <w:t>(</w:t>
+      </w:r>
+      <w:r>
+        <w:rPr>
+          <w:color w:val="001080"/>
+        </w:rPr>
+        <w:t>z</w:t>
+      </w:r>
+      <w:r>
+        <w:rPr>
+          <w:color w:val="3B3B3B"/>
+        </w:rPr>
+        <w:t>)</w:t>
+      </w:r>
+    </w:p>
+    <w:p>
+      <w:pPr>
+        <w:pStyle w:val="C"/>
+        <w:rPr>
+          <w:color w:val="3B3B3B"/>
+        </w:rPr>
+      </w:pPr>
+      <w:r>
+        <w:rPr>
+          <w:color w:val="001080"/>
+        </w:rPr>
+        <w:t>ax2</w:t>
+      </w:r>
+      <w:r>
+        <w:rPr>
+          <w:color w:val="3B3B3B"/>
+        </w:rPr>
+        <w:t>.</w:t>
+      </w:r>
+      <w:r>
+        <w:rPr>
+          <w:color w:val="795E26"/>
+        </w:rPr>
+        <w:t>plot</w:t>
+      </w:r>
+      <w:r>
+        <w:rPr>
+          <w:color w:val="3B3B3B"/>
+        </w:rPr>
+        <w:t>(</w:t>
+      </w:r>
+      <w:r>
+        <w:rPr>
+          <w:color w:val="001080"/>
+        </w:rPr>
+        <w:t>df</w:t>
+      </w:r>
+      <w:r>
+        <w:rPr>
+          <w:color w:val="3B3B3B"/>
+        </w:rPr>
+        <w:t>[</w:t>
+      </w:r>
+      <w:r>
+        <w:t>'metacritic_score'</w:t>
+      </w:r>
+      <w:r>
+        <w:rPr>
+          <w:color w:val="3B3B3B"/>
+        </w:rPr>
+        <w:t>].</w:t>
+      </w:r>
+      <w:r>
+        <w:rPr>
+          <w:color w:val="795E26"/>
+        </w:rPr>
+        <w:t>sort_values</w:t>
+      </w:r>
+      <w:r>
+        <w:rPr>
+          <w:color w:val="3B3B3B"/>
+        </w:rPr>
+        <w:t xml:space="preserve">(), </w:t>
+      </w:r>
+    </w:p>
+    <w:p>
+      <w:pPr>
+        <w:pStyle w:val="C"/>
+        <w:rPr>
+          <w:color w:val="3B3B3B"/>
+        </w:rPr>
+      </w:pPr>
+      <w:r>
+        <w:rPr>
+          <w:color w:val="3B3B3B"/>
+        </w:rPr>
+        <w:t>         </w:t>
+      </w:r>
+      <w:r>
+        <w:rPr>
+          <w:color w:val="001080"/>
+        </w:rPr>
+        <w:t>p</w:t>
+      </w:r>
+      <w:r>
+        <w:rPr>
+          <w:color w:val="3B3B3B"/>
+        </w:rPr>
+        <w:t>(</w:t>
+      </w:r>
+      <w:r>
+        <w:rPr>
+          <w:color w:val="001080"/>
+        </w:rPr>
+        <w:t>df</w:t>
+      </w:r>
+      <w:r>
+        <w:rPr>
+          <w:color w:val="3B3B3B"/>
+        </w:rPr>
+        <w:t>[</w:t>
+      </w:r>
+      <w:r>
+        <w:t>'metacritic_score'</w:t>
+      </w:r>
+      <w:r>
+        <w:rPr>
+          <w:color w:val="3B3B3B"/>
+        </w:rPr>
+        <w:t>].</w:t>
+      </w:r>
+      <w:r>
+        <w:rPr>
+          <w:color w:val="795E26"/>
+        </w:rPr>
+        <w:t>sort_values</w:t>
+      </w:r>
+      <w:r>
+        <w:rPr>
+          <w:color w:val="3B3B3B"/>
+        </w:rPr>
+        <w:t xml:space="preserve">()), </w:t>
+      </w:r>
+    </w:p>
+    <w:p>
+      <w:pPr>
+        <w:pStyle w:val="C"/>
+        <w:rPr>
+          <w:color w:val="3B3B3B"/>
+        </w:rPr>
+      </w:pPr>
+      <w:r>
+        <w:rPr>
+          <w:color w:val="3B3B3B"/>
+        </w:rPr>
+        <w:t>         </w:t>
+      </w:r>
+      <w:r>
+        <w:t>"r--"</w:t>
+      </w:r>
+      <w:r>
+        <w:rPr>
+          <w:color w:val="3B3B3B"/>
+        </w:rPr>
+        <w:t xml:space="preserve">, </w:t>
+      </w:r>
+      <w:r>
+        <w:rPr>
+          <w:color w:val="001080"/>
+        </w:rPr>
+        <w:t>alpha</w:t>
+      </w:r>
+      <w:r>
+        <w:rPr>
+          <w:color w:val="000000"/>
+        </w:rPr>
+        <w:t>=</w:t>
+      </w:r>
+      <w:r>
+        <w:rPr>
+          <w:color w:val="098658"/>
+        </w:rPr>
+        <w:t>0.8</w:t>
+      </w:r>
+      <w:r>
+        <w:rPr>
+          <w:color w:val="3B3B3B"/>
+        </w:rPr>
+        <w:t xml:space="preserve">, </w:t>
+      </w:r>
+      <w:r>
+        <w:rPr>
+          <w:color w:val="001080"/>
+        </w:rPr>
+        <w:t>label</w:t>
+      </w:r>
+      <w:r>
+        <w:rPr>
+          <w:color w:val="000000"/>
+        </w:rPr>
+        <w:t>=</w:t>
+      </w:r>
+      <w:r>
+        <w:t>'Trend Line'</w:t>
+      </w:r>
+      <w:r>
+        <w:rPr>
+          <w:color w:val="3B3B3B"/>
+        </w:rPr>
+        <w:t>)</w:t>
+      </w:r>
+    </w:p>
+    <w:p>
+      <w:pPr>
+        <w:pStyle w:val="C"/>
+        <w:rPr>
+          <w:color w:val="3B3B3B"/>
+        </w:rPr>
+      </w:pPr>
+    </w:p>
+    <w:p>
+      <w:pPr>
+        <w:pStyle w:val="C"/>
+        <w:rPr>
+          <w:color w:val="3B3B3B"/>
+        </w:rPr>
+      </w:pPr>
+      <w:r>
+        <w:rPr>
+          <w:color w:val="001080"/>
+        </w:rPr>
+        <w:t>ax3</w:t>
+      </w:r>
+      <w:r>
+        <w:rPr>
+          <w:color w:val="3B3B3B"/>
+        </w:rPr>
+        <w:t xml:space="preserve"> </w:t>
+      </w:r>
+      <w:r>
+        <w:rPr>
+          <w:color w:val="000000"/>
+        </w:rPr>
+        <w:t>=</w:t>
+      </w:r>
+      <w:r>
+        <w:rPr>
+          <w:color w:val="3B3B3B"/>
+        </w:rPr>
+        <w:t xml:space="preserve"> </w:t>
+      </w:r>
+      <w:r>
+        <w:rPr>
+          <w:color w:val="267F99"/>
+        </w:rPr>
+        <w:t>plt</w:t>
+      </w:r>
+      <w:r>
+        <w:rPr>
+          <w:color w:val="3B3B3B"/>
+        </w:rPr>
+        <w:t>.</w:t>
+      </w:r>
+      <w:r>
+        <w:rPr>
+          <w:color w:val="795E26"/>
+        </w:rPr>
+        <w:t>subplot</w:t>
+      </w:r>
+      <w:r>
+        <w:rPr>
+          <w:color w:val="3B3B3B"/>
+        </w:rPr>
+        <w:t>(</w:t>
+      </w:r>
+      <w:r>
+        <w:rPr>
+          <w:color w:val="098658"/>
+        </w:rPr>
+        <w:t>2</w:t>
+      </w:r>
+      <w:r>
+        <w:rPr>
+          <w:color w:val="3B3B3B"/>
+        </w:rPr>
+        <w:t xml:space="preserve">, </w:t>
+      </w:r>
+      <w:r>
+        <w:rPr>
+          <w:color w:val="098658"/>
+        </w:rPr>
+        <w:t>2</w:t>
+      </w:r>
+      <w:r>
+        <w:rPr>
+          <w:color w:val="3B3B3B"/>
+        </w:rPr>
+        <w:t xml:space="preserve">, </w:t>
+      </w:r>
+      <w:r>
+        <w:rPr>
+          <w:color w:val="098658"/>
+        </w:rPr>
+        <w:t>3</w:t>
+      </w:r>
+      <w:r>
+        <w:rPr>
+          <w:color w:val="3B3B3B"/>
+        </w:rPr>
+        <w:t>)</w:t>
+      </w:r>
+    </w:p>
+    <w:p>
+      <w:pPr>
+        <w:pStyle w:val="C"/>
+        <w:rPr>
+          <w:color w:val="3B3B3B"/>
+        </w:rPr>
+      </w:pPr>
+      <w:r>
+        <w:rPr>
+          <w:color w:val="001080"/>
+        </w:rPr>
+        <w:t>top_games</w:t>
+      </w:r>
+      <w:r>
+        <w:rPr>
+          <w:color w:val="3B3B3B"/>
+        </w:rPr>
+        <w:t xml:space="preserve"> </w:t>
+      </w:r>
+      <w:r>
+        <w:rPr>
+          <w:color w:val="000000"/>
+        </w:rPr>
+        <w:t>=</w:t>
+      </w:r>
+      <w:r>
+        <w:rPr>
+          <w:color w:val="3B3B3B"/>
+        </w:rPr>
+        <w:t xml:space="preserve"> </w:t>
+      </w:r>
+      <w:r>
+        <w:rPr>
+          <w:color w:val="001080"/>
+        </w:rPr>
+        <w:t>df</w:t>
+      </w:r>
+      <w:r>
+        <w:rPr>
+          <w:color w:val="3B3B3B"/>
+        </w:rPr>
+        <w:t>.</w:t>
+      </w:r>
+      <w:r>
+        <w:rPr>
+          <w:color w:val="795E26"/>
+        </w:rPr>
+        <w:t>nlargest</w:t>
+      </w:r>
+      <w:r>
+        <w:rPr>
+          <w:color w:val="3B3B3B"/>
+        </w:rPr>
+        <w:t>(</w:t>
+      </w:r>
+      <w:r>
+        <w:rPr>
+          <w:color w:val="098658"/>
+        </w:rPr>
+        <w:t>10</w:t>
+      </w:r>
+      <w:r>
+        <w:rPr>
+          <w:color w:val="3B3B3B"/>
+        </w:rPr>
+        <w:t xml:space="preserve">, </w:t>
+      </w:r>
+      <w:r>
+        <w:t>'estimated_sales_in_millions'</w:t>
+      </w:r>
+      <w:r>
+        <w:rPr>
+          <w:color w:val="3B3B3B"/>
+        </w:rPr>
+        <w:t>)</w:t>
+      </w:r>
+    </w:p>
+    <w:p>
+      <w:pPr>
+        <w:pStyle w:val="C"/>
+        <w:rPr>
+          <w:color w:val="3B3B3B"/>
+        </w:rPr>
+      </w:pPr>
+    </w:p>
+    <w:p>
+      <w:pPr>
+        <w:pStyle w:val="C"/>
+        <w:rPr>
+          <w:color w:val="3B3B3B"/>
+        </w:rPr>
+      </w:pPr>
+      <w:r>
+        <w:rPr>
+          <w:color w:val="001080"/>
+        </w:rPr>
+        <w:t>bars</w:t>
+      </w:r>
+      <w:r>
+        <w:rPr>
+          <w:color w:val="3B3B3B"/>
+        </w:rPr>
+        <w:t xml:space="preserve"> </w:t>
+      </w:r>
+      <w:r>
+        <w:rPr>
+          <w:color w:val="000000"/>
+        </w:rPr>
+        <w:t>=</w:t>
+      </w:r>
+      <w:r>
+        <w:rPr>
+          <w:color w:val="3B3B3B"/>
+        </w:rPr>
+        <w:t xml:space="preserve"> </w:t>
+      </w:r>
+      <w:r>
+        <w:rPr>
+          <w:color w:val="001080"/>
+        </w:rPr>
+        <w:t>ax3</w:t>
+      </w:r>
+      <w:r>
+        <w:rPr>
+          <w:color w:val="3B3B3B"/>
+        </w:rPr>
+        <w:t>.</w:t>
+      </w:r>
+      <w:r>
+        <w:rPr>
+          <w:color w:val="795E26"/>
+        </w:rPr>
+        <w:t>barh</w:t>
+      </w:r>
+      <w:r>
+        <w:rPr>
+          <w:color w:val="3B3B3B"/>
+        </w:rPr>
+        <w:t>(</w:t>
+      </w:r>
+      <w:r>
+        <w:rPr>
+          <w:color w:val="267F99"/>
+        </w:rPr>
+        <w:t>range</w:t>
+      </w:r>
+      <w:r>
+        <w:rPr>
+          <w:color w:val="3B3B3B"/>
+        </w:rPr>
+        <w:t>(</w:t>
+      </w:r>
+      <w:r>
+        <w:rPr>
+          <w:color w:val="795E26"/>
+        </w:rPr>
+        <w:t>len</w:t>
+      </w:r>
+      <w:r>
+        <w:rPr>
+          <w:color w:val="3B3B3B"/>
+        </w:rPr>
+        <w:t>(</w:t>
+      </w:r>
+      <w:r>
+        <w:rPr>
+          <w:color w:val="001080"/>
+        </w:rPr>
+        <w:t>top_games</w:t>
+      </w:r>
+      <w:r>
+        <w:rPr>
+          <w:color w:val="3B3B3B"/>
+        </w:rPr>
+        <w:t xml:space="preserve">)), </w:t>
+      </w:r>
+      <w:r>
+        <w:rPr>
+          <w:color w:val="001080"/>
+        </w:rPr>
+        <w:t>top_games</w:t>
+      </w:r>
+      <w:r>
+        <w:rPr>
+          <w:color w:val="3B3B3B"/>
+        </w:rPr>
+        <w:t>[</w:t>
+      </w:r>
+      <w:r>
+        <w:t>'estimated_sales_in_millions'</w:t>
+      </w:r>
+      <w:r>
+        <w:rPr>
+          <w:color w:val="3B3B3B"/>
+        </w:rPr>
+        <w:t>].</w:t>
+      </w:r>
+      <w:r>
+        <w:rPr>
+          <w:color w:val="001080"/>
+        </w:rPr>
+        <w:t>values</w:t>
+      </w:r>
+      <w:r>
+        <w:rPr>
+          <w:color w:val="3B3B3B"/>
+        </w:rPr>
+        <w:t>)</w:t>
+      </w:r>
+    </w:p>
+    <w:p>
+      <w:pPr>
+        <w:pStyle w:val="C"/>
+        <w:rPr>
+          <w:color w:val="3B3B3B"/>
+        </w:rPr>
+      </w:pPr>
+      <w:r>
+        <w:rPr>
+          <w:color w:val="001080"/>
+        </w:rPr>
+        <w:t>ax3</w:t>
+      </w:r>
+      <w:r>
+        <w:rPr>
+          <w:color w:val="3B3B3B"/>
+        </w:rPr>
+        <w:t>.</w:t>
+      </w:r>
+      <w:r>
+        <w:rPr>
+          <w:color w:val="795E26"/>
+        </w:rPr>
+        <w:t>set_yticks</w:t>
+      </w:r>
+      <w:r>
+        <w:rPr>
+          <w:color w:val="3B3B3B"/>
+        </w:rPr>
+        <w:t>(</w:t>
+      </w:r>
+      <w:r>
+        <w:rPr>
+          <w:color w:val="267F99"/>
+        </w:rPr>
+        <w:t>range</w:t>
+      </w:r>
+      <w:r>
+        <w:rPr>
+          <w:color w:val="3B3B3B"/>
+        </w:rPr>
+        <w:t>(</w:t>
+      </w:r>
+      <w:r>
+        <w:rPr>
+          <w:color w:val="795E26"/>
+        </w:rPr>
+        <w:t>len</w:t>
+      </w:r>
+      <w:r>
+        <w:rPr>
+          <w:color w:val="3B3B3B"/>
+        </w:rPr>
+        <w:t>(</w:t>
+      </w:r>
+      <w:r>
+        <w:rPr>
+          <w:color w:val="001080"/>
+        </w:rPr>
+        <w:t>top_games</w:t>
+      </w:r>
+      <w:r>
+        <w:rPr>
+          <w:color w:val="3B3B3B"/>
+        </w:rPr>
+        <w:t>)))</w:t>
+      </w:r>
+    </w:p>
+    <w:p>
+      <w:pPr>
+        <w:pStyle w:val="C"/>
+        <w:rPr>
+          <w:color w:val="3B3B3B"/>
+        </w:rPr>
+      </w:pPr>
+      <w:r>
+        <w:rPr>
+          <w:color w:val="001080"/>
+        </w:rPr>
+        <w:t>ax3</w:t>
+      </w:r>
+      <w:r>
+        <w:rPr>
+          <w:color w:val="3B3B3B"/>
+        </w:rPr>
+        <w:t>.</w:t>
+      </w:r>
+      <w:r>
+        <w:rPr>
+          <w:color w:val="795E26"/>
+        </w:rPr>
+        <w:t>set_yticklabels</w:t>
+      </w:r>
+      <w:r>
+        <w:rPr>
+          <w:color w:val="3B3B3B"/>
+        </w:rPr>
+        <w:t>(</w:t>
+      </w:r>
+      <w:r>
+        <w:rPr>
+          <w:color w:val="001080"/>
+        </w:rPr>
+        <w:t>top_games</w:t>
+      </w:r>
+      <w:r>
+        <w:rPr>
+          <w:color w:val="3B3B3B"/>
+        </w:rPr>
+        <w:t>[</w:t>
+      </w:r>
+      <w:r>
+        <w:t>'Game Title'</w:t>
+      </w:r>
+      <w:r>
+        <w:rPr>
+          <w:color w:val="3B3B3B"/>
+        </w:rPr>
+        <w:t>].</w:t>
+      </w:r>
+      <w:r>
+        <w:rPr>
+          <w:color w:val="001080"/>
+        </w:rPr>
+        <w:t>values</w:t>
+      </w:r>
+      <w:r>
+        <w:rPr>
+          <w:color w:val="3B3B3B"/>
+        </w:rPr>
+        <w:t xml:space="preserve">, </w:t>
+      </w:r>
+      <w:r>
+        <w:rPr>
+          <w:color w:val="001080"/>
+        </w:rPr>
+        <w:t>fontsize</w:t>
+      </w:r>
+      <w:r>
+        <w:rPr>
+          <w:color w:val="000000"/>
+        </w:rPr>
+        <w:t>=</w:t>
+      </w:r>
+      <w:r>
+        <w:rPr>
+          <w:color w:val="098658"/>
+        </w:rPr>
+        <w:t>10</w:t>
+      </w:r>
+      <w:r>
+        <w:rPr>
+          <w:color w:val="3B3B3B"/>
+        </w:rPr>
+        <w:t>)</w:t>
+      </w:r>
+    </w:p>
+    <w:p>
+      <w:pPr>
+        <w:pStyle w:val="C"/>
+        <w:rPr>
+          <w:color w:val="3B3B3B"/>
+        </w:rPr>
+      </w:pPr>
+      <w:r>
+        <w:rPr>
+          <w:color w:val="001080"/>
+        </w:rPr>
+        <w:t>ax3</w:t>
+      </w:r>
+      <w:r>
+        <w:rPr>
+          <w:color w:val="3B3B3B"/>
+        </w:rPr>
+        <w:t>.</w:t>
+      </w:r>
+      <w:r>
+        <w:rPr>
+          <w:color w:val="795E26"/>
+        </w:rPr>
+        <w:t>set_xlabel</w:t>
+      </w:r>
+      <w:r>
+        <w:rPr>
+          <w:color w:val="3B3B3B"/>
+        </w:rPr>
+        <w:t>(</w:t>
+      </w:r>
+      <w:r>
+        <w:t>'Estimated Sales (Millions)'</w:t>
+      </w:r>
+      <w:r>
+        <w:rPr>
+          <w:color w:val="3B3B3B"/>
+        </w:rPr>
+        <w:t>)</w:t>
+      </w:r>
+    </w:p>
+    <w:p>
+      <w:pPr>
+        <w:pStyle w:val="C"/>
+        <w:rPr>
+          <w:color w:val="3B3B3B"/>
+        </w:rPr>
+      </w:pPr>
+      <w:r>
+        <w:rPr>
+          <w:color w:val="001080"/>
+        </w:rPr>
+        <w:t>ax3</w:t>
+      </w:r>
+      <w:r>
+        <w:rPr>
+          <w:color w:val="3B3B3B"/>
+        </w:rPr>
+        <w:t>.</w:t>
+      </w:r>
+      <w:r>
+        <w:rPr>
+          <w:color w:val="795E26"/>
+        </w:rPr>
+        <w:t>set_title</w:t>
+      </w:r>
+      <w:r>
+        <w:rPr>
+          <w:color w:val="3B3B3B"/>
+        </w:rPr>
+        <w:t>(</w:t>
+      </w:r>
+      <w:r>
+        <w:t>'Top Games by Estimated Sales'</w:t>
+      </w:r>
+      <w:r>
+        <w:rPr>
+          <w:color w:val="3B3B3B"/>
+        </w:rPr>
+        <w:t xml:space="preserve">, </w:t>
+      </w:r>
+      <w:r>
+        <w:rPr>
+          <w:color w:val="001080"/>
+        </w:rPr>
+        <w:t>fontsize</w:t>
+      </w:r>
+      <w:r>
+        <w:rPr>
+          <w:color w:val="000000"/>
+        </w:rPr>
+        <w:t>=</w:t>
+      </w:r>
+      <w:r>
+        <w:rPr>
+          <w:color w:val="098658"/>
+        </w:rPr>
+        <w:t>14</w:t>
+      </w:r>
+      <w:r>
+        <w:rPr>
+          <w:color w:val="3B3B3B"/>
+        </w:rPr>
+        <w:t xml:space="preserve">, </w:t>
+      </w:r>
+      <w:r>
+        <w:rPr>
+          <w:color w:val="001080"/>
+        </w:rPr>
+        <w:t>fontweight</w:t>
+      </w:r>
+      <w:r>
+        <w:rPr>
+          <w:color w:val="000000"/>
+        </w:rPr>
+        <w:t>=</w:t>
+      </w:r>
+      <w:r>
+        <w:t>'bold'</w:t>
+      </w:r>
+      <w:r>
+        <w:rPr>
+          <w:color w:val="3B3B3B"/>
+        </w:rPr>
+        <w:t>)</w:t>
+      </w:r>
+    </w:p>
+    <w:p>
+      <w:pPr>
+        <w:pStyle w:val="C"/>
+        <w:rPr>
+          <w:color w:val="3B3B3B"/>
+        </w:rPr>
+      </w:pPr>
+    </w:p>
+    <w:p>
+      <w:pPr>
+        <w:pStyle w:val="C"/>
+        <w:rPr>
+          <w:color w:val="3B3B3B"/>
+        </w:rPr>
+      </w:pPr>
+      <w:r>
+        <w:rPr>
+          <w:color w:val="AF00DB"/>
+        </w:rPr>
+        <w:t>for</w:t>
+      </w:r>
+      <w:r>
+        <w:rPr>
+          <w:color w:val="3B3B3B"/>
+        </w:rPr>
+        <w:t xml:space="preserve"> </w:t>
+      </w:r>
+      <w:r>
+        <w:rPr>
+          <w:color w:val="001080"/>
+        </w:rPr>
+        <w:t>i</w:t>
+      </w:r>
+      <w:r>
+        <w:rPr>
+          <w:color w:val="3B3B3B"/>
+        </w:rPr>
+        <w:t>, (</w:t>
+      </w:r>
+      <w:r>
+        <w:rPr>
+          <w:color w:val="001080"/>
+        </w:rPr>
+        <w:t>bar</w:t>
+      </w:r>
+      <w:r>
+        <w:rPr>
+          <w:color w:val="3B3B3B"/>
+        </w:rPr>
+        <w:t xml:space="preserve">, </w:t>
+      </w:r>
+      <w:r>
+        <w:rPr>
+          <w:color w:val="001080"/>
+        </w:rPr>
+        <w:t>sales</w:t>
+      </w:r>
+      <w:r>
+        <w:rPr>
+          <w:color w:val="3B3B3B"/>
+        </w:rPr>
+        <w:t xml:space="preserve">) </w:t>
+      </w:r>
+      <w:r>
+        <w:rPr>
+          <w:color w:val="AF00DB"/>
+        </w:rPr>
+        <w:t>in</w:t>
+      </w:r>
+      <w:r>
+        <w:rPr>
+          <w:color w:val="3B3B3B"/>
+        </w:rPr>
+        <w:t xml:space="preserve"> </w:t>
+      </w:r>
+      <w:r>
+        <w:rPr>
+          <w:color w:val="267F99"/>
+        </w:rPr>
+        <w:t>enumerate</w:t>
+      </w:r>
+      <w:r>
+        <w:rPr>
+          <w:color w:val="3B3B3B"/>
+        </w:rPr>
+        <w:t>(</w:t>
+      </w:r>
+      <w:r>
+        <w:rPr>
+          <w:color w:val="267F99"/>
+        </w:rPr>
+        <w:t>zip</w:t>
+      </w:r>
+      <w:r>
+        <w:rPr>
+          <w:color w:val="3B3B3B"/>
+        </w:rPr>
+        <w:t>(</w:t>
+      </w:r>
+      <w:r>
+        <w:rPr>
+          <w:color w:val="001080"/>
+        </w:rPr>
+        <w:t>bars</w:t>
+      </w:r>
+      <w:r>
+        <w:rPr>
+          <w:color w:val="3B3B3B"/>
+        </w:rPr>
+        <w:t xml:space="preserve">, </w:t>
+      </w:r>
+      <w:r>
+        <w:rPr>
+          <w:color w:val="001080"/>
+        </w:rPr>
+        <w:t>top_games</w:t>
+      </w:r>
+      <w:r>
+        <w:rPr>
+          <w:color w:val="3B3B3B"/>
+        </w:rPr>
+        <w:t>[</w:t>
+      </w:r>
+      <w:r>
+        <w:t>'estimated_sales_in_millions'</w:t>
+      </w:r>
+      <w:r>
+        <w:rPr>
+          <w:color w:val="3B3B3B"/>
+        </w:rPr>
+        <w:t>].</w:t>
+      </w:r>
+      <w:r>
+        <w:rPr>
+          <w:color w:val="001080"/>
+        </w:rPr>
+        <w:t>values</w:t>
+      </w:r>
+      <w:r>
+        <w:rPr>
+          <w:color w:val="3B3B3B"/>
+        </w:rPr>
+        <w:t>)):</w:t>
+      </w:r>
+    </w:p>
+    <w:p>
+      <w:pPr>
+        <w:pStyle w:val="C"/>
+        <w:rPr>
+          <w:color w:val="3B3B3B"/>
+        </w:rPr>
+      </w:pPr>
+      <w:r>
+        <w:rPr>
+          <w:color w:val="3B3B3B"/>
+        </w:rPr>
+        <w:t xml:space="preserve">    </w:t>
+      </w:r>
+      <w:r>
+        <w:rPr>
+          <w:color w:val="001080"/>
+        </w:rPr>
+        <w:t>ax3</w:t>
+      </w:r>
+      <w:r>
+        <w:rPr>
+          <w:color w:val="3B3B3B"/>
+        </w:rPr>
+        <w:t>.</w:t>
+      </w:r>
+      <w:r>
+        <w:rPr>
+          <w:color w:val="795E26"/>
+        </w:rPr>
+        <w:t>text</w:t>
+      </w:r>
+      <w:r>
+        <w:rPr>
+          <w:color w:val="3B3B3B"/>
+        </w:rPr>
+        <w:t>(</w:t>
+      </w:r>
+      <w:r>
+        <w:rPr>
+          <w:color w:val="001080"/>
+        </w:rPr>
+        <w:t>sales</w:t>
+      </w:r>
+      <w:r>
+        <w:rPr>
+          <w:color w:val="3B3B3B"/>
+        </w:rPr>
+        <w:t xml:space="preserve"> </w:t>
+      </w:r>
+      <w:r>
+        <w:rPr>
+          <w:color w:val="000000"/>
+        </w:rPr>
+        <w:t>+</w:t>
+      </w:r>
+      <w:r>
+        <w:rPr>
+          <w:color w:val="3B3B3B"/>
+        </w:rPr>
+        <w:t xml:space="preserve"> </w:t>
+      </w:r>
+      <w:r>
+        <w:rPr>
+          <w:color w:val="098658"/>
+        </w:rPr>
+        <w:t>1</w:t>
+      </w:r>
+      <w:r>
+        <w:rPr>
+          <w:color w:val="3B3B3B"/>
+        </w:rPr>
+        <w:t xml:space="preserve">, </w:t>
+      </w:r>
+      <w:r>
+        <w:rPr>
+          <w:color w:val="001080"/>
+        </w:rPr>
+        <w:t>bar</w:t>
+      </w:r>
+      <w:r>
+        <w:rPr>
+          <w:color w:val="3B3B3B"/>
+        </w:rPr>
+        <w:t xml:space="preserve">.get_y() </w:t>
+      </w:r>
+      <w:r>
+        <w:rPr>
+          <w:color w:val="000000"/>
+        </w:rPr>
+        <w:t>+</w:t>
+      </w:r>
+      <w:r>
+        <w:rPr>
+          <w:color w:val="3B3B3B"/>
+        </w:rPr>
+        <w:t xml:space="preserve"> </w:t>
+      </w:r>
+      <w:r>
+        <w:rPr>
+          <w:color w:val="001080"/>
+        </w:rPr>
+        <w:t>bar</w:t>
+      </w:r>
+      <w:r>
+        <w:rPr>
+          <w:color w:val="3B3B3B"/>
+        </w:rPr>
+        <w:t>.get_height()</w:t>
+      </w:r>
+      <w:r>
+        <w:rPr>
+          <w:color w:val="000000"/>
+        </w:rPr>
+        <w:t>/</w:t>
+      </w:r>
+      <w:r>
+        <w:rPr>
+          <w:color w:val="098658"/>
+        </w:rPr>
+        <w:t>2</w:t>
+      </w:r>
+      <w:r>
+        <w:rPr>
+          <w:color w:val="3B3B3B"/>
+        </w:rPr>
+        <w:t xml:space="preserve">, </w:t>
+      </w:r>
+      <w:r>
+        <w:rPr>
+          <w:color w:val="0000FF"/>
+        </w:rPr>
+        <w:t>f</w:t>
+      </w:r>
+      <w:r>
+        <w:t>'</w:t>
+      </w:r>
+      <w:r>
+        <w:rPr>
+          <w:color w:val="0000FF"/>
+        </w:rPr>
+        <w:t>{</w:t>
+      </w:r>
+      <w:r>
+        <w:rPr>
+          <w:color w:val="001080"/>
+        </w:rPr>
+        <w:t>sales</w:t>
+      </w:r>
+      <w:r>
+        <w:rPr>
+          <w:color w:val="0000FF"/>
+        </w:rPr>
+        <w:t>:.1f}</w:t>
+      </w:r>
+      <w:r>
+        <w:t>M'</w:t>
+      </w:r>
+      <w:r>
+        <w:rPr>
+          <w:color w:val="3B3B3B"/>
+        </w:rPr>
+        <w:t xml:space="preserve">, </w:t>
+      </w:r>
+    </w:p>
+    <w:p>
+      <w:pPr>
+        <w:pStyle w:val="C"/>
+        <w:rPr>
+          <w:color w:val="3B3B3B"/>
+        </w:rPr>
+      </w:pPr>
+      <w:r>
+        <w:rPr>
+          <w:color w:val="3B3B3B"/>
+        </w:rPr>
+        <w:t>             </w:t>
+      </w:r>
+      <w:r>
+        <w:rPr>
+          <w:color w:val="001080"/>
+        </w:rPr>
+        <w:t>va</w:t>
+      </w:r>
+      <w:r>
+        <w:rPr>
+          <w:color w:val="000000"/>
+        </w:rPr>
+        <w:t>=</w:t>
+      </w:r>
+      <w:r>
+        <w:t>'center'</w:t>
+      </w:r>
+      <w:r>
+        <w:rPr>
+          <w:color w:val="3B3B3B"/>
+        </w:rPr>
+        <w:t xml:space="preserve">, </w:t>
+      </w:r>
+      <w:r>
+        <w:rPr>
+          <w:color w:val="001080"/>
+        </w:rPr>
+        <w:t>fontweight</w:t>
+      </w:r>
+      <w:r>
+        <w:rPr>
+          <w:color w:val="000000"/>
+        </w:rPr>
+        <w:t>=</w:t>
+      </w:r>
+      <w:r>
+        <w:t>'bold'</w:t>
+      </w:r>
+      <w:r>
+        <w:rPr>
+          <w:color w:val="3B3B3B"/>
+        </w:rPr>
+        <w:t>)</w:t>
+      </w:r>
+    </w:p>
+    <w:p>
+      <w:pPr>
+        <w:shd w:val="clear" w:color="auto" w:fill="FFFFFF"/>
+        <w:spacing w:after="0" w:line="285" w:lineRule="atLeast"/>
+        <w:rPr>
+          <w:rFonts w:ascii="Consolas" w:eastAsia="Times New Roman" w:hAnsi="Consolas" w:cs="Times New Roman"/>
+          <w:color w:val="3B3B3B"/>
+          <w:sz w:val="21"/>
+          <w:szCs w:val="21"/>
+          <w:lang w:eastAsia="en-IN"/>
+        </w:rPr>
+      </w:pPr>
+    </w:p>
+    <w:p>
+      <w:pPr>
+        <w:pStyle w:val="T"/>
+      </w:pPr>
+      <w:r>
+        <w:t>Ouput:</w:t>
+      </w:r>
+    </w:p>
+    <w:p>
+      <w:pPr>
+        <w:pStyle w:val="S"/>
+      </w:pPr>
+    </w:p>
+    <w:p>
+      <w:pPr>
+        <w:pStyle w:val="S"/>
+      </w:pPr>
+      <w:r>
+        <w:drawing>
+          <wp:inline distT="0" distB="0" distL="0" distR="0" wp14:anchorId="1B1D49E6" wp14:editId="3AC69D37">
+            <wp:extent cx="6188710" cy="2164080"/>
+            <wp:effectExtent l="0" t="0" r="2540" b="7620"/>
+            <wp:docPr id="9" name="Picture 9"/>
+            <wp:cNvGraphicFramePr>
+              <a:graphicFrameLocks xmlns:a="http://schemas.openxmlformats.org/drawingml/2006/main" noChangeAspect="1"/>
+            </wp:cNvGraphicFramePr>
+            <a:graphic xmlns:a="http://schemas.openxmlformats.org/drawingml/2006/main">
+              <a:graphicData uri="http://schemas.openxmlformats.org/drawingml/2006/picture">
+                <pic:pic xmlns:pic="http://schemas.openxmlformats.org/drawingml/2006/picture">
+                  <pic:nvPicPr>
+                    <pic:cNvPr id="1" name=""/>
+                    <pic:cNvPicPr/>
+                  </pic:nvPicPr>
+                  <pic:blipFill>
+                    <a:blip r:embed="rId11"/>
+                    <a:stretch>
+                      <a:fillRect/>
+                    </a:stretch>
+                  </pic:blipFill>
+                  <pic:spPr>
+                    <a:xfrm>
+                      <a:off x="0" y="0"/>
+                      <a:ext cx="6188710" cy="2164080"/>
+                    </a:xfrm>
+                    <a:prstGeom prst="rect">
+                      <a:avLst/>
+                    </a:prstGeom>
+                  </pic:spPr>
+                </pic:pic>
+              </a:graphicData>
+            </a:graphic>
+          </wp:inline>
+        </w:drawing>
+      </w:r>
+    </w:p>
+    <w:p>
+      <w:pPr>
+        <w:pStyle w:val="S"/>
+      </w:pPr>
+    </w:p>
+    <w:p>
+      <w:pPr>
+        <w:pStyle w:val="H"/>
+      </w:pPr>
+      <w:r>
+        <w:t xml:space="preserve">What is a </w:t>
+      </w:r>
+      <w:r>
+        <w:t>Heatmap</w:t>
+      </w:r>
+      <w:r>
+        <w:t>?</w:t>
+      </w:r>
+    </w:p>
+    <w:p>
+      <w:pPr>
+        <w:pStyle w:val="S"/>
+      </w:pPr>
+      <w:r>
+        <w:rPr>
+          <w:sz w:val="22"/>
+          <w:szCs w:val="22"/>
+          <w:lang w:val="en-IN"/>
+        </w:rPr>
+        <w:t>A heat map is a data visualization technique that represents the magnitude of data points through colors, typically arranged in a 2D grid or map format. Using a spectrum—often warm colors (red/orange) for high intensity and cool colors (blue/purple) for low intensity</w:t>
+      </w:r>
+    </w:p>
+    <w:p>
+      <w:pPr>
+        <w:pStyle w:val="S"/>
+        <w:rPr>
+          <w:lang w:eastAsia="en-IN"/>
+        </w:rPr>
+      </w:pPr>
+    </w:p>
+    <w:p>
+      <w:pPr>
+        <w:pStyle w:val="C"/>
+      </w:pPr>
+      <w:r>
+        <w:rPr>
+          <w:color w:val="001080"/>
+        </w:rPr>
+        <w:t>colors</w:t>
+      </w:r>
+      <w:r>
+        <w:t xml:space="preserve"> </w:t>
+      </w:r>
+      <w:r>
+        <w:rPr>
+          <w:color w:val="000000"/>
+        </w:rPr>
+        <w:t>=</w:t>
+      </w:r>
+      <w:r>
+        <w:t xml:space="preserve"> </w:t>
+      </w:r>
+      <w:r>
+        <w:rPr>
+          <w:color w:val="267F99"/>
+        </w:rPr>
+        <w:t>plt</w:t>
+      </w:r>
+      <w:r>
+        <w:t>.</w:t>
+      </w:r>
+      <w:r>
+        <w:rPr>
+          <w:color w:val="267F99"/>
+        </w:rPr>
+        <w:t>cm</w:t>
+      </w:r>
+      <w:r>
+        <w:t>.viridis(</w:t>
+      </w:r>
+      <w:r>
+        <w:rPr>
+          <w:color w:val="267F99"/>
+        </w:rPr>
+        <w:t>np</w:t>
+      </w:r>
+      <w:r>
+        <w:t>.</w:t>
+      </w:r>
+      <w:r>
+        <w:rPr>
+          <w:color w:val="795E26"/>
+        </w:rPr>
+        <w:t>linspace</w:t>
+      </w:r>
+      <w:r>
+        <w:t>(</w:t>
+      </w:r>
+      <w:r>
+        <w:rPr>
+          <w:color w:val="098658"/>
+        </w:rPr>
+        <w:t>0.2</w:t>
+      </w:r>
+      <w:r>
+        <w:t xml:space="preserve">, </w:t>
+      </w:r>
+      <w:r>
+        <w:rPr>
+          <w:color w:val="098658"/>
+        </w:rPr>
+        <w:t>0.9</w:t>
+      </w:r>
+      <w:r>
+        <w:t xml:space="preserve">, </w:t>
+      </w:r>
+      <w:r>
+        <w:rPr>
+          <w:color w:val="795E26"/>
+        </w:rPr>
+        <w:t>len</w:t>
+      </w:r>
+      <w:r>
+        <w:t>(</w:t>
+      </w:r>
+      <w:r>
+        <w:rPr>
+          <w:color w:val="001080"/>
+        </w:rPr>
+        <w:t>top_games</w:t>
+      </w:r>
+      <w:r>
+        <w:t>)))</w:t>
+      </w:r>
+    </w:p>
+    <w:p>
+      <w:pPr>
+        <w:pStyle w:val="C"/>
+      </w:pPr>
+      <w:r>
+        <w:rPr>
+          <w:color w:val="AF00DB"/>
+        </w:rPr>
+        <w:t>for</w:t>
+      </w:r>
+      <w:r>
+        <w:t xml:space="preserve"> </w:t>
+      </w:r>
+      <w:r>
+        <w:rPr>
+          <w:color w:val="001080"/>
+        </w:rPr>
+        <w:t>bar</w:t>
+      </w:r>
+      <w:r>
+        <w:t xml:space="preserve">, </w:t>
+      </w:r>
+      <w:r>
+        <w:rPr>
+          <w:color w:val="001080"/>
+        </w:rPr>
+        <w:t>color</w:t>
+      </w:r>
+      <w:r>
+        <w:t xml:space="preserve"> </w:t>
+      </w:r>
+      <w:r>
+        <w:rPr>
+          <w:color w:val="AF00DB"/>
+        </w:rPr>
+        <w:t>in</w:t>
+      </w:r>
+      <w:r>
+        <w:t xml:space="preserve"> </w:t>
+      </w:r>
+      <w:r>
+        <w:rPr>
+          <w:color w:val="267F99"/>
+        </w:rPr>
+        <w:t>zip</w:t>
+      </w:r>
+      <w:r>
+        <w:t>(</w:t>
+      </w:r>
+      <w:r>
+        <w:rPr>
+          <w:color w:val="001080"/>
+        </w:rPr>
+        <w:t>bars</w:t>
+      </w:r>
+      <w:r>
+        <w:t xml:space="preserve">, </w:t>
+      </w:r>
+      <w:r>
+        <w:rPr>
+          <w:color w:val="001080"/>
+        </w:rPr>
+        <w:t>colors</w:t>
+      </w:r>
+      <w:r>
+        <w:t>):</w:t>
+      </w:r>
+    </w:p>
+    <w:p>
+      <w:pPr>
+        <w:pStyle w:val="C"/>
+      </w:pPr>
+      <w:r>
+        <w:t xml:space="preserve">    </w:t>
+      </w:r>
+      <w:r>
+        <w:rPr>
+          <w:color w:val="001080"/>
+        </w:rPr>
+        <w:t>bar</w:t>
+      </w:r>
+      <w:r>
+        <w:t>.set_color(</w:t>
+      </w:r>
+      <w:r>
+        <w:rPr>
+          <w:color w:val="001080"/>
+        </w:rPr>
+        <w:t>color</w:t>
+      </w:r>
+      <w:r>
+        <w:t>)</w:t>
+      </w:r>
+    </w:p>
+    <w:p>
+      <w:pPr>
+        <w:pStyle w:val="C"/>
+      </w:pPr>
+    </w:p>
+    <w:p>
+      <w:pPr>
+        <w:pStyle w:val="C"/>
+      </w:pPr>
+      <w:r>
+        <w:rPr>
+          <w:color w:val="001080"/>
+        </w:rPr>
+        <w:t>ax4</w:t>
+      </w:r>
+      <w:r>
+        <w:t xml:space="preserve"> </w:t>
+      </w:r>
+      <w:r>
+        <w:rPr>
+          <w:color w:val="000000"/>
+        </w:rPr>
+        <w:t>=</w:t>
+      </w:r>
+      <w:r>
+        <w:t xml:space="preserve"> </w:t>
+      </w:r>
+      <w:r>
+        <w:rPr>
+          <w:color w:val="267F99"/>
+        </w:rPr>
+        <w:t>plt</w:t>
+      </w:r>
+      <w:r>
+        <w:t>.</w:t>
+      </w:r>
+      <w:r>
+        <w:rPr>
+          <w:color w:val="795E26"/>
+        </w:rPr>
+        <w:t>subplot</w:t>
+      </w:r>
+      <w:r>
+        <w:t>(</w:t>
+      </w:r>
+      <w:r>
+        <w:rPr>
+          <w:color w:val="098658"/>
+        </w:rPr>
+        <w:t>2</w:t>
+      </w:r>
+      <w:r>
+        <w:t xml:space="preserve">, </w:t>
+      </w:r>
+      <w:r>
+        <w:rPr>
+          <w:color w:val="098658"/>
+        </w:rPr>
+        <w:t>2</w:t>
+      </w:r>
+      <w:r>
+        <w:t xml:space="preserve">, </w:t>
+      </w:r>
+      <w:r>
+        <w:rPr>
+          <w:color w:val="098658"/>
+        </w:rPr>
+        <w:t>4</w:t>
+      </w:r>
+      <w:r>
+        <w:t>)</w:t>
+      </w:r>
+    </w:p>
+    <w:p>
+      <w:pPr>
+        <w:pStyle w:val="C"/>
+      </w:pPr>
+    </w:p>
+    <w:p>
+      <w:pPr>
+        <w:pStyle w:val="C"/>
+      </w:pPr>
+      <w:r>
+        <w:rPr>
+          <w:color w:val="001080"/>
+        </w:rPr>
+        <w:lastRenderedPageBreak/>
+        <w:t>numeric_cols</w:t>
+      </w:r>
+      <w:r>
+        <w:t xml:space="preserve"> </w:t>
+      </w:r>
+      <w:r>
+        <w:rPr>
+          <w:color w:val="000000"/>
+        </w:rPr>
+        <w:t>=</w:t>
+      </w:r>
+      <w:r>
+        <w:t xml:space="preserve"> </w:t>
+      </w:r>
+      <w:r>
+        <w:rPr>
+          <w:color w:val="001080"/>
+        </w:rPr>
+        <w:t>df</w:t>
+      </w:r>
+      <w:r>
+        <w:t>.</w:t>
+      </w:r>
+      <w:r>
+        <w:rPr>
+          <w:color w:val="795E26"/>
+        </w:rPr>
+        <w:t>select_dtypes</w:t>
+      </w:r>
+      <w:r>
+        <w:t>(</w:t>
+      </w:r>
+      <w:r>
+        <w:rPr>
+          <w:color w:val="001080"/>
+        </w:rPr>
+        <w:t>include</w:t>
+      </w:r>
+      <w:r>
+        <w:rPr>
+          <w:color w:val="000000"/>
+        </w:rPr>
+        <w:t>=</w:t>
+      </w:r>
+      <w:r>
+        <w:t>[</w:t>
+      </w:r>
+      <w:r>
+        <w:rPr>
+          <w:color w:val="267F99"/>
+        </w:rPr>
+        <w:t>np</w:t>
+      </w:r>
+      <w:r>
+        <w:t>.</w:t>
+      </w:r>
+      <w:r>
+        <w:rPr>
+          <w:color w:val="267F99"/>
+        </w:rPr>
+        <w:t>number</w:t>
+      </w:r>
+      <w:r>
+        <w:t>]).</w:t>
+      </w:r>
+      <w:r>
+        <w:rPr>
+          <w:color w:val="001080"/>
+        </w:rPr>
+        <w:t>columns</w:t>
+      </w:r>
+    </w:p>
+    <w:p>
+      <w:pPr>
+        <w:pStyle w:val="C"/>
+      </w:pPr>
+      <w:r>
+        <w:rPr>
+          <w:color w:val="001080"/>
+        </w:rPr>
+        <w:t>correlation_matrix</w:t>
+      </w:r>
+      <w:r>
+        <w:t xml:space="preserve"> </w:t>
+      </w:r>
+      <w:r>
+        <w:rPr>
+          <w:color w:val="000000"/>
+        </w:rPr>
+        <w:t>=</w:t>
+      </w:r>
+      <w:r>
+        <w:t xml:space="preserve"> </w:t>
+      </w:r>
+      <w:r>
+        <w:rPr>
+          <w:color w:val="001080"/>
+        </w:rPr>
+        <w:t>df</w:t>
+      </w:r>
+      <w:r>
+        <w:t>[</w:t>
+      </w:r>
+      <w:r>
+        <w:rPr>
+          <w:color w:val="001080"/>
+        </w:rPr>
+        <w:t>numeric_cols</w:t>
+      </w:r>
+      <w:r>
+        <w:t>].</w:t>
+      </w:r>
+      <w:r>
+        <w:rPr>
+          <w:color w:val="795E26"/>
+        </w:rPr>
+        <w:t>corr</w:t>
+      </w:r>
+      <w:r>
+        <w:t>()</w:t>
+      </w:r>
+    </w:p>
+    <w:p>
+      <w:pPr>
+        <w:pStyle w:val="C"/>
+      </w:pPr>
+    </w:p>
+    <w:p>
+      <w:pPr>
+        <w:pStyle w:val="C"/>
+      </w:pPr>
+      <w:r>
+        <w:rPr>
+          <w:color w:val="001080"/>
+        </w:rPr>
+        <w:t>im</w:t>
+      </w:r>
+      <w:r>
+        <w:t xml:space="preserve"> </w:t>
+      </w:r>
+      <w:r>
+        <w:rPr>
+          <w:color w:val="000000"/>
+        </w:rPr>
+        <w:t>=</w:t>
+      </w:r>
+      <w:r>
+        <w:t xml:space="preserve"> </w:t>
+      </w:r>
+      <w:r>
+        <w:rPr>
+          <w:color w:val="001080"/>
+        </w:rPr>
+        <w:t>ax4</w:t>
+      </w:r>
+      <w:r>
+        <w:t>.</w:t>
+      </w:r>
+      <w:r>
+        <w:rPr>
+          <w:color w:val="795E26"/>
+        </w:rPr>
+        <w:t>imshow</w:t>
+      </w:r>
+      <w:r>
+        <w:t>(</w:t>
+      </w:r>
+      <w:r>
+        <w:rPr>
+          <w:color w:val="001080"/>
+        </w:rPr>
+        <w:t>correlation_matrix</w:t>
+      </w:r>
+      <w:r>
+        <w:t xml:space="preserve">, </w:t>
+      </w:r>
+      <w:r>
+        <w:rPr>
+          <w:color w:val="001080"/>
+        </w:rPr>
+        <w:t>cmap</w:t>
+      </w:r>
+      <w:r>
+        <w:rPr>
+          <w:color w:val="000000"/>
+        </w:rPr>
+        <w:t>=</w:t>
+      </w:r>
+      <w:r>
+        <w:rPr>
+          <w:color w:val="A31515"/>
+        </w:rPr>
+        <w:t>'coolwarm'</w:t>
+      </w:r>
+      <w:r>
+        <w:t xml:space="preserve">, </w:t>
+      </w:r>
+      <w:r>
+        <w:rPr>
+          <w:color w:val="001080"/>
+        </w:rPr>
+        <w:t>aspect</w:t>
+      </w:r>
+      <w:r>
+        <w:rPr>
+          <w:color w:val="000000"/>
+        </w:rPr>
+        <w:t>=</w:t>
+      </w:r>
+      <w:r>
+        <w:rPr>
+          <w:color w:val="A31515"/>
+        </w:rPr>
+        <w:t>'auto'</w:t>
+      </w:r>
+      <w:r>
+        <w:t xml:space="preserve">, </w:t>
+      </w:r>
+      <w:r>
+        <w:rPr>
+          <w:color w:val="001080"/>
+        </w:rPr>
+        <w:t>vmin</w:t>
+      </w:r>
+      <w:r>
+        <w:rPr>
+          <w:color w:val="000000"/>
+        </w:rPr>
+        <w:t>=-</w:t>
+      </w:r>
+      <w:r>
+        <w:rPr>
+          <w:color w:val="098658"/>
+        </w:rPr>
+        <w:t>1</w:t>
+      </w:r>
+      <w:r>
+        <w:t xml:space="preserve">, </w:t>
+      </w:r>
+      <w:r>
+        <w:rPr>
+          <w:color w:val="001080"/>
+        </w:rPr>
+        <w:t>vmax</w:t>
+      </w:r>
+      <w:r>
+        <w:rPr>
+          <w:color w:val="000000"/>
+        </w:rPr>
+        <w:t>=</w:t>
+      </w:r>
+      <w:r>
+        <w:rPr>
+          <w:color w:val="098658"/>
+        </w:rPr>
+        <w:t>1</w:t>
+      </w:r>
+      <w:r>
+        <w:t>)</w:t>
+      </w:r>
+    </w:p>
+    <w:p>
+      <w:pPr>
+        <w:pStyle w:val="C"/>
+      </w:pPr>
+    </w:p>
+    <w:p>
+      <w:pPr>
+        <w:pStyle w:val="C"/>
+      </w:pPr>
+      <w:r>
+        <w:rPr>
+          <w:color w:val="AF00DB"/>
+        </w:rPr>
+        <w:t>for</w:t>
+      </w:r>
+      <w:r>
+        <w:t xml:space="preserve"> </w:t>
+      </w:r>
+      <w:r>
+        <w:rPr>
+          <w:color w:val="001080"/>
+        </w:rPr>
+        <w:t>i</w:t>
+      </w:r>
+      <w:r>
+        <w:t xml:space="preserve"> </w:t>
+      </w:r>
+      <w:r>
+        <w:rPr>
+          <w:color w:val="AF00DB"/>
+        </w:rPr>
+        <w:t>in</w:t>
+      </w:r>
+      <w:r>
+        <w:t xml:space="preserve"> </w:t>
+      </w:r>
+      <w:r>
+        <w:rPr>
+          <w:color w:val="267F99"/>
+        </w:rPr>
+        <w:t>range</w:t>
+      </w:r>
+      <w:r>
+        <w:t>(</w:t>
+      </w:r>
+      <w:r>
+        <w:rPr>
+          <w:color w:val="795E26"/>
+        </w:rPr>
+        <w:t>len</w:t>
+      </w:r>
+      <w:r>
+        <w:t>(</w:t>
+      </w:r>
+      <w:r>
+        <w:rPr>
+          <w:color w:val="001080"/>
+        </w:rPr>
+        <w:t>correlation_matrix</w:t>
+      </w:r>
+      <w:r>
+        <w:t>.</w:t>
+      </w:r>
+      <w:r>
+        <w:rPr>
+          <w:color w:val="001080"/>
+        </w:rPr>
+        <w:t>columns</w:t>
+      </w:r>
+      <w:r>
+        <w:t>)):</w:t>
+      </w:r>
+    </w:p>
+    <w:p>
+      <w:pPr>
+        <w:pStyle w:val="C"/>
+      </w:pPr>
+      <w:r>
+        <w:t xml:space="preserve">    </w:t>
+      </w:r>
+      <w:r>
+        <w:rPr>
+          <w:color w:val="AF00DB"/>
+        </w:rPr>
+        <w:t>for</w:t>
+      </w:r>
+      <w:r>
+        <w:t xml:space="preserve"> </w:t>
+      </w:r>
+      <w:r>
+        <w:rPr>
+          <w:color w:val="001080"/>
+        </w:rPr>
+        <w:t>j</w:t>
+      </w:r>
+      <w:r>
+        <w:t xml:space="preserve"> </w:t>
+      </w:r>
+      <w:r>
+        <w:rPr>
+          <w:color w:val="AF00DB"/>
+        </w:rPr>
+        <w:t>in</w:t>
+      </w:r>
+      <w:r>
+        <w:t xml:space="preserve"> </w:t>
+      </w:r>
+      <w:r>
+        <w:rPr>
+          <w:color w:val="267F99"/>
+        </w:rPr>
+        <w:t>range</w:t>
+      </w:r>
+      <w:r>
+        <w:t>(</w:t>
+      </w:r>
+      <w:r>
+        <w:rPr>
+          <w:color w:val="795E26"/>
+        </w:rPr>
+        <w:t>len</w:t>
+      </w:r>
+      <w:r>
+        <w:t>(</w:t>
+      </w:r>
+      <w:r>
+        <w:rPr>
+          <w:color w:val="001080"/>
+        </w:rPr>
+        <w:t>correlation_matrix</w:t>
+      </w:r>
+      <w:r>
+        <w:t>.</w:t>
+      </w:r>
+      <w:r>
+        <w:rPr>
+          <w:color w:val="001080"/>
+        </w:rPr>
+        <w:t>columns</w:t>
+      </w:r>
+      <w:r>
+        <w:t>)):</w:t>
+      </w:r>
+    </w:p>
+    <w:p>
+      <w:pPr>
+        <w:pStyle w:val="C"/>
+      </w:pPr>
+      <w:r>
+        <w:t xml:space="preserve">        </w:t>
+      </w:r>
+      <w:r>
+        <w:rPr>
+          <w:color w:val="001080"/>
+        </w:rPr>
+        <w:t>text</w:t>
+      </w:r>
+      <w:r>
+        <w:t xml:space="preserve"> </w:t>
+      </w:r>
+      <w:r>
+        <w:rPr>
+          <w:color w:val="000000"/>
+        </w:rPr>
+        <w:t>=</w:t>
+      </w:r>
+      <w:r>
+        <w:t xml:space="preserve"> </w:t>
+      </w:r>
+      <w:r>
+        <w:rPr>
+          <w:color w:val="001080"/>
+        </w:rPr>
+        <w:t>ax4</w:t>
+      </w:r>
+      <w:r>
+        <w:t>.</w:t>
+      </w:r>
+      <w:r>
+        <w:rPr>
+          <w:color w:val="795E26"/>
+        </w:rPr>
+        <w:t>text</w:t>
+      </w:r>
+      <w:r>
+        <w:t>(</w:t>
+      </w:r>
+      <w:r>
+        <w:rPr>
+          <w:color w:val="001080"/>
+        </w:rPr>
+        <w:t>j</w:t>
+      </w:r>
+      <w:r>
+        <w:t xml:space="preserve">, </w:t>
+      </w:r>
+      <w:r>
+        <w:rPr>
+          <w:color w:val="001080"/>
+        </w:rPr>
+        <w:t>i</w:t>
+      </w:r>
+      <w:r>
+        <w:t xml:space="preserve">, </w:t>
+      </w:r>
+      <w:r>
+        <w:rPr>
+          <w:color w:val="0000FF"/>
+        </w:rPr>
+        <w:t>f</w:t>
+      </w:r>
+      <w:r>
+        <w:rPr>
+          <w:color w:val="A31515"/>
+        </w:rPr>
+        <w:t>'</w:t>
+      </w:r>
+      <w:r>
+        <w:rPr>
+          <w:color w:val="0000FF"/>
+        </w:rPr>
+        <w:t>{</w:t>
+      </w:r>
+      <w:r>
+        <w:rPr>
+          <w:color w:val="001080"/>
+        </w:rPr>
+        <w:t>correlation_matrix</w:t>
+      </w:r>
+      <w:r>
+        <w:t>.</w:t>
+      </w:r>
+      <w:r>
+        <w:rPr>
+          <w:color w:val="001080"/>
+        </w:rPr>
+        <w:t>iloc</w:t>
+      </w:r>
+      <w:r>
+        <w:t>[</w:t>
+      </w:r>
+      <w:r>
+        <w:rPr>
+          <w:color w:val="001080"/>
+        </w:rPr>
+        <w:t>i</w:t>
+      </w:r>
+      <w:r>
+        <w:t xml:space="preserve">, </w:t>
+      </w:r>
+      <w:r>
+        <w:rPr>
+          <w:color w:val="001080"/>
+        </w:rPr>
+        <w:t>j</w:t>
+      </w:r>
+      <w:r>
+        <w:t>]</w:t>
+      </w:r>
+      <w:r>
+        <w:rPr>
+          <w:color w:val="0000FF"/>
+        </w:rPr>
+        <w:t>:.2f}</w:t>
+      </w:r>
+      <w:r>
+        <w:rPr>
+          <w:color w:val="A31515"/>
+        </w:rPr>
+        <w:t>'</w:t>
+      </w:r>
+      <w:r>
+        <w:t>,</w:t>
+      </w:r>
+    </w:p>
+    <w:p>
+      <w:pPr>
+        <w:pStyle w:val="C"/>
+      </w:pPr>
+      <w:r>
+        <w:t>                       </w:t>
+      </w:r>
+      <w:r>
+        <w:rPr>
+          <w:color w:val="001080"/>
+        </w:rPr>
+        <w:t>ha</w:t>
+      </w:r>
+      <w:r>
+        <w:rPr>
+          <w:color w:val="000000"/>
+        </w:rPr>
+        <w:t>=</w:t>
+      </w:r>
+      <w:r>
+        <w:rPr>
+          <w:color w:val="A31515"/>
+        </w:rPr>
+        <w:t>"center"</w:t>
+      </w:r>
+      <w:r>
+        <w:t xml:space="preserve">, </w:t>
+      </w:r>
+      <w:r>
+        <w:rPr>
+          <w:color w:val="001080"/>
+        </w:rPr>
+        <w:t>va</w:t>
+      </w:r>
+      <w:r>
+        <w:rPr>
+          <w:color w:val="000000"/>
+        </w:rPr>
+        <w:t>=</w:t>
+      </w:r>
+      <w:r>
+        <w:rPr>
+          <w:color w:val="A31515"/>
+        </w:rPr>
+        <w:t>"center"</w:t>
+      </w:r>
+      <w:r>
+        <w:t xml:space="preserve">, </w:t>
+      </w:r>
+      <w:r>
+        <w:rPr>
+          <w:color w:val="001080"/>
+        </w:rPr>
+        <w:t>color</w:t>
+      </w:r>
+      <w:r>
+        <w:rPr>
+          <w:color w:val="000000"/>
+        </w:rPr>
+        <w:t>=</w:t>
+      </w:r>
+      <w:r>
+        <w:rPr>
+          <w:color w:val="A31515"/>
+        </w:rPr>
+        <w:t>"black"</w:t>
+      </w:r>
+      <w:r>
+        <w:t xml:space="preserve">, </w:t>
+      </w:r>
+      <w:r>
+        <w:rPr>
+          <w:color w:val="001080"/>
+        </w:rPr>
+        <w:t>fontweight</w:t>
+      </w:r>
+      <w:r>
+        <w:rPr>
+          <w:color w:val="000000"/>
+        </w:rPr>
+        <w:t>=</w:t>
+      </w:r>
+      <w:r>
+        <w:rPr>
+          <w:color w:val="A31515"/>
+        </w:rPr>
+        <w:t>'bold'</w:t>
+      </w:r>
+      <w:r>
+        <w:t>)</w:t>
+      </w:r>
+    </w:p>
+    <w:p>
+      <w:pPr>
+        <w:pStyle w:val="C"/>
+      </w:pPr>
+    </w:p>
+    <w:p>
+      <w:pPr>
+        <w:pStyle w:val="C"/>
+      </w:pPr>
+      <w:r>
+        <w:rPr>
+          <w:color w:val="001080"/>
+        </w:rPr>
+        <w:t>ax4</w:t>
+      </w:r>
+      <w:r>
+        <w:t>.</w:t>
+      </w:r>
+      <w:r>
+        <w:rPr>
+          <w:color w:val="795E26"/>
+        </w:rPr>
+        <w:t>set_xticks</w:t>
+      </w:r>
+      <w:r>
+        <w:t>(</w:t>
+      </w:r>
+      <w:r>
+        <w:rPr>
+          <w:color w:val="267F99"/>
+        </w:rPr>
+        <w:t>range</w:t>
+      </w:r>
+      <w:r>
+        <w:t>(</w:t>
+      </w:r>
+      <w:r>
+        <w:rPr>
+          <w:color w:val="795E26"/>
+        </w:rPr>
+        <w:t>len</w:t>
+      </w:r>
+      <w:r>
+        <w:t>(</w:t>
+      </w:r>
+      <w:r>
+        <w:rPr>
+          <w:color w:val="001080"/>
+        </w:rPr>
+        <w:t>correlation_matrix</w:t>
+      </w:r>
+      <w:r>
+        <w:t>.</w:t>
+      </w:r>
+      <w:r>
+        <w:rPr>
+          <w:color w:val="001080"/>
+        </w:rPr>
+        <w:t>columns</w:t>
+      </w:r>
+      <w:r>
+        <w:t>)))</w:t>
+      </w:r>
+    </w:p>
+    <w:p>
+      <w:pPr>
+        <w:pStyle w:val="C"/>
+      </w:pPr>
+      <w:r>
+        <w:rPr>
+          <w:color w:val="001080"/>
+        </w:rPr>
+        <w:t>ax4</w:t>
+      </w:r>
+      <w:r>
+        <w:t>.</w:t>
+      </w:r>
+      <w:r>
+        <w:rPr>
+          <w:color w:val="795E26"/>
+        </w:rPr>
+        <w:t>set_yticks</w:t>
+      </w:r>
+      <w:r>
+        <w:t>(</w:t>
+      </w:r>
+      <w:r>
+        <w:rPr>
+          <w:color w:val="267F99"/>
+        </w:rPr>
+        <w:t>range</w:t>
+      </w:r>
+      <w:r>
+        <w:t>(</w:t>
+      </w:r>
+      <w:r>
+        <w:rPr>
+          <w:color w:val="795E26"/>
+        </w:rPr>
+        <w:t>len</w:t>
+      </w:r>
+      <w:r>
+        <w:t>(</w:t>
+      </w:r>
+      <w:r>
+        <w:rPr>
+          <w:color w:val="001080"/>
+        </w:rPr>
+        <w:t>correlation_matrix</w:t>
+      </w:r>
+      <w:r>
+        <w:t>.</w:t>
+      </w:r>
+      <w:r>
+        <w:rPr>
+          <w:color w:val="001080"/>
+        </w:rPr>
+        <w:t>columns</w:t>
+      </w:r>
+      <w:r>
+        <w:t>)))</w:t>
+      </w:r>
+    </w:p>
+    <w:p>
+      <w:pPr>
+        <w:pStyle w:val="C"/>
+      </w:pPr>
+      <w:r>
+        <w:rPr>
+          <w:color w:val="001080"/>
+        </w:rPr>
+        <w:t>ax4</w:t>
+      </w:r>
+      <w:r>
+        <w:t>.</w:t>
+      </w:r>
+      <w:r>
+        <w:rPr>
+          <w:color w:val="795E26"/>
+        </w:rPr>
+        <w:t>set_xticklabels</w:t>
+      </w:r>
+      <w:r>
+        <w:t>(</w:t>
+      </w:r>
+      <w:r>
+        <w:rPr>
+          <w:color w:val="001080"/>
+        </w:rPr>
+        <w:t>correlation_matrix</w:t>
+      </w:r>
+      <w:r>
+        <w:t>.</w:t>
+      </w:r>
+      <w:r>
+        <w:rPr>
+          <w:color w:val="001080"/>
+        </w:rPr>
+        <w:t>columns</w:t>
+      </w:r>
+      <w:r>
+        <w:t xml:space="preserve">, </w:t>
+      </w:r>
+      <w:r>
+        <w:rPr>
+          <w:color w:val="001080"/>
+        </w:rPr>
+        <w:t>rotation</w:t>
+      </w:r>
+      <w:r>
+        <w:rPr>
+          <w:color w:val="000000"/>
+        </w:rPr>
+        <w:t>=</w:t>
+      </w:r>
+      <w:r>
+        <w:rPr>
+          <w:color w:val="098658"/>
+        </w:rPr>
+        <w:t>45</w:t>
+      </w:r>
+      <w:r>
+        <w:t xml:space="preserve">, </w:t>
+      </w:r>
+      <w:r>
+        <w:rPr>
+          <w:color w:val="001080"/>
+        </w:rPr>
+        <w:t>ha</w:t>
+      </w:r>
+      <w:r>
+        <w:rPr>
+          <w:color w:val="000000"/>
+        </w:rPr>
+        <w:t>=</w:t>
+      </w:r>
+      <w:r>
+        <w:rPr>
+          <w:color w:val="A31515"/>
+        </w:rPr>
+        <w:t>'right'</w:t>
+      </w:r>
+      <w:r>
+        <w:t>)</w:t>
+      </w:r>
+    </w:p>
+    <w:p>
+      <w:pPr>
+        <w:pStyle w:val="C"/>
+      </w:pPr>
+      <w:r>
+        <w:rPr>
+          <w:color w:val="001080"/>
+        </w:rPr>
+        <w:t>ax4</w:t>
+      </w:r>
+      <w:r>
+        <w:t>.</w:t>
+      </w:r>
+      <w:r>
+        <w:rPr>
+          <w:color w:val="795E26"/>
+        </w:rPr>
+        <w:t>set_yticklabels</w:t>
+      </w:r>
+      <w:r>
+        <w:t>(</w:t>
+      </w:r>
+      <w:r>
+        <w:rPr>
+          <w:color w:val="001080"/>
+        </w:rPr>
+        <w:t>correlation_matrix</w:t>
+      </w:r>
+      <w:r>
+        <w:t>.</w:t>
+      </w:r>
+      <w:r>
+        <w:rPr>
+          <w:color w:val="001080"/>
+        </w:rPr>
+        <w:t>columns</w:t>
+      </w:r>
+      <w:r>
+        <w:t>)</w:t>
+      </w:r>
+    </w:p>
+    <w:p>
+      <w:pPr>
+        <w:pStyle w:val="C"/>
+      </w:pPr>
+      <w:r>
+        <w:rPr>
+          <w:color w:val="001080"/>
+        </w:rPr>
+        <w:t>ax4</w:t>
+      </w:r>
+      <w:r>
+        <w:t>.</w:t>
+      </w:r>
+      <w:r>
+        <w:rPr>
+          <w:color w:val="795E26"/>
+        </w:rPr>
+        <w:t>set_title</w:t>
+      </w:r>
+      <w:r>
+        <w:t>(</w:t>
+      </w:r>
+      <w:r>
+        <w:rPr>
+          <w:color w:val="A31515"/>
+        </w:rPr>
+        <w:t>'Correlation Heatmap of Numeric Variables'</w:t>
+      </w:r>
+      <w:r>
+        <w:t xml:space="preserve">, </w:t>
+      </w:r>
+      <w:r>
+        <w:rPr>
+          <w:color w:val="001080"/>
+        </w:rPr>
+        <w:t>fontsize</w:t>
+      </w:r>
+      <w:r>
+        <w:rPr>
+          <w:color w:val="000000"/>
+        </w:rPr>
+        <w:t>=</w:t>
+      </w:r>
+      <w:r>
+        <w:rPr>
+          <w:color w:val="098658"/>
+        </w:rPr>
+        <w:t>14</w:t>
+      </w:r>
+      <w:r>
+        <w:t xml:space="preserve">, </w:t>
+      </w:r>
+      <w:r>
+        <w:rPr>
+          <w:color w:val="001080"/>
+        </w:rPr>
+        <w:t>fontweight</w:t>
+      </w:r>
+      <w:r>
+        <w:rPr>
+          <w:color w:val="000000"/>
+        </w:rPr>
+        <w:t>=</w:t>
+      </w:r>
+      <w:r>
+        <w:rPr>
+          <w:color w:val="A31515"/>
+        </w:rPr>
+        <w:t>'bold'</w:t>
+      </w:r>
+      <w:r>
+        <w:t>)</w:t>
+      </w:r>
+    </w:p>
+    <w:p>
+      <w:pPr>
+        <w:pStyle w:val="C"/>
+      </w:pPr>
+    </w:p>
+    <w:p>
+      <w:pPr>
+        <w:pStyle w:val="C"/>
+      </w:pPr>
+      <w:r>
+        <w:rPr>
+          <w:color w:val="267F99"/>
+        </w:rPr>
+        <w:t>plt</w:t>
+      </w:r>
+      <w:r>
+        <w:t>.</w:t>
+      </w:r>
+      <w:r>
+        <w:rPr>
+          <w:color w:val="795E26"/>
+        </w:rPr>
+        <w:t>colorbar</w:t>
+      </w:r>
+      <w:r>
+        <w:t>(</w:t>
+      </w:r>
+      <w:r>
+        <w:rPr>
+          <w:color w:val="001080"/>
+        </w:rPr>
+        <w:t>im</w:t>
+      </w:r>
+      <w:r>
+        <w:t xml:space="preserve">, </w:t>
+      </w:r>
+      <w:r>
+        <w:rPr>
+          <w:color w:val="001080"/>
+        </w:rPr>
+        <w:t>ax</w:t>
+      </w:r>
+      <w:r>
+        <w:rPr>
+          <w:color w:val="000000"/>
+        </w:rPr>
+        <w:t>=</w:t>
+      </w:r>
+      <w:r>
+        <w:rPr>
+          <w:color w:val="001080"/>
+        </w:rPr>
+        <w:t>ax4</w:t>
+      </w:r>
+      <w:r>
+        <w:t xml:space="preserve">, </w:t>
+      </w:r>
+      <w:r>
+        <w:rPr>
+          <w:color w:val="001080"/>
+        </w:rPr>
+        <w:t>fraction</w:t>
+      </w:r>
+      <w:r>
+        <w:rPr>
+          <w:color w:val="000000"/>
+        </w:rPr>
+        <w:t>=</w:t>
+      </w:r>
+      <w:r>
+        <w:rPr>
+          <w:color w:val="098658"/>
+        </w:rPr>
+        <w:t>0.046</w:t>
+      </w:r>
+      <w:r>
+        <w:t xml:space="preserve">, </w:t>
+      </w:r>
+      <w:r>
+        <w:rPr>
+          <w:color w:val="001080"/>
+        </w:rPr>
+        <w:t>pad</w:t>
+      </w:r>
+      <w:r>
+        <w:rPr>
+          <w:color w:val="000000"/>
+        </w:rPr>
+        <w:t>=</w:t>
+      </w:r>
+      <w:r>
+        <w:rPr>
+          <w:color w:val="098658"/>
+        </w:rPr>
+        <w:t>0.04</w:t>
+      </w:r>
+      <w:r>
+        <w:t>)</w:t>
+      </w:r>
+    </w:p>
+    <w:p>
+      <w:pPr>
+        <w:pStyle w:val="C"/>
+      </w:pPr>
+    </w:p>
+    <w:p>
+      <w:pPr>
+        <w:pStyle w:val="C"/>
+      </w:pPr>
+      <w:r>
+        <w:rPr>
+          <w:color w:val="267F99"/>
+        </w:rPr>
+        <w:t>plt</w:t>
+      </w:r>
+      <w:r>
+        <w:t>.</w:t>
+      </w:r>
+      <w:r>
+        <w:rPr>
+          <w:color w:val="795E26"/>
+        </w:rPr>
+        <w:t>suptitle</w:t>
+      </w:r>
+      <w:r>
+        <w:t>(</w:t>
+      </w:r>
+      <w:r>
+        <w:rPr>
+          <w:color w:val="A31515"/>
+        </w:rPr>
+        <w:t>'Game Industry Data Analysis Dashboard'</w:t>
+      </w:r>
+      <w:r>
+        <w:t xml:space="preserve">, </w:t>
+      </w:r>
+      <w:r>
+        <w:rPr>
+          <w:color w:val="001080"/>
+        </w:rPr>
+        <w:t>fontsize</w:t>
+      </w:r>
+      <w:r>
+        <w:rPr>
+          <w:color w:val="000000"/>
+        </w:rPr>
+        <w:t>=</w:t>
+      </w:r>
+      <w:r>
+        <w:rPr>
+          <w:color w:val="098658"/>
+        </w:rPr>
+        <w:t>16</w:t>
+      </w:r>
+      <w:r>
+        <w:t xml:space="preserve">, </w:t>
+      </w:r>
+      <w:r>
+        <w:rPr>
+          <w:color w:val="001080"/>
+        </w:rPr>
+        <w:t>fontweight</w:t>
+      </w:r>
+      <w:r>
+        <w:rPr>
+          <w:color w:val="000000"/>
+        </w:rPr>
+        <w:t>=</w:t>
+      </w:r>
+      <w:r>
+        <w:rPr>
+          <w:color w:val="A31515"/>
+        </w:rPr>
+        <w:t>'bold'</w:t>
+      </w:r>
+      <w:r>
+        <w:t xml:space="preserve">, </w:t>
+      </w:r>
+      <w:r>
+        <w:rPr>
+          <w:color w:val="001080"/>
+        </w:rPr>
+        <w:t>y</w:t>
+      </w:r>
+      <w:r>
+        <w:rPr>
+          <w:color w:val="000000"/>
+        </w:rPr>
+        <w:t>=</w:t>
+      </w:r>
+      <w:r>
+        <w:rPr>
+          <w:color w:val="098658"/>
+        </w:rPr>
+        <w:t>1.02</w:t>
+      </w:r>
+      <w:r>
+        <w:t>)</w:t>
+      </w:r>
+    </w:p>
+    <w:p>
+      <w:pPr>
+        <w:pStyle w:val="C"/>
+      </w:pPr>
+      <w:r>
+        <w:rPr>
+          <w:color w:val="267F99"/>
+        </w:rPr>
+        <w:t>plt</w:t>
+      </w:r>
+      <w:r>
+        <w:t>.</w:t>
+      </w:r>
+      <w:r>
+        <w:rPr>
+          <w:color w:val="795E26"/>
+        </w:rPr>
+        <w:t>tight_layout</w:t>
+      </w:r>
+      <w:r>
+        <w:t>()</w:t>
+      </w:r>
+    </w:p>
+    <w:p>
+      <w:pPr>
+        <w:pStyle w:val="C"/>
+      </w:pPr>
+      <w:r>
+        <w:rPr>
+          <w:color w:val="267F99"/>
+        </w:rPr>
+        <w:t>plt</w:t>
+      </w:r>
+      <w:r>
+        <w:t>.</w:t>
+      </w:r>
+      <w:r>
+        <w:rPr>
+          <w:color w:val="795E26"/>
+        </w:rPr>
+        <w:t>show</w:t>
+      </w:r>
+      <w:r>
+        <w:t>()</w:t>
+      </w:r>
+    </w:p>
+    <w:p>
+      <w:pPr>
+        <w:shd w:val="clear" w:color="auto" w:fill="FFFFFF"/>
+        <w:spacing w:after="0" w:line="285" w:lineRule="atLeast"/>
+        <w:rPr>
+          <w:rFonts w:ascii="Consolas" w:eastAsia="Times New Roman" w:hAnsi="Consolas" w:cs="Times New Roman"/>
+          <w:color w:val="3B3B3B"/>
+          <w:sz w:val="21"/>
+          <w:szCs w:val="21"/>
+          <w:lang w:eastAsia="en-IN"/>
+        </w:rPr>
+      </w:pPr>
+    </w:p>
+    <w:p>
+      <w:pPr>
+        <w:pStyle w:val="T"/>
+      </w:pPr>
+      <w:r>
+        <w:t>Ouput:</w:t>
+      </w:r>
+    </w:p>
+    <w:p>
+      <w:pPr>
+        <w:pStyle w:val="S"/>
+      </w:pPr>
+    </w:p>
+    <w:p>
+      <w:pPr>
+        <w:pStyle w:val="S"/>
+      </w:pPr>
+      <w:r>
+        <w:drawing>
+          <wp:inline distT="0" distB="0" distL="0" distR="0" wp14:anchorId="52962B4A" wp14:editId="153C916C">
+            <wp:extent cx="5695949" cy="2893529"/>
+            <wp:effectExtent l="0" t="0" r="635" b="2540"/>
+            <wp:docPr id="17" name="Picture 17"/>
+            <wp:cNvGraphicFramePr>
+              <a:graphicFrameLocks xmlns:a="http://schemas.openxmlformats.org/drawingml/2006/main" noChangeAspect="1"/>
+            </wp:cNvGraphicFramePr>
+            <a:graphic xmlns:a="http://schemas.openxmlformats.org/drawingml/2006/main">
+              <a:graphicData uri="http://schemas.openxmlformats.org/drawingml/2006/picture">
+                <pic:pic xmlns:pic="http://schemas.openxmlformats.org/drawingml/2006/picture">
+                  <pic:nvPicPr>
+                    <pic:cNvPr id="1" name=""/>
+                    <pic:cNvPicPr/>
+                  </pic:nvPicPr>
+                  <pic:blipFill rotWithShape="1">
+                    <a:blip r:embed="rId12"/>
+                    <a:srcRect t="8774"/>
+                    <a:stretch/>
+                  </pic:blipFill>
+                  <pic:spPr bwMode="auto">
+                    <a:xfrm>
+                      <a:off x="0" y="0"/>
+                      <a:ext cx="5696745" cy="2893933"/>
+                    </a:xfrm>
+                    <a:prstGeom prst="rect">
+                      <a:avLst/>
+                    </a:prstGeom>
+                    <a:ln>
+                      <a:noFill/>
+                    </a:ln>
+                    <a:extLst>
+                      <a:ext uri="{53640926-AAD7-44D8-BBD7-CCE9431645EC}">
+                        <a14:shadowObscured xmlns:a14="http://schemas.microsoft.com/office/drawing/2010/main"/>
+                      </a:ext>
+                    </a:extLst>
+                  </pic:spPr>
+                </pic:pic>
+              </a:graphicData>
+            </a:graphic>
+          </wp:inline>
+        </w:drawing>
+      </w:r>
+    </w:p>
+    <w:p>
+      <w:pPr>
+        <w:pStyle w:val="S"/>
+      </w:pPr>
+    </w:p>
+    <w:p>
+      <w:pPr>
+        <w:pStyle w:val="H"/>
+      </w:pPr>
+      <w:r>
+        <w:t>Conclusion</w:t>
+      </w:r>
+    </w:p>
+    <w:p>
+      <w:pPr>
+        <w:pStyle w:val="T"/>
+      </w:pPr>
+      <w:r>
+        <w:t>Successfully demonstrated four key data visualization techniques - histogram, scatter plot, bar chart, and heatmap - enabling effective graphical exploratory data analysis and pattern identification in the dataset.</w:t>
+      </w:r>
+    </w:p>
     <w:sectPr>
-      <w:headerReference w:type="even" r:id="rId7"/>
-      <w:headerReference w:type="default" r:id="rId8"/>
-      <w:footerReference w:type="even" r:id="rId9"/>
-      <w:footerReference w:type="default" r:id="rId10"/>
-      <w:headerReference w:type="first" r:id="rId11"/>
-      <w:footerReference w:type="first" r:id="rId12"/>
+      <w:headerReference w:type="default" r:id="rId13"/>
+      <w:footerReference w:type="default" r:id="rId14"/>
       <w:pgSz w:w="11906" w:h="16838"/>
       <w:pgMar w:top="1440" w:right="1080" w:bottom="1440" w:left="1080" w:header="708" w:footer="708" w:gutter="0"/>
       <w:cols w:space="708"/>
@@ -45,16 +5930,6 @@
 </file>
 
 <file path=word/footer1.xml><?xml version="1.0" encoding="utf-8"?>
-<w:ftr xmlns:wpc="http://schemas.microsoft.com/office/word/2010/wordprocessingCanvas" xmlns:cx="http://schemas.microsoft.com/office/drawing/2014/chartex" xmlns:cx1="http://schemas.microsoft.com/office/drawing/2015/9/8/chartex" xmlns:cx2="http://schemas.microsoft.com/office/drawing/2015/10/21/chartex" xmlns:cx3="http://schemas.microsoft.com/office/drawing/2016/5/9/chartex" xmlns:cx4="http://schemas.microsoft.com/office/drawing/2016/5/10/chartex" xmlns:cx5="http://schemas.microsoft.com/office/drawing/2016/5/11/chartex" xmlns:cx6="http://schemas.microsoft.com/office/drawing/2016/5/12/chartex" xmlns:cx7="http://schemas.microsoft.com/office/drawing/2016/5/13/chartex" xmlns:cx8="http://schemas.microsoft.com/office/drawing/2016/5/14/chartex" xmlns:mc="http://schemas.openxmlformats.org/markup-compatibility/2006" xmlns:aink="http://schemas.microsoft.com/office/drawing/2016/ink" xmlns:am3d="http://schemas.microsoft.com/office/drawing/2017/model3d" xmlns:o="urn:schemas-microsoft-com:office:office" xmlns:r="http://schemas.openxmlformats.org/officeDocument/2006/relationships" xmlns:m="http://schemas.openxmlformats.org/officeDocument/2006/math" xmlns:v="urn:schemas-microsoft-com:vml" xmlns:wp14="http://schemas.microsoft.com/office/word/2010/wordprocessingDrawing" xmlns:wp="http://schemas.openxmlformats.org/drawingml/2006/wordprocessingDrawing" xmlns:w10="urn:schemas-microsoft-com:office:word" xmlns:w="http://schemas.openxmlformats.org/wordprocessingml/2006/main" xmlns:w14="http://schemas.microsoft.com/office/word/2010/wordml" xmlns:w15="http://schemas.microsoft.com/office/word/2012/wordml" xmlns:w16cex="http://schemas.microsoft.com/office/word/2018/wordml/cex" xmlns:w16cid="http://schemas.microsoft.com/office/word/2016/wordml/cid" xmlns:w16="http://schemas.microsoft.com/office/word/2018/wordml" xmlns:w16sdtdh="http://schemas.microsoft.com/office/word/2020/wordml/sdtdatahash" xmlns:w16se="http://schemas.microsoft.com/office/word/2015/wordml/symex" xmlns:wpg="http://schemas.microsoft.com/office/word/2010/wordprocessingGroup" xmlns:wpi="http://schemas.microsoft.com/office/word/2010/wordprocessingInk" xmlns:wne="http://schemas.microsoft.com/office/word/2006/wordml" xmlns:wps="http://schemas.microsoft.com/office/word/2010/wordprocessingShape" mc:Ignorable="w14 w15 w16se w16cid w16 w16cex w16sdtdh wp14">
-  <w:p>
-    <w:pPr>
-      <w:pStyle w:val="Footer"/>
-    </w:pPr>
-  </w:p>
-</w:ftr>
-</file>
-
-<file path=word/footer2.xml><?xml version="1.0" encoding="utf-8"?>
 <w:ftr xmlns:wpc="http://schemas.microsoft.com/office/word/2010/wordprocessingCanvas" xmlns:cx="http://schemas.microsoft.com/office/drawing/2014/chartex" xmlns:cx1="http://schemas.microsoft.com/office/drawing/2015/9/8/chartex" xmlns:cx2="http://schemas.microsoft.com/office/drawing/2015/10/21/chartex" xmlns:cx3="http://schemas.microsoft.com/office/drawing/2016/5/9/chartex" xmlns:cx4="http://schemas.microsoft.com/office/drawing/2016/5/10/chartex" xmlns:cx5="http://schemas.microsoft.com/office/drawing/2016/5/11/chartex" xmlns:cx6="http://schemas.microsoft.com/office/drawing/2016/5/12/chartex" xmlns:cx7="http://schemas.microsoft.com/office/drawing/2016/5/13/chartex" xmlns:cx8="http://schemas.microsoft.com/office/drawing/2016/5/14/chartex" xmlns:mc="http://schemas.openxmlformats.org/markup-compatibility/2006" xmlns:aink="http://schemas.microsoft.com/office/drawing/2016/ink" xmlns:am3d="http://schemas.microsoft.com/office/drawing/2017/model3d" xmlns:o="urn:schemas-microsoft-com:office:office" xmlns:r="http://schemas.openxmlformats.org/officeDocument/2006/relationships" xmlns:m="http://schemas.openxmlformats.org/officeDocument/2006/math" xmlns:v="urn:schemas-microsoft-com:vml" xmlns:wp14="http://schemas.microsoft.com/office/word/2010/wordprocessingDrawing" xmlns:wp="http://schemas.openxmlformats.org/drawingml/2006/wordprocessingDrawing" xmlns:w10="urn:schemas-microsoft-com:office:word" xmlns:w="http://schemas.openxmlformats.org/wordprocessingml/2006/main" xmlns:w14="http://schemas.microsoft.com/office/word/2010/wordml" xmlns:w15="http://schemas.microsoft.com/office/word/2012/wordml" xmlns:w16cex="http://schemas.microsoft.com/office/word/2018/wordml/cex" xmlns:w16cid="http://schemas.microsoft.com/office/word/2016/wordml/cid" xmlns:w16="http://schemas.microsoft.com/office/word/2018/wordml" xmlns:w16sdtdh="http://schemas.microsoft.com/office/word/2020/wordml/sdtdatahash" xmlns:w16se="http://schemas.microsoft.com/office/word/2015/wordml/symex" xmlns:wpg="http://schemas.microsoft.com/office/word/2010/wordprocessingGroup" xmlns:wpi="http://schemas.microsoft.com/office/word/2010/wordprocessingInk" xmlns:wne="http://schemas.microsoft.com/office/word/2006/wordml" xmlns:wps="http://schemas.microsoft.com/office/word/2010/wordprocessingShape" mc:Ignorable="w14 w15 w16se w16cid w16 w16cex w16sdtdh wp14">
   <w:p>
     <w:pPr>
@@ -172,16 +6047,6 @@
 </w:ftr>
 </file>
 
-<file path=word/footer3.xml><?xml version="1.0" encoding="utf-8"?>
-<w:ftr xmlns:wpc="http://schemas.microsoft.com/office/word/2010/wordprocessingCanvas" xmlns:cx="http://schemas.microsoft.com/office/drawing/2014/chartex" xmlns:cx1="http://schemas.microsoft.com/office/drawing/2015/9/8/chartex" xmlns:cx2="http://schemas.microsoft.com/office/drawing/2015/10/21/chartex" xmlns:cx3="http://schemas.microsoft.com/office/drawing/2016/5/9/chartex" xmlns:cx4="http://schemas.microsoft.com/office/drawing/2016/5/10/chartex" xmlns:cx5="http://schemas.microsoft.com/office/drawing/2016/5/11/chartex" xmlns:cx6="http://schemas.microsoft.com/office/drawing/2016/5/12/chartex" xmlns:cx7="http://schemas.microsoft.com/office/drawing/2016/5/13/chartex" xmlns:cx8="http://schemas.microsoft.com/office/drawing/2016/5/14/chartex" xmlns:mc="http://schemas.openxmlformats.org/markup-compatibility/2006" xmlns:aink="http://schemas.microsoft.com/office/drawing/2016/ink" xmlns:am3d="http://schemas.microsoft.com/office/drawing/2017/model3d" xmlns:o="urn:schemas-microsoft-com:office:office" xmlns:r="http://schemas.openxmlformats.org/officeDocument/2006/relationships" xmlns:m="http://schemas.openxmlformats.org/officeDocument/2006/math" xmlns:v="urn:schemas-microsoft-com:vml" xmlns:wp14="http://schemas.microsoft.com/office/word/2010/wordprocessingDrawing" xmlns:wp="http://schemas.openxmlformats.org/drawingml/2006/wordprocessingDrawing" xmlns:w10="urn:schemas-microsoft-com:office:word" xmlns:w="http://schemas.openxmlformats.org/wordprocessingml/2006/main" xmlns:w14="http://schemas.microsoft.com/office/word/2010/wordml" xmlns:w15="http://schemas.microsoft.com/office/word/2012/wordml" xmlns:w16cex="http://schemas.microsoft.com/office/word/2018/wordml/cex" xmlns:w16cid="http://schemas.microsoft.com/office/word/2016/wordml/cid" xmlns:w16="http://schemas.microsoft.com/office/word/2018/wordml" xmlns:w16sdtdh="http://schemas.microsoft.com/office/word/2020/wordml/sdtdatahash" xmlns:w16se="http://schemas.microsoft.com/office/word/2015/wordml/symex" xmlns:wpg="http://schemas.microsoft.com/office/word/2010/wordprocessingGroup" xmlns:wpi="http://schemas.microsoft.com/office/word/2010/wordprocessingInk" xmlns:wne="http://schemas.microsoft.com/office/word/2006/wordml" xmlns:wps="http://schemas.microsoft.com/office/word/2010/wordprocessingShape" mc:Ignorable="w14 w15 w16se w16cid w16 w16cex w16sdtdh wp14">
-  <w:p>
-    <w:pPr>
-      <w:pStyle w:val="Footer"/>
-    </w:pPr>
-  </w:p>
-</w:ftr>
-</file>
-
 <file path=word/footnotes.xml><?xml version="1.0" encoding="utf-8"?>
 <w:footnotes xmlns:wpc="http://schemas.microsoft.com/office/word/2010/wordprocessingCanvas" xmlns:cx="http://schemas.microsoft.com/office/drawing/2014/chartex" xmlns:cx1="http://schemas.microsoft.com/office/drawing/2015/9/8/chartex" xmlns:cx2="http://schemas.microsoft.com/office/drawing/2015/10/21/chartex" xmlns:cx3="http://schemas.microsoft.com/office/drawing/2016/5/9/chartex" xmlns:cx4="http://schemas.microsoft.com/office/drawing/2016/5/10/chartex" xmlns:cx5="http://schemas.microsoft.com/office/drawing/2016/5/11/chartex" xmlns:cx6="http://schemas.microsoft.com/office/drawing/2016/5/12/chartex" xmlns:cx7="http://schemas.microsoft.com/office/drawing/2016/5/13/chartex" xmlns:cx8="http://schemas.microsoft.com/office/drawing/2016/5/14/chartex" xmlns:mc="http://schemas.openxmlformats.org/markup-compatibility/2006" xmlns:aink="http://schemas.microsoft.com/office/drawing/2016/ink" xmlns:am3d="http://schemas.microsoft.com/office/drawing/2017/model3d" xmlns:o="urn:schemas-microsoft-com:office:office" xmlns:r="http://schemas.openxmlformats.org/officeDocument/2006/relationships" xmlns:m="http://schemas.openxmlformats.org/officeDocument/2006/math" xmlns:v="urn:schemas-microsoft-com:vml" xmlns:wp14="http://schemas.microsoft.com/office/word/2010/wordprocessingDrawing" xmlns:wp="http://schemas.openxmlformats.org/drawingml/2006/wordprocessingDrawing" xmlns:w10="urn:schemas-microsoft-com:office:word" xmlns:w="http://schemas.openxmlformats.org/wordprocessingml/2006/main" xmlns:w14="http://schemas.microsoft.com/office/word/2010/wordml" xmlns:w15="http://schemas.microsoft.com/office/word/2012/wordml" xmlns:w16cex="http://schemas.microsoft.com/office/word/2018/wordml/cex" xmlns:w16cid="http://schemas.microsoft.com/office/word/2016/wordml/cid" xmlns:w16="http://schemas.microsoft.com/office/word/2018/wordml" xmlns:w16sdtdh="http://schemas.microsoft.com/office/word/2020/wordml/sdtdatahash" xmlns:w16se="http://schemas.microsoft.com/office/word/2015/wordml/symex" xmlns:wpg="http://schemas.microsoft.com/office/word/2010/wordprocessingGroup" xmlns:wpi="http://schemas.microsoft.com/office/word/2010/wordprocessingInk" xmlns:wne="http://schemas.microsoft.com/office/word/2006/wordml" xmlns:wps="http://schemas.microsoft.com/office/word/2010/wordprocessingShape" mc:Ignorable="w14 w15 w16se w16cid w16 w16cex w16sdtdh wp14">
   <w:footnote w:type="separator" w:id="-1">
@@ -208,16 +6073,6 @@
 </file>
 
 <file path=word/header1.xml><?xml version="1.0" encoding="utf-8"?>
-<w:hdr xmlns:wpc="http://schemas.microsoft.com/office/word/2010/wordprocessingCanvas" xmlns:cx="http://schemas.microsoft.com/office/drawing/2014/chartex" xmlns:cx1="http://schemas.microsoft.com/office/drawing/2015/9/8/chartex" xmlns:cx2="http://schemas.microsoft.com/office/drawing/2015/10/21/chartex" xmlns:cx3="http://schemas.microsoft.com/office/drawing/2016/5/9/chartex" xmlns:cx4="http://schemas.microsoft.com/office/drawing/2016/5/10/chartex" xmlns:cx5="http://schemas.microsoft.com/office/drawing/2016/5/11/chartex" xmlns:cx6="http://schemas.microsoft.com/office/drawing/2016/5/12/chartex" xmlns:cx7="http://schemas.microsoft.com/office/drawing/2016/5/13/chartex" xmlns:cx8="http://schemas.microsoft.com/office/drawing/2016/5/14/chartex" xmlns:mc="http://schemas.openxmlformats.org/markup-compatibility/2006" xmlns:aink="http://schemas.microsoft.com/office/drawing/2016/ink" xmlns:am3d="http://schemas.microsoft.com/office/drawing/2017/model3d" xmlns:o="urn:schemas-microsoft-com:office:office" xmlns:r="http://schemas.openxmlformats.org/officeDocument/2006/relationships" xmlns:m="http://schemas.openxmlformats.org/officeDocument/2006/math" xmlns:v="urn:schemas-microsoft-com:vml" xmlns:wp14="http://schemas.microsoft.com/office/word/2010/wordprocessingDrawing" xmlns:wp="http://schemas.openxmlformats.org/drawingml/2006/wordprocessingDrawing" xmlns:w10="urn:schemas-microsoft-com:office:word" xmlns:w="http://schemas.openxmlformats.org/wordprocessingml/2006/main" xmlns:w14="http://schemas.microsoft.com/office/word/2010/wordml" xmlns:w15="http://schemas.microsoft.com/office/word/2012/wordml" xmlns:w16cex="http://schemas.microsoft.com/office/word/2018/wordml/cex" xmlns:w16cid="http://schemas.microsoft.com/office/word/2016/wordml/cid" xmlns:w16="http://schemas.microsoft.com/office/word/2018/wordml" xmlns:w16sdtdh="http://schemas.microsoft.com/office/word/2020/wordml/sdtdatahash" xmlns:w16se="http://schemas.microsoft.com/office/word/2015/wordml/symex" xmlns:wpg="http://schemas.microsoft.com/office/word/2010/wordprocessingGroup" xmlns:wpi="http://schemas.microsoft.com/office/word/2010/wordprocessingInk" xmlns:wne="http://schemas.microsoft.com/office/word/2006/wordml" xmlns:wps="http://schemas.microsoft.com/office/word/2010/wordprocessingShape" mc:Ignorable="w14 w15 w16se w16cid w16 w16cex w16sdtdh wp14">
-  <w:p>
-    <w:pPr>
-      <w:pStyle w:val="Header"/>
-    </w:pPr>
-  </w:p>
-</w:hdr>
-</file>
-
-<file path=word/header2.xml><?xml version="1.0" encoding="utf-8"?>
 <w:hdr xmlns:wpc="http://schemas.microsoft.com/office/word/2010/wordprocessingCanvas" xmlns:cx="http://schemas.microsoft.com/office/drawing/2014/chartex" xmlns:cx1="http://schemas.microsoft.com/office/drawing/2015/9/8/chartex" xmlns:cx2="http://schemas.microsoft.com/office/drawing/2015/10/21/chartex" xmlns:cx3="http://schemas.microsoft.com/office/drawing/2016/5/9/chartex" xmlns:cx4="http://schemas.microsoft.com/office/drawing/2016/5/10/chartex" xmlns:cx5="http://schemas.microsoft.com/office/drawing/2016/5/11/chartex" xmlns:cx6="http://schemas.microsoft.com/office/drawing/2016/5/12/chartex" xmlns:cx7="http://schemas.microsoft.com/office/drawing/2016/5/13/chartex" xmlns:cx8="http://schemas.microsoft.com/office/drawing/2016/5/14/chartex" xmlns:mc="http://schemas.openxmlformats.org/markup-compatibility/2006" xmlns:aink="http://schemas.microsoft.com/office/drawing/2016/ink" xmlns:am3d="http://schemas.microsoft.com/office/drawing/2017/model3d" xmlns:o="urn:schemas-microsoft-com:office:office" xmlns:r="http://schemas.openxmlformats.org/officeDocument/2006/relationships" xmlns:m="http://schemas.openxmlformats.org/officeDocument/2006/math" xmlns:v="urn:schemas-microsoft-com:vml" xmlns:wp14="http://schemas.microsoft.com/office/word/2010/wordprocessingDrawing" xmlns:wp="http://schemas.openxmlformats.org/drawingml/2006/wordprocessingDrawing" xmlns:w10="urn:schemas-microsoft-com:office:word" xmlns:w="http://schemas.openxmlformats.org/wordprocessingml/2006/main" xmlns:w14="http://schemas.microsoft.com/office/word/2010/wordml" xmlns:w15="http://schemas.microsoft.com/office/word/2012/wordml" xmlns:w16cex="http://schemas.microsoft.com/office/word/2018/wordml/cex" xmlns:w16cid="http://schemas.microsoft.com/office/word/2016/wordml/cid" xmlns:w16="http://schemas.microsoft.com/office/word/2018/wordml" xmlns:w16sdtdh="http://schemas.microsoft.com/office/word/2020/wordml/sdtdatahash" xmlns:w16se="http://schemas.microsoft.com/office/word/2015/wordml/symex" xmlns:wpg="http://schemas.microsoft.com/office/word/2010/wordprocessingGroup" xmlns:wpi="http://schemas.microsoft.com/office/word/2010/wordprocessingInk" xmlns:wne="http://schemas.microsoft.com/office/word/2006/wordml" xmlns:wps="http://schemas.microsoft.com/office/word/2010/wordprocessingShape" mc:Ignorable="w14 w15 w16se w16cid w16 w16cex w16sdtdh wp14">
   <w:p>
     <w:pPr>
@@ -276,16 +6131,6 @@
       <w:rPr>
         <w:color w:val="000000" w:themeColor="text1"/>
       </w:rPr>
-    </w:pPr>
-  </w:p>
-</w:hdr>
-</file>
-
-<file path=word/header3.xml><?xml version="1.0" encoding="utf-8"?>
-<w:hdr xmlns:wpc="http://schemas.microsoft.com/office/word/2010/wordprocessingCanvas" xmlns:cx="http://schemas.microsoft.com/office/drawing/2014/chartex" xmlns:cx1="http://schemas.microsoft.com/office/drawing/2015/9/8/chartex" xmlns:cx2="http://schemas.microsoft.com/office/drawing/2015/10/21/chartex" xmlns:cx3="http://schemas.microsoft.com/office/drawing/2016/5/9/chartex" xmlns:cx4="http://schemas.microsoft.com/office/drawing/2016/5/10/chartex" xmlns:cx5="http://schemas.microsoft.com/office/drawing/2016/5/11/chartex" xmlns:cx6="http://schemas.microsoft.com/office/drawing/2016/5/12/chartex" xmlns:cx7="http://schemas.microsoft.com/office/drawing/2016/5/13/chartex" xmlns:cx8="http://schemas.microsoft.com/office/drawing/2016/5/14/chartex" xmlns:mc="http://schemas.openxmlformats.org/markup-compatibility/2006" xmlns:aink="http://schemas.microsoft.com/office/drawing/2016/ink" xmlns:am3d="http://schemas.microsoft.com/office/drawing/2017/model3d" xmlns:o="urn:schemas-microsoft-com:office:office" xmlns:r="http://schemas.openxmlformats.org/officeDocument/2006/relationships" xmlns:m="http://schemas.openxmlformats.org/officeDocument/2006/math" xmlns:v="urn:schemas-microsoft-com:vml" xmlns:wp14="http://schemas.microsoft.com/office/word/2010/wordprocessingDrawing" xmlns:wp="http://schemas.openxmlformats.org/drawingml/2006/wordprocessingDrawing" xmlns:w10="urn:schemas-microsoft-com:office:word" xmlns:w="http://schemas.openxmlformats.org/wordprocessingml/2006/main" xmlns:w14="http://schemas.microsoft.com/office/word/2010/wordml" xmlns:w15="http://schemas.microsoft.com/office/word/2012/wordml" xmlns:w16cex="http://schemas.microsoft.com/office/word/2018/wordml/cex" xmlns:w16cid="http://schemas.microsoft.com/office/word/2016/wordml/cid" xmlns:w16="http://schemas.microsoft.com/office/word/2018/wordml" xmlns:w16sdtdh="http://schemas.microsoft.com/office/word/2020/wordml/sdtdatahash" xmlns:w16se="http://schemas.microsoft.com/office/word/2015/wordml/symex" xmlns:wpg="http://schemas.microsoft.com/office/word/2010/wordprocessingGroup" xmlns:wpi="http://schemas.microsoft.com/office/word/2010/wordprocessingInk" xmlns:wne="http://schemas.microsoft.com/office/word/2006/wordml" xmlns:wps="http://schemas.microsoft.com/office/word/2010/wordprocessingShape" mc:Ignorable="w14 w15 w16se w16cid w16 w16cex w16sdtdh wp14">
-  <w:p>
-    <w:pPr>
-      <w:pStyle w:val="Header"/>
     </w:pPr>
   </w:p>
 </w:hdr>
@@ -689,11 +6534,11 @@
   <w:style w:type="paragraph" w:default="1" w:styleId="Normal">
     <w:name w:val="Normal"/>
     <w:qFormat/>
+    <w:rsid w:val="00883DDE"/>
   </w:style>
   <w:style w:type="character" w:default="1" w:styleId="DefaultParagraphFont">
     <w:name w:val="Default Paragraph Font"/>
     <w:uiPriority w:val="1"/>
-    <w:semiHidden/>
     <w:unhideWhenUsed/>
   </w:style>
   <w:style w:type="table" w:default="1" w:styleId="TableNormal">
@@ -722,7 +6567,6 @@
     <w:basedOn w:val="Normal"/>
     <w:link w:val="CodeChar"/>
     <w:autoRedefine/>
-    <w:qFormat/>
     <w:rsid w:val="003B3A25"/>
     <w:pPr>
       <w:spacing w:after="5" w:line="240" w:lineRule="auto"/>
@@ -1071,6 +6915,120 @@
       </w:tcPr>
     </w:tblStylePr>
   </w:style>
+  <w:style w:type="paragraph" w:customStyle="1" w:styleId="H">
+    <w:name w:val="H"/>
+    <w:basedOn w:val="Normal"/>
+    <w:link w:val="HChar"/>
+    <w:qFormat/>
+    <w:rsid w:val="003E4BE0"/>
+    <w:rPr>
+      <w:b/>
+      <w:bCs/>
+      <w:sz w:val="24"/>
+      <w:szCs w:val="24"/>
+      <w:lang w:val="en-US"/>
+    </w:rPr>
+  </w:style>
+  <w:style w:type="paragraph" w:customStyle="1" w:styleId="T">
+    <w:name w:val="T"/>
+    <w:basedOn w:val="H"/>
+    <w:link w:val="TChar"/>
+    <w:qFormat/>
+    <w:rsid w:val="003E4BE0"/>
+    <w:rPr>
+      <w:b w:val="0"/>
+      <w:bCs w:val="0"/>
+      <w:sz w:val="22"/>
+      <w:szCs w:val="22"/>
+    </w:rPr>
+  </w:style>
+  <w:style w:type="character" w:customStyle="1" w:styleId="HChar">
+    <w:name w:val="H Char"/>
+    <w:basedOn w:val="DefaultParagraphFont"/>
+    <w:link w:val="H"/>
+    <w:rsid w:val="003E4BE0"/>
+    <w:rPr>
+      <w:b/>
+      <w:bCs/>
+      <w:sz w:val="24"/>
+      <w:szCs w:val="24"/>
+      <w:lang w:val="en-US"/>
+    </w:rPr>
+  </w:style>
+  <w:style w:type="paragraph" w:customStyle="1" w:styleId="S">
+    <w:name w:val="S"/>
+    <w:basedOn w:val="T"/>
+    <w:link w:val="SChar"/>
+    <w:qFormat/>
+    <w:rsid w:val="003E4BE0"/>
+    <w:rPr>
+      <w:sz w:val="4"/>
+      <w:szCs w:val="4"/>
+    </w:rPr>
+  </w:style>
+  <w:style w:type="character" w:customStyle="1" w:styleId="TChar">
+    <w:name w:val="T Char"/>
+    <w:basedOn w:val="HChar"/>
+    <w:link w:val="T"/>
+    <w:rsid w:val="003E4BE0"/>
+    <w:rPr>
+      <w:b w:val="0"/>
+      <w:bCs w:val="0"/>
+      <w:sz w:val="24"/>
+      <w:szCs w:val="24"/>
+      <w:lang w:val="en-US"/>
+    </w:rPr>
+  </w:style>
+  <w:style w:type="character" w:customStyle="1" w:styleId="SChar">
+    <w:name w:val="S Char"/>
+    <w:basedOn w:val="TChar"/>
+    <w:link w:val="S"/>
+    <w:rsid w:val="003E4BE0"/>
+    <w:rPr>
+      <w:b w:val="0"/>
+      <w:bCs w:val="0"/>
+      <w:sz w:val="4"/>
+      <w:szCs w:val="4"/>
+      <w:lang w:val="en-US"/>
+    </w:rPr>
+  </w:style>
+  <w:style w:type="paragraph" w:customStyle="1" w:styleId="C">
+    <w:name w:val="C"/>
+    <w:basedOn w:val="Normal"/>
+    <w:link w:val="CChar"/>
+    <w:qFormat/>
+    <w:rsid w:val="0018213B"/>
+    <w:pPr>
+      <w:shd w:val="clear" w:color="auto" w:fill="F3F4F5"/>
+      <w:spacing w:after="0" w:line="285" w:lineRule="atLeast"/>
+    </w:pPr>
+    <w:rPr>
+      <w:rFonts w:ascii="JetBrains Mono NL" w:eastAsia="Times New Roman" w:hAnsi="JetBrains Mono NL" w:cs="JetBrains Mono NL"/>
+      <w:color w:val="000000" w:themeColor="text1"/>
+      <w:sz w:val="18"/>
+      <w:szCs w:val="18"/>
+      <w:lang w:eastAsia="en-IN"/>
+    </w:rPr>
+  </w:style>
+  <w:style w:type="character" w:customStyle="1" w:styleId="CChar">
+    <w:name w:val="C Char"/>
+    <w:basedOn w:val="DefaultParagraphFont"/>
+    <w:link w:val="C"/>
+    <w:rsid w:val="0018213B"/>
+    <w:rPr>
+      <w:rFonts w:ascii="JetBrains Mono NL" w:eastAsia="Times New Roman" w:hAnsi="JetBrains Mono NL" w:cs="JetBrains Mono NL"/>
+      <w:color w:val="000000" w:themeColor="text1"/>
+      <w:sz w:val="18"/>
+      <w:szCs w:val="18"/>
+      <w:shd w:val="clear" w:color="auto" w:fill="F3F4F5"/>
+      <w:lang w:eastAsia="en-IN"/>
+    </w:rPr>
+  </w:style>
+  <w:style w:type="character" w:customStyle="1" w:styleId="hgkelc">
+    <w:name w:val="hgkelc"/>
+    <w:basedOn w:val="DefaultParagraphFont"/>
+    <w:rsid w:val="00883DDE"/>
+  </w:style>
 </w:styles>
 </file>
 
@@ -1142,7 +7100,6 @@
   </w:font>
   <w:font w:name="Cascadia Code">
     <w:altName w:val="Segoe UI Symbol"/>
-    <w:panose1 w:val="020B0609020000020004"/>
     <w:charset w:val="00"/>
     <w:family w:val="modern"/>
     <w:pitch w:val="fixed"/>
@@ -1169,6 +7126,13 @@
     <w:pitch w:val="variable"/>
     <w:sig w:usb0="E4002EFF" w:usb1="C000247B" w:usb2="00000009" w:usb3="00000000" w:csb0="000001FF" w:csb1="00000000"/>
   </w:font>
+  <w:font w:name="Consolas">
+    <w:panose1 w:val="020B0609020204030204"/>
+    <w:charset w:val="00"/>
+    <w:family w:val="modern"/>
+    <w:pitch w:val="fixed"/>
+    <w:sig w:usb0="E00006FF" w:usb1="0000FCFF" w:usb2="00000001" w:usb3="00000000" w:csb0="0000019F" w:csb1="00000000"/>
+  </w:font>
 </w:fonts>
 </file>
 
@@ -1188,17 +7152,22 @@
   </w:compat>
   <w:rsids>
     <w:rsidRoot w:val="008238CD"/>
-    <w:rsid w:val="0034117F"/>
     <w:rsid w:val="003A6ABC"/>
+    <w:rsid w:val="00455B2C"/>
+    <w:rsid w:val="004D0FDD"/>
     <w:rsid w:val="004F7305"/>
     <w:rsid w:val="006D2E04"/>
+    <w:rsid w:val="00760EAE"/>
     <w:rsid w:val="008238CD"/>
+    <w:rsid w:val="0094250B"/>
     <w:rsid w:val="00A3501E"/>
     <w:rsid w:val="00AC7174"/>
     <w:rsid w:val="00C208BF"/>
     <w:rsid w:val="00C95DE2"/>
     <w:rsid w:val="00D223CD"/>
+    <w:rsid w:val="00FB7F15"/>
     <w:rsid w:val="00FD669A"/>
+    <w:rsid w:val="00FD7400"/>
   </w:rsids>
   <m:mathPr>
     <m:mathFont m:val="Cambria Math"/>
